--- a/assets/rog.docx
+++ b/assets/rog.docx
@@ -73,23 +73,32 @@
         </w:rPr>
         <w:t xml:space="preserve">   </w:t>
       </w:r>
-      <w:r>
-        <w:rPr>
-          <w:rFonts w:asciiTheme="minorHAnsi" w:hAnsiTheme="minorHAnsi" w:cstheme="minorHAnsi"/>
-        </w:rPr>
-        <w:t>7milan16</w:t>
-      </w:r>
-      <w:r>
-        <w:rPr>
-          <w:rFonts w:asciiTheme="minorHAnsi" w:hAnsiTheme="minorHAnsi" w:cstheme="minorHAnsi"/>
-        </w:rPr>
-        <w:t xml:space="preserve">@gmail.com </w:t>
-      </w:r>
-      <w:r>
-        <w:rPr>
-          <w:rFonts w:ascii="Wingdings" w:eastAsia="Wingdings" w:hAnsi="Wingdings" w:cs="Wingdings"/>
-        </w:rPr>
-        <w:t></w:t>
+      <w:hyperlink r:id="rId6" w:history="1">
+        <w:r>
+          <w:rPr>
+            <w:rStyle w:val="Hyperlink"/>
+            <w:rFonts w:asciiTheme="minorHAnsi" w:hAnsiTheme="minorHAnsi" w:cstheme="minorHAnsi"/>
+          </w:rPr>
+          <w:t>7milan16@gmail.com</w:t>
+        </w:r>
+      </w:hyperlink>
+      <w:r>
+        <w:rPr>
+          <w:rFonts w:asciiTheme="minorHAnsi" w:hAnsiTheme="minorHAnsi" w:cstheme="minorHAnsi"/>
+        </w:rPr>
+        <w:t xml:space="preserve"> </w:t>
+      </w:r>
+      <w:r>
+        <w:rPr>
+          <w:rFonts w:asciiTheme="minorHAnsi" w:hAnsiTheme="minorHAnsi" w:cstheme="minorHAnsi"/>
+        </w:rPr>
+        <w:t xml:space="preserve">  </w:t>
+      </w:r>
+      <w:r>
+        <w:rPr>
+          <w:rFonts w:asciiTheme="minorHAnsi" w:hAnsiTheme="minorHAnsi" w:cstheme="minorHAnsi"/>
+        </w:rPr>
+        <w:t>|</w:t>
       </w:r>
       <w:r>
         <w:rPr>
@@ -99,26 +108,50 @@
       </w:r>
       <w:r>
         <w:rPr>
-          <w:rFonts w:asciiTheme="minorHAnsi" w:hAnsiTheme="minorHAnsi" w:cstheme="minorHAnsi"/>
-        </w:rPr>
-        <w:t xml:space="preserve">(917) 497-6979 </w:t>
-      </w:r>
-      <w:r>
-        <w:rPr>
-          <w:rFonts w:ascii="Wingdings" w:eastAsia="Wingdings" w:hAnsi="Wingdings" w:cs="Wingdings"/>
-        </w:rPr>
-        <w:t></w:t>
-      </w:r>
-      <w:r>
-        <w:rPr>
           <w:rFonts w:ascii="Times New Roman" w:hAnsi="Times New Roman" w:cs="Times New Roman"/>
         </w:rPr>
+        <w:t xml:space="preserve"> (</w:t>
+      </w:r>
+      <w:r>
+        <w:rPr>
+          <w:rFonts w:asciiTheme="minorHAnsi" w:hAnsiTheme="minorHAnsi" w:cstheme="minorHAnsi"/>
+        </w:rPr>
+        <w:t>917) 497-6979</w:t>
+      </w:r>
+      <w:r>
+        <w:rPr>
+          <w:rFonts w:asciiTheme="minorHAnsi" w:hAnsiTheme="minorHAnsi" w:cstheme="minorHAnsi"/>
+        </w:rPr>
         <w:t xml:space="preserve"> </w:t>
       </w:r>
       <w:r>
         <w:rPr>
           <w:rFonts w:asciiTheme="minorHAnsi" w:hAnsiTheme="minorHAnsi" w:cstheme="minorHAnsi"/>
         </w:rPr>
+        <w:t xml:space="preserve"> </w:t>
+      </w:r>
+      <w:r>
+        <w:rPr>
+          <w:rFonts w:asciiTheme="minorHAnsi" w:hAnsiTheme="minorHAnsi" w:cstheme="minorHAnsi"/>
+        </w:rPr>
+        <w:t>|</w:t>
+      </w:r>
+      <w:r>
+        <w:rPr>
+          <w:rFonts w:asciiTheme="minorHAnsi" w:hAnsiTheme="minorHAnsi" w:cstheme="minorHAnsi"/>
+        </w:rPr>
+        <w:t xml:space="preserve"> </w:t>
+      </w:r>
+      <w:r>
+        <w:rPr>
+          <w:rFonts w:asciiTheme="minorHAnsi" w:hAnsiTheme="minorHAnsi" w:cstheme="minorHAnsi"/>
+        </w:rPr>
+        <w:t xml:space="preserve">  </w:t>
+      </w:r>
+      <w:r>
+        <w:rPr>
+          <w:rFonts w:asciiTheme="minorHAnsi" w:hAnsiTheme="minorHAnsi" w:cstheme="minorHAnsi"/>
+        </w:rPr>
         <w:t>DMV</w:t>
       </w:r>
       <w:r>
@@ -129,9 +162,27 @@
       </w:r>
       <w:r>
         <w:rPr>
-          <w:rFonts w:ascii="Wingdings" w:eastAsia="Wingdings" w:hAnsi="Wingdings" w:cs="Wingdings"/>
-        </w:rPr>
-        <w:t></w:t>
+          <w:rFonts w:asciiTheme="minorHAnsi" w:hAnsiTheme="minorHAnsi" w:cstheme="minorHAnsi"/>
+        </w:rPr>
+        <w:t xml:space="preserve"> </w:t>
+      </w:r>
+      <w:r>
+        <w:rPr>
+          <w:rFonts w:asciiTheme="minorHAnsi" w:hAnsiTheme="minorHAnsi" w:cstheme="minorHAnsi"/>
+        </w:rPr>
+        <w:t xml:space="preserve"> </w:t>
+      </w:r>
+      <w:r>
+        <w:rPr>
+          <w:rFonts w:asciiTheme="minorHAnsi" w:hAnsiTheme="minorHAnsi" w:cstheme="minorHAnsi"/>
+        </w:rPr>
+        <w:t>|</w:t>
+      </w:r>
+      <w:r>
+        <w:rPr>
+          <w:rFonts w:asciiTheme="minorHAnsi" w:hAnsiTheme="minorHAnsi" w:cstheme="minorHAnsi"/>
+        </w:rPr>
+        <w:t xml:space="preserve"> </w:t>
       </w:r>
       <w:r>
         <w:rPr>
@@ -139,7 +190,7 @@
         </w:rPr>
         <w:t xml:space="preserve"> </w:t>
       </w:r>
-      <w:hyperlink r:id="rId6" w:history="1">
+      <w:hyperlink r:id="rId7" w:history="1">
         <w:r>
           <w:rPr>
             <w:rStyle w:val="Hyperlink"/>
@@ -150,23 +201,46 @@
       </w:hyperlink>
       <w:r>
         <w:rPr>
+          <w:rStyle w:val="Hyperlink"/>
           <w:rFonts w:asciiTheme="minorHAnsi" w:hAnsiTheme="minorHAnsi" w:cstheme="minorHAnsi"/>
         </w:rPr>
         <w:t xml:space="preserve"> </w:t>
       </w:r>
       <w:r>
         <w:rPr>
-          <w:rFonts w:ascii="Wingdings" w:eastAsia="Wingdings" w:hAnsi="Wingdings" w:cs="Wingdings"/>
-        </w:rPr>
-        <w:t></w:t>
-      </w:r>
-      <w:r>
-        <w:rPr>
-          <w:rFonts w:asciiTheme="minorHAnsi" w:hAnsiTheme="minorHAnsi" w:cstheme="minorHAnsi"/>
+          <w:rStyle w:val="Hyperlink"/>
+          <w:rFonts w:asciiTheme="minorHAnsi" w:hAnsiTheme="minorHAnsi" w:cstheme="minorHAnsi"/>
+          <w:u w:val="none"/>
         </w:rPr>
         <w:t xml:space="preserve"> </w:t>
       </w:r>
-      <w:hyperlink r:id="rId7" w:history="1">
+      <w:r>
+        <w:rPr>
+          <w:rStyle w:val="Hyperlink"/>
+          <w:rFonts w:asciiTheme="minorHAnsi" w:hAnsiTheme="minorHAnsi" w:cstheme="minorHAnsi"/>
+          <w:u w:val="none"/>
+        </w:rPr>
+        <w:t xml:space="preserve"> </w:t>
+      </w:r>
+      <w:r>
+        <w:rPr>
+          <w:rFonts w:asciiTheme="minorHAnsi" w:hAnsiTheme="minorHAnsi" w:cstheme="minorHAnsi"/>
+        </w:rPr>
+        <w:t>|</w:t>
+      </w:r>
+      <w:r>
+        <w:rPr>
+          <w:rFonts w:asciiTheme="minorHAnsi" w:hAnsiTheme="minorHAnsi" w:cstheme="minorHAnsi"/>
+        </w:rPr>
+        <w:t xml:space="preserve"> </w:t>
+      </w:r>
+      <w:r>
+        <w:rPr>
+          <w:rFonts w:asciiTheme="minorHAnsi" w:hAnsiTheme="minorHAnsi" w:cstheme="minorHAnsi"/>
+        </w:rPr>
+        <w:t xml:space="preserve"> </w:t>
+      </w:r>
+      <w:hyperlink r:id="rId8" w:history="1">
         <w:r>
           <w:rPr>
             <w:rStyle w:val="Hyperlink"/>
@@ -554,23 +628,7 @@
                 <w:rFonts w:asciiTheme="minorHAnsi" w:eastAsia="Noto Sans Symbols" w:hAnsiTheme="minorHAnsi" w:cstheme="minorHAnsi"/>
                 <w:color w:val="000000"/>
               </w:rPr>
-              <w:t xml:space="preserve"> (pandas, </w:t>
-            </w:r>
-            <w:proofErr w:type="spellStart"/>
-            <w:r>
-              <w:rPr>
-                <w:rFonts w:asciiTheme="minorHAnsi" w:eastAsia="Noto Sans Symbols" w:hAnsiTheme="minorHAnsi" w:cstheme="minorHAnsi"/>
-                <w:color w:val="000000"/>
-              </w:rPr>
-              <w:t>pyspark</w:t>
-            </w:r>
-            <w:proofErr w:type="spellEnd"/>
-            <w:r>
-              <w:rPr>
-                <w:rFonts w:asciiTheme="minorHAnsi" w:eastAsia="Noto Sans Symbols" w:hAnsiTheme="minorHAnsi" w:cstheme="minorHAnsi"/>
-                <w:color w:val="000000"/>
-              </w:rPr>
-              <w:t>, matplotlib, etc.)</w:t>
+              <w:t xml:space="preserve"> (pandas, pyspark, matplotlib, etc.)</w:t>
             </w:r>
             <w:r>
               <w:rPr>
@@ -754,7 +812,7 @@
                 <w:rFonts w:asciiTheme="minorHAnsi" w:eastAsia="Noto Sans Symbols" w:hAnsiTheme="minorHAnsi" w:cstheme="minorHAnsi"/>
                 <w:color w:val="000000"/>
               </w:rPr>
-              <w:t>Apache Spark</w:t>
+              <w:t>Apache Spark, Delta Lake</w:t>
             </w:r>
           </w:p>
         </w:tc>
@@ -843,21 +901,12 @@
                 <w:szCs w:val="23"/>
               </w:rPr>
             </w:pPr>
-            <w:proofErr w:type="spellStart"/>
             <w:r>
               <w:rPr>
                 <w:rFonts w:asciiTheme="minorHAnsi" w:eastAsia="Noto Sans Symbols" w:hAnsiTheme="minorHAnsi" w:cstheme="minorHAnsi"/>
                 <w:color w:val="000000"/>
               </w:rPr>
-              <w:t>FastAPI</w:t>
-            </w:r>
-            <w:proofErr w:type="spellEnd"/>
-            <w:r>
-              <w:rPr>
-                <w:rFonts w:asciiTheme="minorHAnsi" w:eastAsia="Noto Sans Symbols" w:hAnsiTheme="minorHAnsi" w:cstheme="minorHAnsi"/>
-                <w:color w:val="000000"/>
-              </w:rPr>
-              <w:t>, React, Electron, RESTful APIs, OAuth</w:t>
+              <w:t>FastAPI, React, Electron, RESTful APIs, OAuth, Kalshi API, GDELT GKG</w:t>
             </w:r>
           </w:p>
         </w:tc>
@@ -1006,82 +1055,14 @@
                 <w:rFonts w:asciiTheme="minorHAnsi" w:eastAsia="Noto Sans Symbols" w:hAnsiTheme="minorHAnsi" w:cstheme="minorHAnsi"/>
                 <w:color w:val="000000"/>
               </w:rPr>
-              <w:t xml:space="preserve">GIT, Jenkins, </w:t>
-            </w:r>
-            <w:proofErr w:type="spellStart"/>
-            <w:r>
-              <w:rPr>
-                <w:rFonts w:asciiTheme="minorHAnsi" w:eastAsia="Noto Sans Symbols" w:hAnsiTheme="minorHAnsi" w:cstheme="minorHAnsi"/>
-                <w:color w:val="000000"/>
-              </w:rPr>
-              <w:t>Dagster</w:t>
-            </w:r>
-            <w:proofErr w:type="spellEnd"/>
-            <w:r>
-              <w:rPr>
-                <w:rFonts w:asciiTheme="minorHAnsi" w:eastAsia="Noto Sans Symbols" w:hAnsiTheme="minorHAnsi" w:cstheme="minorHAnsi"/>
-                <w:color w:val="000000"/>
-              </w:rPr>
-              <w:t xml:space="preserve">, </w:t>
-            </w:r>
-            <w:proofErr w:type="spellStart"/>
-            <w:r>
-              <w:rPr>
-                <w:rFonts w:asciiTheme="minorHAnsi" w:eastAsia="Noto Sans Symbols" w:hAnsiTheme="minorHAnsi" w:cstheme="minorHAnsi"/>
-                <w:color w:val="000000"/>
-              </w:rPr>
-              <w:t>Uvicorn</w:t>
-            </w:r>
-            <w:proofErr w:type="spellEnd"/>
-            <w:r>
-              <w:rPr>
-                <w:rFonts w:asciiTheme="minorHAnsi" w:eastAsia="Noto Sans Symbols" w:hAnsiTheme="minorHAnsi" w:cstheme="minorHAnsi"/>
-                <w:color w:val="000000"/>
-              </w:rPr>
-              <w:t>,</w:t>
+              <w:t>D</w:t>
             </w:r>
             <w:r>
               <w:rPr>
                 <w:rFonts w:asciiTheme="minorHAnsi" w:eastAsia="Noto Sans Symbols" w:hAnsiTheme="minorHAnsi" w:cstheme="minorHAnsi"/>
                 <w:color w:val="000000"/>
               </w:rPr>
-              <w:t xml:space="preserve"> Airflow, Jira, </w:t>
-            </w:r>
-            <w:proofErr w:type="spellStart"/>
-            <w:r>
-              <w:rPr>
-                <w:rFonts w:asciiTheme="minorHAnsi" w:eastAsia="Noto Sans Symbols" w:hAnsiTheme="minorHAnsi" w:cstheme="minorHAnsi"/>
-                <w:color w:val="000000"/>
-              </w:rPr>
-              <w:t>ActiveBatch</w:t>
-            </w:r>
-            <w:proofErr w:type="spellEnd"/>
-            <w:r>
-              <w:rPr>
-                <w:rFonts w:asciiTheme="minorHAnsi" w:eastAsia="Noto Sans Symbols" w:hAnsiTheme="minorHAnsi" w:cstheme="minorHAnsi"/>
-                <w:color w:val="000000"/>
-              </w:rPr>
-              <w:t xml:space="preserve">, Confluence, </w:t>
-            </w:r>
-          </w:p>
-          <w:p>
-            <w:pPr>
-              <w:widowControl w:val="0"/>
-              <w:spacing w:before="12" w:line="240" w:lineRule="auto"/>
-              <w:ind w:right="-576"/>
-              <w:contextualSpacing/>
-              <w:jc w:val="both"/>
-              <w:rPr>
-                <w:rFonts w:asciiTheme="minorHAnsi" w:eastAsia="Noto Sans Symbols" w:hAnsiTheme="minorHAnsi" w:cstheme="minorHAnsi"/>
-                <w:color w:val="000000"/>
-              </w:rPr>
-            </w:pPr>
-            <w:r>
-              <w:rPr>
-                <w:rFonts w:asciiTheme="minorHAnsi" w:eastAsia="Noto Sans Symbols" w:hAnsiTheme="minorHAnsi" w:cstheme="minorHAnsi"/>
-                <w:color w:val="000000"/>
-              </w:rPr>
-              <w:t>MS Office Suite</w:t>
+              <w:t>ocker, GIT, Jenkins, Dagster, Uvicorn, Airflow, Jira, ActiveBatch</w:t>
             </w:r>
           </w:p>
         </w:tc>
@@ -1113,11 +1094,12 @@
               <w:rPr>
                 <w:rFonts w:asciiTheme="minorHAnsi" w:eastAsia="Calibri" w:hAnsiTheme="minorHAnsi" w:cstheme="minorHAnsi"/>
                 <w:b/>
+                <w:bCs/>
                 <w:color w:val="000000" w:themeColor="text1"/>
                 <w:sz w:val="23"/>
                 <w:szCs w:val="23"/>
               </w:rPr>
-              <w:t>AI &amp; Large Language Models</w:t>
+              <w:t>AI, LLMs &amp; Agentic Tools</w:t>
             </w:r>
           </w:p>
         </w:tc>
@@ -1142,21 +1124,77 @@
                 <w:rFonts w:asciiTheme="minorHAnsi" w:eastAsia="Noto Sans Symbols" w:hAnsiTheme="minorHAnsi" w:cstheme="minorHAnsi"/>
                 <w:color w:val="000000"/>
               </w:rPr>
-              <w:t>OpenAI API, GPT</w:t>
+              <w:t>Claude Code, Antigravity</w:t>
             </w:r>
             <w:r>
               <w:rPr>
                 <w:rFonts w:asciiTheme="minorHAnsi" w:eastAsia="Noto Sans Symbols" w:hAnsiTheme="minorHAnsi" w:cstheme="minorHAnsi"/>
                 <w:color w:val="000000"/>
               </w:rPr>
-              <w:t xml:space="preserve">3.5t, 4+, </w:t>
+              <w:t>,</w:t>
             </w:r>
             <w:r>
               <w:rPr>
                 <w:rFonts w:asciiTheme="minorHAnsi" w:eastAsia="Noto Sans Symbols" w:hAnsiTheme="minorHAnsi" w:cstheme="minorHAnsi"/>
                 <w:color w:val="000000"/>
               </w:rPr>
-              <w:t xml:space="preserve">5 (Mini &amp; Nano), GPT-4o, GPT-3.5, Whisper </w:t>
+              <w:t xml:space="preserve"> ChromaDB</w:t>
+            </w:r>
+            <w:r>
+              <w:rPr>
+                <w:rFonts w:asciiTheme="minorHAnsi" w:eastAsia="Noto Sans Symbols" w:hAnsiTheme="minorHAnsi" w:cstheme="minorHAnsi"/>
+                <w:color w:val="000000"/>
+              </w:rPr>
+              <w:t xml:space="preserve"> </w:t>
+            </w:r>
+            <w:r>
+              <w:rPr>
+                <w:rFonts w:asciiTheme="minorHAnsi" w:eastAsia="Noto Sans Symbols" w:hAnsiTheme="minorHAnsi" w:cstheme="minorHAnsi"/>
+                <w:color w:val="000000"/>
+              </w:rPr>
+              <w:t xml:space="preserve">OpenAI API, </w:t>
+            </w:r>
+            <w:r>
+              <w:rPr>
+                <w:rFonts w:asciiTheme="minorHAnsi" w:eastAsia="Noto Sans Symbols" w:hAnsiTheme="minorHAnsi" w:cstheme="minorHAnsi"/>
+                <w:color w:val="000000"/>
+              </w:rPr>
+              <w:t xml:space="preserve">Groq API, </w:t>
+            </w:r>
+            <w:r>
+              <w:rPr>
+                <w:rFonts w:asciiTheme="minorHAnsi" w:eastAsia="Noto Sans Symbols" w:hAnsiTheme="minorHAnsi" w:cstheme="minorHAnsi"/>
+                <w:color w:val="000000"/>
+              </w:rPr>
+              <w:t>Whisper</w:t>
+            </w:r>
+            <w:r>
+              <w:rPr>
+                <w:rFonts w:asciiTheme="minorHAnsi" w:eastAsia="Noto Sans Symbols" w:hAnsiTheme="minorHAnsi" w:cstheme="minorHAnsi"/>
+                <w:color w:val="000000"/>
+              </w:rPr>
+              <w:t xml:space="preserve"> (S</w:t>
+            </w:r>
+            <w:r>
+              <w:rPr>
+                <w:rFonts w:asciiTheme="minorHAnsi" w:eastAsia="Noto Sans Symbols" w:hAnsiTheme="minorHAnsi" w:cstheme="minorHAnsi"/>
+                <w:color w:val="000000"/>
+              </w:rPr>
+              <w:t>-T-P</w:t>
+            </w:r>
+            <w:r>
+              <w:rPr>
+                <w:rFonts w:asciiTheme="minorHAnsi" w:eastAsia="Noto Sans Symbols" w:hAnsiTheme="minorHAnsi" w:cstheme="minorHAnsi"/>
+                <w:color w:val="000000"/>
+              </w:rPr>
+              <w:t>)</w:t>
+            </w:r>
+            <w:r>
+              <w:rPr>
+                <w:rFonts w:asciiTheme="minorHAnsi" w:eastAsia="Noto Sans Symbols" w:hAnsiTheme="minorHAnsi" w:cstheme="minorHAnsi"/>
+                <w:color w:val="000000"/>
+              </w:rPr>
+              <w:t xml:space="preserve">, </w:t>
             </w:r>
           </w:p>
           <w:p>
@@ -1176,7 +1214,7 @@
                 <w:rFonts w:asciiTheme="minorHAnsi" w:eastAsia="Noto Sans Symbols" w:hAnsiTheme="minorHAnsi" w:cstheme="minorHAnsi"/>
                 <w:color w:val="000000"/>
               </w:rPr>
-              <w:t>(Speech-to-Text)</w:t>
+              <w:t>Sentiment Analysis (VADER / LLMs)</w:t>
             </w:r>
           </w:p>
         </w:tc>
@@ -1242,15 +1280,17 @@
           <w:right w:val="nil"/>
           <w:between w:val="nil"/>
         </w:pBdr>
-        <w:spacing w:before="8" w:line="240" w:lineRule="auto"/>
-        <w:ind w:left="-270" w:right="-576" w:hanging="180"/>
+        <w:spacing w:before="12" w:line="240" w:lineRule="auto"/>
+        <w:ind w:left="-259" w:right="-576" w:hanging="187"/>
         <w:contextualSpacing/>
         <w:jc w:val="both"/>
         <w:rPr>
           <w:rFonts w:asciiTheme="minorHAnsi" w:eastAsia="Calibri" w:hAnsiTheme="minorHAnsi" w:cstheme="minorHAnsi"/>
+          <w:b/>
+          <w:bCs/>
           <w:color w:val="2E74B5" w:themeColor="accent1" w:themeShade="BF"/>
-          <w:sz w:val="4"/>
-          <w:szCs w:val="4"/>
+          <w:sz w:val="23"/>
+          <w:szCs w:val="23"/>
         </w:rPr>
       </w:pPr>
     </w:p>
@@ -1269,21 +1309,482 @@
         <w:contextualSpacing/>
         <w:jc w:val="both"/>
         <w:rPr>
+          <w:rFonts w:asciiTheme="minorHAnsi" w:eastAsia="Calibri" w:hAnsiTheme="minorHAnsi" w:cstheme="minorHAnsi"/>
+          <w:b/>
+          <w:color w:val="948A54"/>
+          <w:sz w:val="23"/>
+          <w:szCs w:val="23"/>
+        </w:rPr>
+      </w:pPr>
+      <w:r>
+        <w:rPr>
+          <w:rFonts w:asciiTheme="minorHAnsi" w:eastAsia="Calibri" w:hAnsiTheme="minorHAnsi" w:cstheme="minorHAnsi"/>
+          <w:b/>
+          <w:bCs/>
+          <w:color w:val="2E74B5" w:themeColor="accent1" w:themeShade="BF"/>
+          <w:sz w:val="23"/>
+          <w:szCs w:val="23"/>
+        </w:rPr>
+        <w:t>Kalshi-Prediction-Engine</w:t>
+      </w:r>
+      <w:r>
+        <w:rPr>
+          <w:rFonts w:asciiTheme="minorHAnsi" w:eastAsia="Calibri" w:hAnsiTheme="minorHAnsi" w:cstheme="minorHAnsi"/>
+          <w:b/>
+          <w:bCs/>
+          <w:color w:val="2E74B5" w:themeColor="accent1" w:themeShade="BF"/>
+          <w:sz w:val="23"/>
+          <w:szCs w:val="23"/>
+        </w:rPr>
+        <w:t xml:space="preserve"> </w:t>
+      </w:r>
+      <w:r>
+        <w:rPr>
+          <w:rFonts w:asciiTheme="minorHAnsi" w:eastAsia="Calibri" w:hAnsiTheme="minorHAnsi" w:cstheme="minorHAnsi"/>
+          <w:b/>
+          <w:bCs/>
+          <w:color w:val="2E74B5" w:themeColor="accent1" w:themeShade="BF"/>
+          <w:sz w:val="23"/>
+          <w:szCs w:val="23"/>
+        </w:rPr>
+        <w:t xml:space="preserve">(AI-Powered </w:t>
+      </w:r>
+      <w:r>
+        <w:rPr>
+          <w:rFonts w:asciiTheme="minorHAnsi" w:eastAsia="Calibri" w:hAnsiTheme="minorHAnsi" w:cstheme="minorHAnsi"/>
+          <w:b/>
+          <w:bCs/>
+          <w:color w:val="2E74B5" w:themeColor="accent1" w:themeShade="BF"/>
+          <w:sz w:val="23"/>
+          <w:szCs w:val="23"/>
+        </w:rPr>
+        <w:t>Intelligence</w:t>
+      </w:r>
+      <w:r>
+        <w:rPr>
+          <w:rFonts w:asciiTheme="minorHAnsi" w:eastAsia="Calibri" w:hAnsiTheme="minorHAnsi" w:cstheme="minorHAnsi"/>
+          <w:b/>
+          <w:bCs/>
+          <w:color w:val="2E74B5" w:themeColor="accent1" w:themeShade="BF"/>
+          <w:sz w:val="23"/>
+          <w:szCs w:val="23"/>
+        </w:rPr>
+        <w:t xml:space="preserve"> </w:t>
+      </w:r>
+      <w:r>
+        <w:rPr>
+          <w:rFonts w:asciiTheme="minorHAnsi" w:eastAsia="Calibri" w:hAnsiTheme="minorHAnsi" w:cstheme="minorHAnsi"/>
+          <w:b/>
+          <w:bCs/>
+          <w:color w:val="2E74B5" w:themeColor="accent1" w:themeShade="BF"/>
+          <w:sz w:val="23"/>
+          <w:szCs w:val="23"/>
+        </w:rPr>
+        <w:t>Lake-House</w:t>
+      </w:r>
+      <w:r>
+        <w:rPr>
+          <w:rFonts w:asciiTheme="minorHAnsi" w:eastAsia="Calibri" w:hAnsiTheme="minorHAnsi" w:cstheme="minorHAnsi"/>
+          <w:b/>
+          <w:bCs/>
+          <w:color w:val="2E74B5" w:themeColor="accent1" w:themeShade="BF"/>
+          <w:sz w:val="23"/>
+          <w:szCs w:val="23"/>
+        </w:rPr>
+        <w:t xml:space="preserve">) </w:t>
+      </w:r>
+      <w:hyperlink r:id="rId9" w:history="1">
+        <w:r>
+          <w:rPr>
+            <w:rStyle w:val="Hyperlink"/>
+            <w:rFonts w:asciiTheme="minorHAnsi" w:eastAsia="Calibri" w:hAnsiTheme="minorHAnsi" w:cstheme="minorHAnsi"/>
+            <w:b/>
+            <w:bCs/>
+            <w:sz w:val="23"/>
+            <w:szCs w:val="23"/>
+          </w:rPr>
+          <w:t>https://github.com/70milan/Kalshi_P</w:t>
+        </w:r>
+        <w:r>
+          <w:rPr>
+            <w:rStyle w:val="Hyperlink"/>
+            <w:rFonts w:asciiTheme="minorHAnsi" w:eastAsia="Calibri" w:hAnsiTheme="minorHAnsi" w:cstheme="minorHAnsi"/>
+            <w:b/>
+            <w:bCs/>
+            <w:sz w:val="23"/>
+            <w:szCs w:val="23"/>
+          </w:rPr>
+          <w:t>r</w:t>
+        </w:r>
+        <w:r>
+          <w:rPr>
+            <w:rStyle w:val="Hyperlink"/>
+            <w:rFonts w:asciiTheme="minorHAnsi" w:eastAsia="Calibri" w:hAnsiTheme="minorHAnsi" w:cstheme="minorHAnsi"/>
+            <w:b/>
+            <w:bCs/>
+            <w:sz w:val="23"/>
+            <w:szCs w:val="23"/>
+          </w:rPr>
+          <w:t>edictionProject</w:t>
+        </w:r>
+      </w:hyperlink>
+    </w:p>
+    <w:p>
+      <w:pPr>
+        <w:widowControl w:val="0"/>
+        <w:numPr>
+          <w:ilvl w:val="0"/>
+          <w:numId w:val="28"/>
+        </w:numPr>
+        <w:pBdr>
+          <w:top w:val="nil"/>
+          <w:left w:val="nil"/>
+          <w:bottom w:val="nil"/>
+          <w:right w:val="nil"/>
+          <w:between w:val="nil"/>
+        </w:pBdr>
+        <w:tabs>
+          <w:tab w:val="clear" w:pos="720"/>
+          <w:tab w:val="num" w:pos="360"/>
+        </w:tabs>
+        <w:spacing w:before="12" w:line="240" w:lineRule="auto"/>
+        <w:ind w:left="-270" w:right="-576" w:hanging="180"/>
+        <w:jc w:val="both"/>
+        <w:rPr>
           <w:rFonts w:asciiTheme="minorHAnsi" w:eastAsia="Noto Sans Symbols" w:hAnsiTheme="minorHAnsi" w:cstheme="minorHAnsi"/>
+          <w:bCs/>
+          <w:color w:val="000000"/>
+        </w:rPr>
+      </w:pPr>
+      <w:r>
+        <w:rPr>
+          <w:rFonts w:asciiTheme="minorHAnsi" w:eastAsia="Noto Sans Symbols" w:hAnsiTheme="minorHAnsi" w:cstheme="minorHAnsi"/>
+          <w:bCs/>
+          <w:color w:val="000000"/>
+        </w:rPr>
+        <w:t>Architected a full-stack prediction market intelligence platform using a Medallion (Bronze/Silver/Gold) data lakehouse, processing 6 global news feeds, GDELT event streams, and Kalshi prediction market data through PySpark ETL with Delta Lake ACID guarantees.</w:t>
+      </w:r>
+    </w:p>
+    <w:p>
+      <w:pPr>
+        <w:widowControl w:val="0"/>
+        <w:numPr>
+          <w:ilvl w:val="0"/>
+          <w:numId w:val="28"/>
+        </w:numPr>
+        <w:pBdr>
+          <w:top w:val="nil"/>
+          <w:left w:val="nil"/>
+          <w:bottom w:val="nil"/>
+          <w:right w:val="nil"/>
+          <w:between w:val="nil"/>
+        </w:pBdr>
+        <w:tabs>
+          <w:tab w:val="clear" w:pos="720"/>
+          <w:tab w:val="num" w:pos="360"/>
+        </w:tabs>
+        <w:spacing w:before="12" w:line="240" w:lineRule="auto"/>
+        <w:ind w:left="-270" w:right="-576" w:hanging="180"/>
+        <w:jc w:val="both"/>
+        <w:rPr>
+          <w:rFonts w:asciiTheme="minorHAnsi" w:eastAsia="Noto Sans Symbols" w:hAnsiTheme="minorHAnsi" w:cstheme="minorHAnsi"/>
+          <w:bCs/>
+          <w:color w:val="000000"/>
+        </w:rPr>
+      </w:pPr>
+      <w:r>
+        <w:rPr>
+          <w:rFonts w:asciiTheme="minorHAnsi" w:eastAsia="Noto Sans Symbols" w:hAnsiTheme="minorHAnsi" w:cstheme="minorHAnsi"/>
+          <w:bCs/>
+          <w:color w:val="000000"/>
+        </w:rPr>
+        <w:t>Engineered a RAG-powered inference engine that embeds Silver-layer data into ChromaDB (MiniLM-L6-v2), performs cascading time-windowed semantic search, and synthesizes bull/bear/verdict intelligence briefs via Groq (Llama 3.3 70B) — including automated "Ghost Pump" detection for unsupported price movements.</w:t>
+      </w:r>
+    </w:p>
+    <w:p>
+      <w:pPr>
+        <w:widowControl w:val="0"/>
+        <w:numPr>
+          <w:ilvl w:val="0"/>
+          <w:numId w:val="28"/>
+        </w:numPr>
+        <w:pBdr>
+          <w:top w:val="nil"/>
+          <w:left w:val="nil"/>
+          <w:bottom w:val="nil"/>
+          <w:right w:val="nil"/>
+          <w:between w:val="nil"/>
+        </w:pBdr>
+        <w:tabs>
+          <w:tab w:val="clear" w:pos="720"/>
+          <w:tab w:val="num" w:pos="360"/>
+        </w:tabs>
+        <w:spacing w:before="12" w:line="240" w:lineRule="auto"/>
+        <w:ind w:left="-270" w:right="-576" w:hanging="180"/>
+        <w:jc w:val="both"/>
+        <w:rPr>
+          <w:rFonts w:asciiTheme="minorHAnsi" w:eastAsia="Noto Sans Symbols" w:hAnsiTheme="minorHAnsi" w:cstheme="minorHAnsi"/>
+          <w:bCs/>
+          <w:color w:val="000000"/>
+        </w:rPr>
+      </w:pPr>
+      <w:r>
+        <w:rPr>
+          <w:rFonts w:asciiTheme="minorHAnsi" w:eastAsia="Noto Sans Symbols" w:hAnsiTheme="minorHAnsi" w:cstheme="minorHAnsi"/>
+          <w:bCs/>
+          <w:color w:val="000000"/>
+        </w:rPr>
+        <w:t>Built a React Human-in-the-Loop trade terminal backed by a FastAPI bridge server, surfacing AI-generated intelligence briefs with Kelly Criterion bet-sizing and a Safe Mode guard for risk-controlled live trade execution on Kalshi via RSA-signed API calls.</w:t>
+      </w:r>
+    </w:p>
+    <w:p>
+      <w:pPr>
+        <w:widowControl w:val="0"/>
+        <w:numPr>
+          <w:ilvl w:val="0"/>
+          <w:numId w:val="28"/>
+        </w:numPr>
+        <w:pBdr>
+          <w:top w:val="nil"/>
+          <w:left w:val="nil"/>
+          <w:bottom w:val="nil"/>
+          <w:right w:val="nil"/>
+          <w:between w:val="nil"/>
+        </w:pBdr>
+        <w:tabs>
+          <w:tab w:val="clear" w:pos="720"/>
+          <w:tab w:val="num" w:pos="360"/>
+        </w:tabs>
+        <w:spacing w:before="12" w:line="240" w:lineRule="auto"/>
+        <w:ind w:left="-270" w:right="-576" w:hanging="180"/>
+        <w:jc w:val="both"/>
+        <w:rPr>
+          <w:rFonts w:asciiTheme="minorHAnsi" w:eastAsia="Noto Sans Symbols" w:hAnsiTheme="minorHAnsi" w:cstheme="minorHAnsi"/>
+          <w:bCs/>
+          <w:color w:val="000000"/>
+        </w:rPr>
+      </w:pPr>
+      <w:r>
+        <w:rPr>
+          <w:rFonts w:asciiTheme="minorHAnsi" w:eastAsia="Noto Sans Symbols" w:hAnsiTheme="minorHAnsi" w:cstheme="minorHAnsi"/>
+          <w:bCs/>
+          <w:color w:val="000000"/>
+        </w:rPr>
+        <w:t>Deployed a 10-container Docker Compose production environment with a custom ETL orchestrator (watermark-based change detection, lock-file API coordination, once-daily settlement sweeps) running autonomously at $0/month on local Windows infrastructure.</w:t>
+      </w:r>
+    </w:p>
+    <w:p>
+      <w:pPr>
+        <w:widowControl w:val="0"/>
+        <w:numPr>
+          <w:ilvl w:val="0"/>
+          <w:numId w:val="28"/>
+        </w:numPr>
+        <w:pBdr>
+          <w:top w:val="nil"/>
+          <w:left w:val="nil"/>
+          <w:bottom w:val="nil"/>
+          <w:right w:val="nil"/>
+          <w:between w:val="nil"/>
+        </w:pBdr>
+        <w:tabs>
+          <w:tab w:val="clear" w:pos="720"/>
+          <w:tab w:val="num" w:pos="360"/>
+        </w:tabs>
+        <w:spacing w:before="12" w:line="240" w:lineRule="auto"/>
+        <w:ind w:left="-270" w:right="-576" w:hanging="180"/>
+        <w:jc w:val="both"/>
+        <w:rPr>
+          <w:rFonts w:asciiTheme="minorHAnsi" w:eastAsia="Noto Sans Symbols" w:hAnsiTheme="minorHAnsi" w:cstheme="minorHAnsi"/>
+          <w:i/>
+          <w:iCs/>
+          <w:color w:val="000000"/>
+          <w:sz w:val="21"/>
+          <w:szCs w:val="21"/>
+        </w:rPr>
+      </w:pPr>
+      <w:r>
+        <w:rPr>
+          <w:rFonts w:asciiTheme="minorHAnsi" w:eastAsia="Noto Sans Symbols" w:hAnsiTheme="minorHAnsi" w:cstheme="minorHAnsi"/>
+          <w:bCs/>
+          <w:color w:val="000000"/>
+        </w:rPr>
+        <w:t>Implemented resilient, low-cost ingestion across BBC, CNN, Fox, NYT, NY Post, and The Hindu using RSS discovery, Trafilatura full-text extraction, and VADER sentiment scoring, with surgical Kalshi series-first filtering reducing API calls by ~98%.</w:t>
+      </w:r>
+    </w:p>
+    <w:p>
+      <w:pPr>
+        <w:widowControl w:val="0"/>
+        <w:pBdr>
+          <w:top w:val="nil"/>
+          <w:left w:val="nil"/>
+          <w:bottom w:val="nil"/>
+          <w:right w:val="nil"/>
+          <w:between w:val="nil"/>
+        </w:pBdr>
+        <w:tabs>
+          <w:tab w:val="left" w:pos="450"/>
+        </w:tabs>
+        <w:spacing w:before="12" w:line="240" w:lineRule="auto"/>
+        <w:ind w:left="540" w:right="-576" w:hanging="1080"/>
+        <w:jc w:val="center"/>
+        <w:rPr>
+          <w:rFonts w:asciiTheme="minorHAnsi" w:eastAsia="Noto Sans Symbols" w:hAnsiTheme="minorHAnsi" w:cstheme="minorHAnsi"/>
+          <w:i/>
+          <w:iCs/>
+          <w:color w:val="000000"/>
+          <w:sz w:val="21"/>
+          <w:szCs w:val="21"/>
+        </w:rPr>
+      </w:pPr>
+      <w:r>
+        <w:rPr>
+          <w:rFonts w:asciiTheme="minorHAnsi" w:eastAsia="Noto Sans Symbols" w:hAnsiTheme="minorHAnsi" w:cstheme="minorHAnsi"/>
+          <w:b/>
+          <w:bCs/>
+          <w:i/>
+          <w:iCs/>
+          <w:color w:val="000000"/>
+          <w:sz w:val="21"/>
+          <w:szCs w:val="21"/>
+        </w:rPr>
+        <w:t xml:space="preserve">Tech Stack: </w:t>
+      </w:r>
+      <w:r>
+        <w:rPr>
+          <w:rFonts w:asciiTheme="minorHAnsi" w:eastAsia="Noto Sans Symbols" w:hAnsiTheme="minorHAnsi" w:cstheme="minorHAnsi"/>
+          <w:b/>
+          <w:bCs/>
+          <w:i/>
+          <w:iCs/>
+          <w:color w:val="000000"/>
+          <w:sz w:val="21"/>
+          <w:szCs w:val="21"/>
+        </w:rPr>
+        <w:t>Python (PySpark/Pandas),</w:t>
+      </w:r>
+      <w:r>
+        <w:rPr>
+          <w:rFonts w:asciiTheme="minorHAnsi" w:eastAsia="Noto Sans Symbols" w:hAnsiTheme="minorHAnsi" w:cstheme="minorHAnsi"/>
+          <w:b/>
+          <w:bCs/>
+          <w:i/>
+          <w:iCs/>
+          <w:color w:val="000000"/>
+          <w:sz w:val="21"/>
+          <w:szCs w:val="21"/>
+        </w:rPr>
+        <w:t>GroqAPI</w:t>
+      </w:r>
+      <w:r>
+        <w:rPr>
+          <w:rFonts w:asciiTheme="minorHAnsi" w:eastAsia="Noto Sans Symbols" w:hAnsiTheme="minorHAnsi" w:cstheme="minorHAnsi"/>
+          <w:b/>
+          <w:bCs/>
+          <w:i/>
+          <w:iCs/>
+          <w:color w:val="000000"/>
+          <w:sz w:val="21"/>
+          <w:szCs w:val="21"/>
+        </w:rPr>
+        <w:t xml:space="preserve"> DuckDB</w:t>
+      </w:r>
+      <w:r>
+        <w:rPr>
+          <w:rFonts w:asciiTheme="minorHAnsi" w:eastAsia="Noto Sans Symbols" w:hAnsiTheme="minorHAnsi" w:cstheme="minorHAnsi"/>
+          <w:b/>
+          <w:bCs/>
+          <w:i/>
+          <w:iCs/>
+          <w:color w:val="000000"/>
+          <w:sz w:val="21"/>
+          <w:szCs w:val="21"/>
+        </w:rPr>
+        <w:t>, ChromaDB</w:t>
+      </w:r>
+      <w:r>
+        <w:rPr>
+          <w:rFonts w:asciiTheme="minorHAnsi" w:eastAsia="Noto Sans Symbols" w:hAnsiTheme="minorHAnsi" w:cstheme="minorHAnsi"/>
+          <w:b/>
+          <w:bCs/>
+          <w:i/>
+          <w:iCs/>
+          <w:color w:val="000000"/>
+          <w:sz w:val="21"/>
+          <w:szCs w:val="21"/>
+        </w:rPr>
+        <w:t xml:space="preserve">, Delta Lake, Kalshi API, GDELT GKG, Sentiment Analysis (VADER/LLM), Docker, </w:t>
+      </w:r>
+      <w:r>
+        <w:rPr>
+          <w:rFonts w:asciiTheme="minorHAnsi" w:eastAsia="Noto Sans Symbols" w:hAnsiTheme="minorHAnsi" w:cstheme="minorHAnsi"/>
+          <w:b/>
+          <w:bCs/>
+          <w:i/>
+          <w:iCs/>
+          <w:color w:val="000000"/>
+          <w:sz w:val="21"/>
+          <w:szCs w:val="21"/>
+        </w:rPr>
+        <w:t>React</w:t>
+      </w:r>
+      <w:r>
+        <w:rPr>
+          <w:rFonts w:asciiTheme="minorHAnsi" w:eastAsia="Noto Sans Symbols" w:hAnsiTheme="minorHAnsi" w:cstheme="minorHAnsi"/>
+          <w:b/>
+          <w:bCs/>
+          <w:i/>
+          <w:iCs/>
+          <w:color w:val="000000"/>
+          <w:sz w:val="21"/>
+          <w:szCs w:val="21"/>
+        </w:rPr>
+        <w:t>.</w:t>
+      </w:r>
+    </w:p>
+    <w:p>
+      <w:pPr>
+        <w:widowControl w:val="0"/>
+        <w:pBdr>
+          <w:top w:val="nil"/>
+          <w:left w:val="nil"/>
+          <w:bottom w:val="nil"/>
+          <w:right w:val="nil"/>
+          <w:between w:val="nil"/>
+        </w:pBdr>
+        <w:spacing w:before="8" w:line="240" w:lineRule="auto"/>
+        <w:ind w:left="-270" w:right="-576" w:hanging="180"/>
+        <w:contextualSpacing/>
+        <w:jc w:val="both"/>
+        <w:rPr>
+          <w:rFonts w:asciiTheme="minorHAnsi" w:eastAsia="Calibri" w:hAnsiTheme="minorHAnsi" w:cstheme="minorHAnsi"/>
+          <w:color w:val="2E74B5" w:themeColor="accent1" w:themeShade="BF"/>
+          <w:sz w:val="23"/>
+          <w:szCs w:val="23"/>
+        </w:rPr>
+      </w:pPr>
+    </w:p>
+    <w:p>
+      <w:pPr>
+        <w:widowControl w:val="0"/>
+        <w:pBdr>
+          <w:top w:val="nil"/>
+          <w:left w:val="nil"/>
+          <w:bottom w:val="nil"/>
+          <w:right w:val="nil"/>
+          <w:between w:val="nil"/>
+        </w:pBdr>
+        <w:spacing w:before="8" w:line="240" w:lineRule="auto"/>
+        <w:ind w:left="-270" w:right="-576" w:hanging="180"/>
+        <w:contextualSpacing/>
+        <w:jc w:val="both"/>
+        <w:rPr>
+          <w:rFonts w:asciiTheme="minorHAnsi" w:eastAsia="Calibri" w:hAnsiTheme="minorHAnsi" w:cstheme="minorHAnsi"/>
           <w:color w:val="2E74B5" w:themeColor="accent1" w:themeShade="BF"/>
           <w:sz w:val="4"/>
           <w:szCs w:val="4"/>
         </w:rPr>
       </w:pPr>
-      <w:r>
-        <w:rPr>
-          <w:rFonts w:asciiTheme="minorHAnsi" w:eastAsia="Noto Sans Symbols" w:hAnsiTheme="minorHAnsi" w:cstheme="minorHAnsi"/>
-          <w:color w:val="2E74B5" w:themeColor="accent1" w:themeShade="BF"/>
-          <w:sz w:val="4"/>
-          <w:szCs w:val="4"/>
-        </w:rPr>
-        <w:t xml:space="preserve"> </w:t>
-      </w:r>
     </w:p>
     <w:p>
       <w:pPr>
@@ -1300,6 +1801,37 @@
         <w:contextualSpacing/>
         <w:jc w:val="both"/>
         <w:rPr>
+          <w:rFonts w:asciiTheme="minorHAnsi" w:eastAsia="Noto Sans Symbols" w:hAnsiTheme="minorHAnsi" w:cstheme="minorHAnsi"/>
+          <w:color w:val="2E74B5" w:themeColor="accent1" w:themeShade="BF"/>
+          <w:sz w:val="4"/>
+          <w:szCs w:val="4"/>
+        </w:rPr>
+      </w:pPr>
+      <w:r>
+        <w:rPr>
+          <w:rFonts w:asciiTheme="minorHAnsi" w:eastAsia="Noto Sans Symbols" w:hAnsiTheme="minorHAnsi" w:cstheme="minorHAnsi"/>
+          <w:color w:val="2E74B5" w:themeColor="accent1" w:themeShade="BF"/>
+          <w:sz w:val="4"/>
+          <w:szCs w:val="4"/>
+        </w:rPr>
+        <w:t xml:space="preserve"> </w:t>
+      </w:r>
+    </w:p>
+    <w:p>
+      <w:pPr>
+        <w:widowControl w:val="0"/>
+        <w:pBdr>
+          <w:top w:val="nil"/>
+          <w:left w:val="nil"/>
+          <w:bottom w:val="nil"/>
+          <w:right w:val="nil"/>
+          <w:between w:val="nil"/>
+        </w:pBdr>
+        <w:spacing w:before="12" w:line="240" w:lineRule="auto"/>
+        <w:ind w:left="-259" w:right="-576" w:hanging="187"/>
+        <w:contextualSpacing/>
+        <w:jc w:val="both"/>
+        <w:rPr>
           <w:rFonts w:asciiTheme="minorHAnsi" w:eastAsia="Calibri" w:hAnsiTheme="minorHAnsi" w:cstheme="minorHAnsi"/>
           <w:b/>
           <w:color w:val="948A54"/>
@@ -1307,7 +1839,6 @@
           <w:szCs w:val="23"/>
         </w:rPr>
       </w:pPr>
-      <w:proofErr w:type="spellStart"/>
       <w:r>
         <w:rPr>
           <w:rFonts w:asciiTheme="minorHAnsi" w:eastAsia="Calibri" w:hAnsiTheme="minorHAnsi" w:cstheme="minorHAnsi"/>
@@ -1319,7 +1850,6 @@
         </w:rPr>
         <w:t>RealTime_Context_Engine</w:t>
       </w:r>
-      <w:proofErr w:type="spellEnd"/>
       <w:r>
         <w:rPr>
           <w:rFonts w:asciiTheme="minorHAnsi" w:eastAsia="Calibri" w:hAnsiTheme="minorHAnsi" w:cstheme="minorHAnsi"/>
@@ -1331,7 +1861,7 @@
         </w:rPr>
         <w:t xml:space="preserve"> (AI-Powered Windows Runtime Host) </w:t>
       </w:r>
-      <w:hyperlink r:id="rId8" w:history="1">
+      <w:hyperlink r:id="rId10" w:history="1">
         <w:r>
           <w:rPr>
             <w:rStyle w:val="Hyperlink"/>
@@ -1341,7 +1871,7 @@
             <w:sz w:val="23"/>
             <w:szCs w:val="23"/>
           </w:rPr>
-          <w:t>https://github.com/70milan/job_bandit</w:t>
+          <w:t>https://github.com/70milan/RealTime_Context_Engine</w:t>
         </w:r>
       </w:hyperlink>
     </w:p>
@@ -1418,19 +1948,8 @@
           <w:bCs/>
           <w:color w:val="000000"/>
         </w:rPr>
-        <w:t>Python/</w:t>
-      </w:r>
-      <w:proofErr w:type="spellStart"/>
-      <w:r>
-        <w:rPr>
-          <w:rFonts w:asciiTheme="minorHAnsi" w:eastAsia="Noto Sans Symbols" w:hAnsiTheme="minorHAnsi" w:cstheme="minorHAnsi"/>
-          <w:b/>
-          <w:bCs/>
-          <w:color w:val="000000"/>
-        </w:rPr>
-        <w:t>FastAPI</w:t>
-      </w:r>
-      <w:proofErr w:type="spellEnd"/>
+        <w:t>Python/FastAPI</w:t>
+      </w:r>
       <w:r>
         <w:rPr>
           <w:rFonts w:asciiTheme="minorHAnsi" w:eastAsia="Noto Sans Symbols" w:hAnsiTheme="minorHAnsi" w:cstheme="minorHAnsi"/>
@@ -1538,25 +2057,7 @@
           <w:bCs/>
           <w:color w:val="000000"/>
         </w:rPr>
-        <w:t xml:space="preserve"> (Time </w:t>
-      </w:r>
-      <w:proofErr w:type="gramStart"/>
-      <w:r>
-        <w:rPr>
-          <w:rFonts w:asciiTheme="minorHAnsi" w:eastAsia="Noto Sans Symbols" w:hAnsiTheme="minorHAnsi" w:cstheme="minorHAnsi"/>
-          <w:bCs/>
-          <w:color w:val="000000"/>
-        </w:rPr>
-        <w:t>To</w:t>
-      </w:r>
-      <w:proofErr w:type="gramEnd"/>
-      <w:r>
-        <w:rPr>
-          <w:rFonts w:asciiTheme="minorHAnsi" w:eastAsia="Noto Sans Symbols" w:hAnsiTheme="minorHAnsi" w:cstheme="minorHAnsi"/>
-          <w:bCs/>
-          <w:color w:val="000000"/>
-        </w:rPr>
-        <w:t xml:space="preserve"> First Token).</w:t>
+        <w:t xml:space="preserve"> (Time To First Token).</w:t>
       </w:r>
     </w:p>
     <w:p>
@@ -1742,7 +2243,6 @@
         </w:rPr>
         <w:t xml:space="preserve"> using </w:t>
       </w:r>
-      <w:proofErr w:type="spellStart"/>
       <w:r>
         <w:rPr>
           <w:rFonts w:asciiTheme="minorHAnsi" w:eastAsia="Noto Sans Symbols" w:hAnsiTheme="minorHAnsi" w:cstheme="minorHAnsi"/>
@@ -1752,7 +2252,6 @@
         </w:rPr>
         <w:t>PyInstaller</w:t>
       </w:r>
-      <w:proofErr w:type="spellEnd"/>
       <w:r>
         <w:rPr>
           <w:rFonts w:asciiTheme="minorHAnsi" w:eastAsia="Noto Sans Symbols" w:hAnsiTheme="minorHAnsi" w:cstheme="minorHAnsi"/>
@@ -1860,91 +2359,7 @@
           <w:sz w:val="21"/>
           <w:szCs w:val="21"/>
         </w:rPr>
-        <w:t>Python (</w:t>
-      </w:r>
-      <w:proofErr w:type="spellStart"/>
-      <w:r>
-        <w:rPr>
-          <w:rFonts w:asciiTheme="minorHAnsi" w:eastAsia="Noto Sans Symbols" w:hAnsiTheme="minorHAnsi" w:cstheme="minorHAnsi"/>
-          <w:b/>
-          <w:bCs/>
-          <w:i/>
-          <w:iCs/>
-          <w:color w:val="000000"/>
-          <w:sz w:val="21"/>
-          <w:szCs w:val="21"/>
-        </w:rPr>
-        <w:t>FastAPI</w:t>
-      </w:r>
-      <w:proofErr w:type="spellEnd"/>
-      <w:r>
-        <w:rPr>
-          <w:rFonts w:asciiTheme="minorHAnsi" w:eastAsia="Noto Sans Symbols" w:hAnsiTheme="minorHAnsi" w:cstheme="minorHAnsi"/>
-          <w:b/>
-          <w:bCs/>
-          <w:i/>
-          <w:iCs/>
-          <w:color w:val="000000"/>
-          <w:sz w:val="21"/>
-          <w:szCs w:val="21"/>
-        </w:rPr>
-        <w:t>/</w:t>
-      </w:r>
-      <w:proofErr w:type="spellStart"/>
-      <w:r>
-        <w:rPr>
-          <w:rFonts w:asciiTheme="minorHAnsi" w:eastAsia="Noto Sans Symbols" w:hAnsiTheme="minorHAnsi" w:cstheme="minorHAnsi"/>
-          <w:b/>
-          <w:bCs/>
-          <w:i/>
-          <w:iCs/>
-          <w:color w:val="000000"/>
-          <w:sz w:val="21"/>
-          <w:szCs w:val="21"/>
-        </w:rPr>
-        <w:t>Uvicorn</w:t>
-      </w:r>
-      <w:proofErr w:type="spellEnd"/>
-      <w:r>
-        <w:rPr>
-          <w:rFonts w:asciiTheme="minorHAnsi" w:eastAsia="Noto Sans Symbols" w:hAnsiTheme="minorHAnsi" w:cstheme="minorHAnsi"/>
-          <w:b/>
-          <w:bCs/>
-          <w:i/>
-          <w:iCs/>
-          <w:color w:val="000000"/>
-          <w:sz w:val="21"/>
-          <w:szCs w:val="21"/>
-        </w:rPr>
-        <w:t xml:space="preserve">), JavaScript (Electron/Node.js), OpenAI API (GPT-4o/5), RSA Cryptography, SSE (Server-Sent Events), </w:t>
-      </w:r>
-      <w:proofErr w:type="spellStart"/>
-      <w:r>
-        <w:rPr>
-          <w:rFonts w:asciiTheme="minorHAnsi" w:eastAsia="Noto Sans Symbols" w:hAnsiTheme="minorHAnsi" w:cstheme="minorHAnsi"/>
-          <w:b/>
-          <w:bCs/>
-          <w:i/>
-          <w:iCs/>
-          <w:color w:val="000000"/>
-          <w:sz w:val="21"/>
-          <w:szCs w:val="21"/>
-        </w:rPr>
-        <w:t>PyInstaller</w:t>
-      </w:r>
-      <w:proofErr w:type="spellEnd"/>
-      <w:r>
-        <w:rPr>
-          <w:rFonts w:asciiTheme="minorHAnsi" w:eastAsia="Noto Sans Symbols" w:hAnsiTheme="minorHAnsi" w:cstheme="minorHAnsi"/>
-          <w:b/>
-          <w:bCs/>
-          <w:i/>
-          <w:iCs/>
-          <w:color w:val="000000"/>
-          <w:sz w:val="21"/>
-          <w:szCs w:val="21"/>
-        </w:rPr>
-        <w:t>, Electron Builder.</w:t>
+        <w:t>Python (FastAPI/Uvicorn), JavaScript (Electron/Node.js), OpenAI API (GPT-4o/5), RSA Cryptography, SSE (Server-Sent Events), PyInstaller, Electron Builder.</w:t>
       </w:r>
     </w:p>
     <w:p>
@@ -2005,7 +2420,7 @@
         </w:rPr>
         <w:t xml:space="preserve">YouTube to Spotify Automated ETL Pipeline </w:t>
       </w:r>
-      <w:hyperlink r:id="rId9" w:history="1">
+      <w:hyperlink r:id="rId11" w:history="1">
         <w:r>
           <w:rPr>
             <w:rStyle w:val="Hyperlink"/>
@@ -2052,9 +2467,9 @@
           <w:bCs/>
           <w:color w:val="000000"/>
         </w:rPr>
+        <w:lastRenderedPageBreak/>
         <w:t xml:space="preserve">Engineered an automated ETL pipeline using </w:t>
       </w:r>
-      <w:proofErr w:type="spellStart"/>
       <w:r>
         <w:rPr>
           <w:rFonts w:asciiTheme="minorHAnsi" w:eastAsia="Noto Sans Symbols" w:hAnsiTheme="minorHAnsi" w:cstheme="minorHAnsi"/>
@@ -2064,7 +2479,6 @@
         </w:rPr>
         <w:t>Dagster</w:t>
       </w:r>
-      <w:proofErr w:type="spellEnd"/>
       <w:r>
         <w:rPr>
           <w:rFonts w:asciiTheme="minorHAnsi" w:eastAsia="Noto Sans Symbols" w:hAnsiTheme="minorHAnsi" w:cstheme="minorHAnsi"/>
@@ -2348,35 +2762,7 @@
           <w:sz w:val="21"/>
           <w:szCs w:val="21"/>
         </w:rPr>
-        <w:t xml:space="preserve">, </w:t>
-      </w:r>
-      <w:proofErr w:type="spellStart"/>
-      <w:r>
-        <w:rPr>
-          <w:rFonts w:asciiTheme="minorHAnsi" w:eastAsia="Noto Sans Symbols" w:hAnsiTheme="minorHAnsi" w:cstheme="minorHAnsi"/>
-          <w:b/>
-          <w:bCs/>
-          <w:i/>
-          <w:iCs/>
-          <w:color w:val="000000"/>
-          <w:sz w:val="21"/>
-          <w:szCs w:val="21"/>
-        </w:rPr>
-        <w:t>Dagster</w:t>
-      </w:r>
-      <w:proofErr w:type="spellEnd"/>
-      <w:r>
-        <w:rPr>
-          <w:rFonts w:asciiTheme="minorHAnsi" w:eastAsia="Noto Sans Symbols" w:hAnsiTheme="minorHAnsi" w:cstheme="minorHAnsi"/>
-          <w:b/>
-          <w:bCs/>
-          <w:i/>
-          <w:iCs/>
-          <w:color w:val="000000"/>
-          <w:sz w:val="21"/>
-          <w:szCs w:val="21"/>
-        </w:rPr>
-        <w:t>, AWS S3, RESTful APIs, OAuth 2.0</w:t>
+        <w:t>, Dagster, AWS S3, RESTful APIs, OAuth 2.0</w:t>
       </w:r>
     </w:p>
     <w:p>
@@ -2460,7 +2846,7 @@
         </w:rPr>
         <w:t xml:space="preserve"> </w:t>
       </w:r>
-      <w:hyperlink r:id="rId10" w:history="1">
+      <w:hyperlink r:id="rId12" w:history="1">
         <w:r>
           <w:rPr>
             <w:rStyle w:val="Hyperlink"/>
@@ -2608,62 +2994,15 @@
           <w:bCs/>
           <w:color w:val="000000"/>
         </w:rPr>
-        <w:t xml:space="preserve">Developed complex </w:t>
-      </w:r>
-      <w:proofErr w:type="spellStart"/>
-      <w:r>
-        <w:rPr>
-          <w:rFonts w:asciiTheme="minorHAnsi" w:eastAsia="Calibri" w:hAnsiTheme="minorHAnsi" w:cstheme="minorHAnsi"/>
-          <w:b/>
-          <w:bCs/>
-          <w:color w:val="000000"/>
-        </w:rPr>
-        <w:t>PySpark</w:t>
-      </w:r>
-      <w:proofErr w:type="spellEnd"/>
-      <w:r>
-        <w:rPr>
-          <w:rFonts w:asciiTheme="minorHAnsi" w:eastAsia="Calibri" w:hAnsiTheme="minorHAnsi" w:cstheme="minorHAnsi"/>
-          <w:b/>
-          <w:bCs/>
-          <w:color w:val="000000"/>
-        </w:rPr>
-        <w:t xml:space="preserve"> and Spark SQL transformations</w:t>
-      </w:r>
-      <w:r>
-        <w:rPr>
-          <w:rFonts w:asciiTheme="minorHAnsi" w:eastAsia="Calibri" w:hAnsiTheme="minorHAnsi" w:cstheme="minorHAnsi"/>
-          <w:color w:val="000000"/>
-        </w:rPr>
-        <w:t xml:space="preserve"> in the </w:t>
-      </w:r>
-      <w:proofErr w:type="gramStart"/>
-      <w:r>
-        <w:rPr>
-          <w:rFonts w:asciiTheme="minorHAnsi" w:eastAsia="Calibri" w:hAnsiTheme="minorHAnsi" w:cstheme="minorHAnsi"/>
-          <w:color w:val="000000"/>
-        </w:rPr>
-        <w:t>Silver</w:t>
-      </w:r>
-      <w:proofErr w:type="gramEnd"/>
-      <w:r>
-        <w:rPr>
-          <w:rFonts w:asciiTheme="minorHAnsi" w:eastAsia="Calibri" w:hAnsiTheme="minorHAnsi" w:cstheme="minorHAnsi"/>
-          <w:color w:val="000000"/>
-        </w:rPr>
-        <w:t xml:space="preserve"> layer to flatten nested JSON structures and normalize data into relational schemas (Artist, Metadata, Genre, etc.).</w:t>
-      </w:r>
-    </w:p>
-    <w:p>
-      <w:pPr>
-        <w:spacing w:before="12" w:line="240" w:lineRule="auto"/>
-        <w:ind w:left="-180" w:right="-576" w:hanging="180"/>
-        <w:jc w:val="both"/>
-        <w:rPr>
-          <w:rFonts w:asciiTheme="minorHAnsi" w:eastAsia="Calibri" w:hAnsiTheme="minorHAnsi" w:cstheme="minorHAnsi"/>
-          <w:color w:val="000000"/>
-        </w:rPr>
-      </w:pPr>
+        <w:t>Developed complex PySpark and Spark SQL transformations</w:t>
+      </w:r>
+      <w:r>
+        <w:rPr>
+          <w:rFonts w:asciiTheme="minorHAnsi" w:eastAsia="Calibri" w:hAnsiTheme="minorHAnsi" w:cstheme="minorHAnsi"/>
+          <w:color w:val="000000"/>
+        </w:rPr>
+        <w:t xml:space="preserve"> in the Silver layer to flatten nested JSON structures and normalize data into relational schemas (Artist, Metadata, Genre, etc.).</w:t>
+      </w:r>
     </w:p>
     <w:p>
       <w:pPr>
@@ -2687,7 +3026,6 @@
           <w:bCs/>
           <w:color w:val="000000"/>
         </w:rPr>
-        <w:lastRenderedPageBreak/>
         <w:t>Implemented Change Data Capture (CDC)</w:t>
       </w:r>
       <w:r>
@@ -2775,47 +3113,7 @@
           <w:iCs/>
           <w:color w:val="000000"/>
         </w:rPr>
-        <w:t xml:space="preserve"> Databricks, </w:t>
-      </w:r>
-      <w:proofErr w:type="spellStart"/>
-      <w:r>
-        <w:rPr>
-          <w:rFonts w:asciiTheme="minorHAnsi" w:eastAsia="Calibri" w:hAnsiTheme="minorHAnsi" w:cstheme="minorHAnsi"/>
-          <w:i/>
-          <w:iCs/>
-          <w:color w:val="000000"/>
-        </w:rPr>
-        <w:t>PySpark</w:t>
-      </w:r>
-      <w:proofErr w:type="spellEnd"/>
-      <w:r>
-        <w:rPr>
-          <w:rFonts w:asciiTheme="minorHAnsi" w:eastAsia="Calibri" w:hAnsiTheme="minorHAnsi" w:cstheme="minorHAnsi"/>
-          <w:i/>
-          <w:iCs/>
-          <w:color w:val="000000"/>
-        </w:rPr>
-        <w:t xml:space="preserve">, </w:t>
-      </w:r>
-      <w:proofErr w:type="spellStart"/>
-      <w:r>
-        <w:rPr>
-          <w:rFonts w:asciiTheme="minorHAnsi" w:eastAsia="Calibri" w:hAnsiTheme="minorHAnsi" w:cstheme="minorHAnsi"/>
-          <w:i/>
-          <w:iCs/>
-          <w:color w:val="000000"/>
-        </w:rPr>
-        <w:t>PySpark</w:t>
-      </w:r>
-      <w:proofErr w:type="spellEnd"/>
-      <w:r>
-        <w:rPr>
-          <w:rFonts w:asciiTheme="minorHAnsi" w:eastAsia="Calibri" w:hAnsiTheme="minorHAnsi" w:cstheme="minorHAnsi"/>
-          <w:i/>
-          <w:iCs/>
-          <w:color w:val="000000"/>
-        </w:rPr>
-        <w:t xml:space="preserve"> SQL, Delta Lake, Unity Catalog, AWS S3, Python.</w:t>
+        <w:t xml:space="preserve"> Databricks, PySpark, PySpark SQL, Delta Lake, Unity Catalog, AWS S3, Python.</w:t>
       </w:r>
     </w:p>
     <w:p>
@@ -2897,7 +3195,6 @@
           <w:szCs w:val="23"/>
         </w:rPr>
       </w:pPr>
-      <w:proofErr w:type="spellStart"/>
       <w:r>
         <w:rPr>
           <w:rFonts w:asciiTheme="minorHAnsi" w:eastAsia="Calibri" w:hAnsiTheme="minorHAnsi" w:cstheme="minorHAnsi"/>
@@ -2908,7 +3205,6 @@
         </w:rPr>
         <w:t>AmeriBen</w:t>
       </w:r>
-      <w:proofErr w:type="spellEnd"/>
       <w:r>
         <w:rPr>
           <w:rFonts w:asciiTheme="minorHAnsi" w:eastAsia="Calibri" w:hAnsiTheme="minorHAnsi" w:cstheme="minorHAnsi"/>
@@ -3125,6 +3421,64 @@
     </w:p>
     <w:p>
       <w:pPr>
+        <w:pStyle w:val="ListParagraph"/>
+        <w:numPr>
+          <w:ilvl w:val="0"/>
+          <w:numId w:val="25"/>
+        </w:numPr>
+        <w:spacing w:before="12" w:line="240" w:lineRule="auto"/>
+        <w:ind w:left="-270" w:right="-576" w:hanging="180"/>
+        <w:jc w:val="both"/>
+        <w:rPr>
+          <w:rFonts w:asciiTheme="minorHAnsi" w:hAnsiTheme="minorHAnsi" w:cstheme="minorHAnsi"/>
+        </w:rPr>
+      </w:pPr>
+      <w:r>
+        <w:rPr>
+          <w:rFonts w:asciiTheme="minorHAnsi" w:hAnsiTheme="minorHAnsi" w:cstheme="minorHAnsi"/>
+          <w:b/>
+          <w:bCs/>
+        </w:rPr>
+        <w:t>Translated complex healthcare business requirements into robust SQL logic</w:t>
+      </w:r>
+      <w:r>
+        <w:rPr>
+          <w:rFonts w:asciiTheme="minorHAnsi" w:hAnsiTheme="minorHAnsi" w:cstheme="minorHAnsi"/>
+        </w:rPr>
+        <w:t>, updating core database objects to manage the extraction of claims, accumulators, and provider data for critical financial and clinical reporting (e.g., High-Cost Claimants, Trigger DX).</w:t>
+      </w:r>
+    </w:p>
+    <w:p>
+      <w:pPr>
+        <w:pStyle w:val="ListParagraph"/>
+        <w:numPr>
+          <w:ilvl w:val="0"/>
+          <w:numId w:val="25"/>
+        </w:numPr>
+        <w:spacing w:before="12" w:line="240" w:lineRule="auto"/>
+        <w:ind w:left="-270" w:right="-576" w:hanging="180"/>
+        <w:jc w:val="both"/>
+        <w:rPr>
+          <w:rFonts w:asciiTheme="minorHAnsi" w:hAnsiTheme="minorHAnsi" w:cstheme="minorHAnsi"/>
+        </w:rPr>
+      </w:pPr>
+      <w:r>
+        <w:rPr>
+          <w:rFonts w:asciiTheme="minorHAnsi" w:hAnsiTheme="minorHAnsi" w:cstheme="minorHAnsi"/>
+          <w:b/>
+          <w:bCs/>
+        </w:rPr>
+        <w:t>Streamlined enterprise data workflows and SSRS report deployments</w:t>
+      </w:r>
+      <w:r>
+        <w:rPr>
+          <w:rFonts w:asciiTheme="minorHAnsi" w:hAnsiTheme="minorHAnsi" w:cstheme="minorHAnsi"/>
+        </w:rPr>
+        <w:t xml:space="preserve"> by identifying and resolving bottlenecks in existing SQL Server extraction routines, repairing broken cross-database dependencies to ensure 100% data accuracy in production environments.</w:t>
+      </w:r>
+    </w:p>
+    <w:p>
+      <w:pPr>
         <w:spacing w:before="12" w:line="240" w:lineRule="auto"/>
         <w:ind w:left="-270" w:right="-576" w:hanging="180"/>
         <w:jc w:val="center"/>
@@ -3153,6 +3507,16 @@
           <w:iCs/>
         </w:rPr>
         <w:t>, Azure SQL</w:t>
+      </w:r>
+      <w:r>
+        <w:rPr>
+          <w:rFonts w:asciiTheme="minorHAnsi" w:hAnsiTheme="minorHAnsi" w:cstheme="minorHAnsi"/>
+          <w:b/>
+          <w:bCs/>
+          <w:i/>
+          <w:iCs/>
+        </w:rPr>
+        <w:t>, SSRS</w:t>
       </w:r>
     </w:p>
     <w:p>
@@ -3393,7 +3757,35 @@
         <w:rPr>
           <w:rFonts w:asciiTheme="minorHAnsi" w:hAnsiTheme="minorHAnsi" w:cstheme="minorHAnsi"/>
         </w:rPr>
-        <w:t xml:space="preserve"> to process eligibility, claims, accumulator, and value-based care (VBC) files, ensuring compliance with business requirements and vendor-specific standards. Collaborated with vendors such as OptumRx, HealthEquity, Equality Health, and others to deliver high-quality data solutions.</w:t>
+        <w:t xml:space="preserve"> to process </w:t>
+      </w:r>
+      <w:r>
+        <w:rPr>
+          <w:rFonts w:asciiTheme="minorHAnsi" w:hAnsiTheme="minorHAnsi" w:cstheme="minorHAnsi"/>
+          <w:b/>
+          <w:bCs/>
+        </w:rPr>
+        <w:t>eligibility, claims, accumulator, and value-based care (VBC)</w:t>
+      </w:r>
+      <w:r>
+        <w:rPr>
+          <w:rFonts w:asciiTheme="minorHAnsi" w:hAnsiTheme="minorHAnsi" w:cstheme="minorHAnsi"/>
+        </w:rPr>
+        <w:t xml:space="preserve"> files, ensuring compliance with business requirements and vendor-specific standards. Collaborated with vendors such as </w:t>
+      </w:r>
+      <w:r>
+        <w:rPr>
+          <w:rFonts w:asciiTheme="minorHAnsi" w:hAnsiTheme="minorHAnsi" w:cstheme="minorHAnsi"/>
+          <w:b/>
+          <w:bCs/>
+        </w:rPr>
+        <w:t>OptumRx, HealthEquity, Equality Health,</w:t>
+      </w:r>
+      <w:r>
+        <w:rPr>
+          <w:rFonts w:asciiTheme="minorHAnsi" w:hAnsiTheme="minorHAnsi" w:cstheme="minorHAnsi"/>
+        </w:rPr>
+        <w:t xml:space="preserve"> and others to deliver high-quality data solutions.</w:t>
       </w:r>
     </w:p>
     <w:p>
@@ -3483,7 +3875,6 @@
         </w:rPr>
         <w:t xml:space="preserve"> for migrating legacy member and claims data to </w:t>
       </w:r>
-      <w:proofErr w:type="spellStart"/>
       <w:r>
         <w:rPr>
           <w:rStyle w:val="Strong"/>
@@ -3491,17 +3882,7 @@
           <w:sz w:val="22"/>
           <w:szCs w:val="22"/>
         </w:rPr>
-        <w:t>HealthRules</w:t>
-      </w:r>
-      <w:proofErr w:type="spellEnd"/>
-      <w:r>
-        <w:rPr>
-          <w:rStyle w:val="Strong"/>
-          <w:rFonts w:asciiTheme="minorHAnsi" w:eastAsiaTheme="majorEastAsia" w:hAnsiTheme="minorHAnsi" w:cstheme="minorHAnsi"/>
-          <w:sz w:val="22"/>
-          <w:szCs w:val="22"/>
-        </w:rPr>
-        <w:t xml:space="preserve"> Payer (HRP)</w:t>
+        <w:t>HealthRules Payer (HRP)</w:t>
       </w:r>
       <w:r>
         <w:rPr>
@@ -3848,6 +4229,7 @@
           <w:sz w:val="22"/>
           <w:szCs w:val="22"/>
         </w:rPr>
+        <w:lastRenderedPageBreak/>
         <w:t xml:space="preserve">Collaborated closely with </w:t>
       </w:r>
       <w:r>
@@ -3954,7 +4336,6 @@
         </w:rPr>
         <w:t xml:space="preserve"> with </w:t>
       </w:r>
-      <w:proofErr w:type="spellStart"/>
       <w:r>
         <w:rPr>
           <w:rFonts w:asciiTheme="minorHAnsi" w:hAnsiTheme="minorHAnsi" w:cstheme="minorHAnsi"/>
@@ -3965,7 +4346,6 @@
         </w:rPr>
         <w:t>ActiveBatch</w:t>
       </w:r>
-      <w:proofErr w:type="spellEnd"/>
       <w:r>
         <w:rPr>
           <w:rFonts w:asciiTheme="minorHAnsi" w:hAnsiTheme="minorHAnsi" w:cstheme="minorHAnsi"/>
@@ -4232,7 +4612,25 @@
           <w:sz w:val="22"/>
           <w:szCs w:val="22"/>
         </w:rPr>
-        <w:t xml:space="preserve"> periods where direct connectivity with CMS was required</w:t>
+        <w:t xml:space="preserve"> periods where direct connectivity with </w:t>
+      </w:r>
+      <w:r>
+        <w:rPr>
+          <w:rFonts w:asciiTheme="minorHAnsi" w:hAnsiTheme="minorHAnsi" w:cstheme="minorHAnsi"/>
+          <w:b/>
+          <w:bCs/>
+          <w:sz w:val="22"/>
+          <w:szCs w:val="22"/>
+        </w:rPr>
+        <w:t>CMS</w:t>
+      </w:r>
+      <w:r>
+        <w:rPr>
+          <w:rFonts w:asciiTheme="minorHAnsi" w:hAnsiTheme="minorHAnsi" w:cstheme="minorHAnsi"/>
+          <w:sz w:val="22"/>
+          <w:szCs w:val="22"/>
+        </w:rPr>
+        <w:t xml:space="preserve"> was required</w:t>
       </w:r>
     </w:p>
     <w:p>
@@ -4449,59 +4847,7 @@
           <w:sz w:val="21"/>
           <w:szCs w:val="21"/>
         </w:rPr>
-        <w:t xml:space="preserve"> SQL Server, SSIS, SSRS, </w:t>
-      </w:r>
-      <w:proofErr w:type="spellStart"/>
-      <w:r>
-        <w:rPr>
-          <w:rFonts w:asciiTheme="minorHAnsi" w:hAnsiTheme="minorHAnsi" w:cstheme="minorHAnsi"/>
-          <w:b/>
-          <w:bCs/>
-          <w:i/>
-          <w:iCs/>
-          <w:sz w:val="21"/>
-          <w:szCs w:val="21"/>
-        </w:rPr>
-        <w:t>ActiveBatch</w:t>
-      </w:r>
-      <w:proofErr w:type="spellEnd"/>
-      <w:r>
-        <w:rPr>
-          <w:rFonts w:asciiTheme="minorHAnsi" w:hAnsiTheme="minorHAnsi" w:cstheme="minorHAnsi"/>
-          <w:b/>
-          <w:bCs/>
-          <w:i/>
-          <w:iCs/>
-          <w:sz w:val="21"/>
-          <w:szCs w:val="21"/>
-        </w:rPr>
-        <w:t xml:space="preserve">, SQL Server Agent, FTP, EDI (834, 837), </w:t>
-      </w:r>
-      <w:proofErr w:type="spellStart"/>
-      <w:r>
-        <w:rPr>
-          <w:rFonts w:asciiTheme="minorHAnsi" w:hAnsiTheme="minorHAnsi" w:cstheme="minorHAnsi"/>
-          <w:b/>
-          <w:bCs/>
-          <w:i/>
-          <w:iCs/>
-          <w:sz w:val="21"/>
-          <w:szCs w:val="21"/>
-        </w:rPr>
-        <w:t>HealthRules</w:t>
-      </w:r>
-      <w:proofErr w:type="spellEnd"/>
-      <w:r>
-        <w:rPr>
-          <w:rFonts w:asciiTheme="minorHAnsi" w:hAnsiTheme="minorHAnsi" w:cstheme="minorHAnsi"/>
-          <w:b/>
-          <w:bCs/>
-          <w:i/>
-          <w:iCs/>
-          <w:sz w:val="21"/>
-          <w:szCs w:val="21"/>
-        </w:rPr>
-        <w:t xml:space="preserve"> Payer (HRP), Agile +4</w:t>
+        <w:t xml:space="preserve"> SQL Server, SSIS, SSRS, ActiveBatch, SQL Server Agent, FTP, EDI (834, 837), HealthRules Payer (HRP), Agile +4</w:t>
       </w:r>
     </w:p>
     <w:p>
@@ -4651,7 +4997,6 @@
         <w:rPr>
           <w:rFonts w:asciiTheme="minorHAnsi" w:hAnsiTheme="minorHAnsi" w:cstheme="minorHAnsi"/>
         </w:rPr>
-        <w:lastRenderedPageBreak/>
         <w:t xml:space="preserve">Played a key role on the </w:t>
       </w:r>
       <w:r>
@@ -4739,7 +5084,6 @@
         </w:rPr>
         <w:t xml:space="preserve"> via CBRE’s internal ETL framework (</w:t>
       </w:r>
-      <w:proofErr w:type="spellStart"/>
       <w:r>
         <w:rPr>
           <w:rFonts w:asciiTheme="minorHAnsi" w:hAnsiTheme="minorHAnsi" w:cstheme="minorHAnsi"/>
@@ -4748,7 +5092,6 @@
         </w:rPr>
         <w:t>Lymbic</w:t>
       </w:r>
-      <w:proofErr w:type="spellEnd"/>
       <w:r>
         <w:rPr>
           <w:rFonts w:asciiTheme="minorHAnsi" w:hAnsiTheme="minorHAnsi" w:cstheme="minorHAnsi"/>
@@ -4840,7 +5183,6 @@
         </w:rPr>
         <w:t xml:space="preserve"> formats. These outputs fed into </w:t>
       </w:r>
-      <w:proofErr w:type="spellStart"/>
       <w:r>
         <w:rPr>
           <w:rFonts w:asciiTheme="minorHAnsi" w:hAnsiTheme="minorHAnsi" w:cstheme="minorHAnsi"/>
@@ -4849,7 +5191,6 @@
         </w:rPr>
         <w:t>PowerBI</w:t>
       </w:r>
-      <w:proofErr w:type="spellEnd"/>
       <w:r>
         <w:rPr>
           <w:rFonts w:asciiTheme="minorHAnsi" w:hAnsiTheme="minorHAnsi" w:cstheme="minorHAnsi"/>
@@ -4907,7 +5248,6 @@
         </w:rPr>
         <w:t xml:space="preserve">, </w:t>
       </w:r>
-      <w:proofErr w:type="spellStart"/>
       <w:r>
         <w:rPr>
           <w:rFonts w:asciiTheme="minorHAnsi" w:hAnsiTheme="minorHAnsi" w:cstheme="minorHAnsi"/>
@@ -4916,7 +5256,6 @@
         </w:rPr>
         <w:t>PyArrow</w:t>
       </w:r>
-      <w:proofErr w:type="spellEnd"/>
       <w:r>
         <w:rPr>
           <w:rFonts w:asciiTheme="minorHAnsi" w:hAnsiTheme="minorHAnsi" w:cstheme="minorHAnsi"/>
@@ -5142,33 +5481,7 @@
           <w:sz w:val="21"/>
           <w:szCs w:val="21"/>
         </w:rPr>
-        <w:t xml:space="preserve">Python, SQL, PostgreSQL, Apache Airflow, Power BI, Pandas, </w:t>
-      </w:r>
-      <w:proofErr w:type="spellStart"/>
-      <w:r>
-        <w:rPr>
-          <w:rFonts w:asciiTheme="minorHAnsi" w:hAnsiTheme="minorHAnsi" w:cstheme="minorHAnsi"/>
-          <w:b/>
-          <w:bCs/>
-          <w:i/>
-          <w:iCs/>
-          <w:sz w:val="21"/>
-          <w:szCs w:val="21"/>
-        </w:rPr>
-        <w:t>PyArrow</w:t>
-      </w:r>
-      <w:proofErr w:type="spellEnd"/>
-      <w:r>
-        <w:rPr>
-          <w:rFonts w:asciiTheme="minorHAnsi" w:hAnsiTheme="minorHAnsi" w:cstheme="minorHAnsi"/>
-          <w:b/>
-          <w:bCs/>
-          <w:i/>
-          <w:iCs/>
-          <w:sz w:val="21"/>
-          <w:szCs w:val="21"/>
-        </w:rPr>
-        <w:t>, Parquet, Agile</w:t>
+        <w:t>Python, SQL, PostgreSQL, Apache Airflow, Power BI, Pandas, PyArrow, Parquet, Agile</w:t>
       </w:r>
     </w:p>
     <w:bookmarkEnd w:id="0"/>
@@ -5193,7 +5506,6 @@
           <w:szCs w:val="23"/>
         </w:rPr>
       </w:pPr>
-      <w:proofErr w:type="spellStart"/>
       <w:r>
         <w:rPr>
           <w:rFonts w:asciiTheme="minorHAnsi" w:eastAsia="Calibri" w:hAnsiTheme="minorHAnsi" w:cstheme="minorHAnsi"/>
@@ -5202,18 +5514,7 @@
           <w:sz w:val="23"/>
           <w:szCs w:val="23"/>
         </w:rPr>
-        <w:t>AmNet</w:t>
-      </w:r>
-      <w:proofErr w:type="spellEnd"/>
-      <w:r>
-        <w:rPr>
-          <w:rFonts w:asciiTheme="minorHAnsi" w:eastAsia="Calibri" w:hAnsiTheme="minorHAnsi" w:cstheme="minorHAnsi"/>
-          <w:b/>
-          <w:color w:val="2E74B5" w:themeColor="accent1" w:themeShade="BF"/>
-          <w:sz w:val="23"/>
-          <w:szCs w:val="23"/>
-        </w:rPr>
-        <w:t xml:space="preserve"> Services Inc., Fairfield, NJ </w:t>
+        <w:t xml:space="preserve">AmNet Services Inc., Fairfield, NJ </w:t>
       </w:r>
       <w:r>
         <w:rPr>
@@ -5396,27 +5697,15 @@
         </w:rPr>
         <w:t xml:space="preserve">Designed and implemented a dimensional data warehouse model using </w:t>
       </w:r>
-      <w:proofErr w:type="spellStart"/>
-      <w:r>
-        <w:rPr>
-          <w:rFonts w:asciiTheme="minorHAnsi" w:hAnsiTheme="minorHAnsi" w:cstheme="minorHAnsi"/>
-          <w:b/>
-          <w:bCs/>
-          <w:sz w:val="22"/>
-          <w:szCs w:val="22"/>
-        </w:rPr>
-        <w:t>ERwin</w:t>
-      </w:r>
-      <w:proofErr w:type="spellEnd"/>
-      <w:r>
-        <w:rPr>
-          <w:rFonts w:asciiTheme="minorHAnsi" w:hAnsiTheme="minorHAnsi" w:cstheme="minorHAnsi"/>
-          <w:b/>
-          <w:bCs/>
-          <w:sz w:val="22"/>
-          <w:szCs w:val="22"/>
-        </w:rPr>
-        <w:t xml:space="preserve"> Data Modeler</w:t>
+      <w:r>
+        <w:rPr>
+          <w:rFonts w:asciiTheme="minorHAnsi" w:hAnsiTheme="minorHAnsi" w:cstheme="minorHAnsi"/>
+          <w:b/>
+          <w:bCs/>
+          <w:sz w:val="22"/>
+          <w:szCs w:val="22"/>
+        </w:rPr>
+        <w:t>ERwin Data Modeler</w:t>
       </w:r>
       <w:r>
         <w:rPr>
@@ -5532,27 +5821,15 @@
         </w:rPr>
         <w:t xml:space="preserve"> and </w:t>
       </w:r>
-      <w:proofErr w:type="spellStart"/>
-      <w:r>
-        <w:rPr>
-          <w:rFonts w:asciiTheme="minorHAnsi" w:hAnsiTheme="minorHAnsi" w:cstheme="minorHAnsi"/>
-          <w:b/>
-          <w:bCs/>
-          <w:sz w:val="22"/>
-          <w:szCs w:val="22"/>
-        </w:rPr>
-        <w:t>PowerBI</w:t>
-      </w:r>
-      <w:proofErr w:type="spellEnd"/>
-      <w:r>
-        <w:rPr>
-          <w:rFonts w:asciiTheme="minorHAnsi" w:hAnsiTheme="minorHAnsi" w:cstheme="minorHAnsi"/>
-          <w:b/>
-          <w:bCs/>
-          <w:sz w:val="22"/>
-          <w:szCs w:val="22"/>
-        </w:rPr>
-        <w:t xml:space="preserve"> dashboards</w:t>
+      <w:r>
+        <w:rPr>
+          <w:rFonts w:asciiTheme="minorHAnsi" w:hAnsiTheme="minorHAnsi" w:cstheme="minorHAnsi"/>
+          <w:b/>
+          <w:bCs/>
+          <w:sz w:val="22"/>
+          <w:szCs w:val="22"/>
+        </w:rPr>
+        <w:t>PowerBI dashboards</w:t>
       </w:r>
       <w:r>
         <w:rPr>
@@ -5655,6 +5932,7 @@
           <w:sz w:val="22"/>
           <w:szCs w:val="22"/>
         </w:rPr>
+        <w:lastRenderedPageBreak/>
         <w:t>Conducted rigorous testing of ETL workflows and reports to guarantee data quality and system performance at scale.</w:t>
       </w:r>
       <w:r>
@@ -5719,33 +5997,7 @@
           <w:sz w:val="21"/>
           <w:szCs w:val="21"/>
         </w:rPr>
-        <w:t xml:space="preserve">Python, SQL, PostgreSQL, Apache Airflow, Power BI, Pandas, </w:t>
-      </w:r>
-      <w:proofErr w:type="spellStart"/>
-      <w:r>
-        <w:rPr>
-          <w:rFonts w:asciiTheme="minorHAnsi" w:hAnsiTheme="minorHAnsi" w:cstheme="minorHAnsi"/>
-          <w:b/>
-          <w:bCs/>
-          <w:i/>
-          <w:iCs/>
-          <w:sz w:val="21"/>
-          <w:szCs w:val="21"/>
-        </w:rPr>
-        <w:t>PyArrow</w:t>
-      </w:r>
-      <w:proofErr w:type="spellEnd"/>
-      <w:r>
-        <w:rPr>
-          <w:rFonts w:asciiTheme="minorHAnsi" w:hAnsiTheme="minorHAnsi" w:cstheme="minorHAnsi"/>
-          <w:b/>
-          <w:bCs/>
-          <w:i/>
-          <w:iCs/>
-          <w:sz w:val="21"/>
-          <w:szCs w:val="21"/>
-        </w:rPr>
-        <w:t>, Parquet, Agile</w:t>
+        <w:t>Python, SQL, PostgreSQL, Apache Airflow, Power BI, Pandas, PyArrow, Parquet, Agile</w:t>
       </w:r>
       <w:r>
         <w:rPr>
@@ -6508,9 +6760,9 @@
     </w:lvl>
   </w:abstractNum>
   <w:abstractNum w:abstractNumId="2" w15:restartNumberingAfterBreak="0">
-    <w:nsid w:val="0B783BEF"/>
+    <w:nsid w:val="0AE474B0"/>
     <w:multiLevelType w:val="multilevel"/>
-    <w:tmpl w:val="7930A390"/>
+    <w:tmpl w:val="04BE39A6"/>
     <w:lvl w:ilvl="0">
       <w:start w:val="1"/>
       <w:numFmt w:val="bullet"/>
@@ -6540,7 +6792,7 @@
     <w:lvl w:ilvl="1" w:tentative="1">
       <w:start w:val="1"/>
       <w:numFmt w:val="bullet"/>
-      <w:lvlText w:val="o"/>
+      <w:lvlText w:val=""/>
       <w:lvlJc w:val="left"/>
       <w:pPr>
         <w:tabs>
@@ -6549,14 +6801,14 @@
         <w:ind w:left="1440" w:hanging="360"/>
       </w:pPr>
       <w:rPr>
-        <w:rFonts w:ascii="Courier New" w:hAnsi="Courier New" w:hint="default"/>
+        <w:rFonts w:ascii="Symbol" w:hAnsi="Symbol" w:hint="default"/>
         <w:sz w:val="20"/>
       </w:rPr>
     </w:lvl>
     <w:lvl w:ilvl="2" w:tentative="1">
       <w:start w:val="1"/>
       <w:numFmt w:val="bullet"/>
-      <w:lvlText w:val=""/>
+      <w:lvlText w:val=""/>
       <w:lvlJc w:val="left"/>
       <w:pPr>
         <w:tabs>
@@ -6565,14 +6817,14 @@
         <w:ind w:left="2160" w:hanging="360"/>
       </w:pPr>
       <w:rPr>
-        <w:rFonts w:ascii="Wingdings" w:hAnsi="Wingdings" w:hint="default"/>
+        <w:rFonts w:ascii="Symbol" w:hAnsi="Symbol" w:hint="default"/>
         <w:sz w:val="20"/>
       </w:rPr>
     </w:lvl>
     <w:lvl w:ilvl="3" w:tentative="1">
       <w:start w:val="1"/>
       <w:numFmt w:val="bullet"/>
-      <w:lvlText w:val=""/>
+      <w:lvlText w:val=""/>
       <w:lvlJc w:val="left"/>
       <w:pPr>
         <w:tabs>
@@ -6581,14 +6833,14 @@
         <w:ind w:left="2880" w:hanging="360"/>
       </w:pPr>
       <w:rPr>
-        <w:rFonts w:ascii="Wingdings" w:hAnsi="Wingdings" w:hint="default"/>
+        <w:rFonts w:ascii="Symbol" w:hAnsi="Symbol" w:hint="default"/>
         <w:sz w:val="20"/>
       </w:rPr>
     </w:lvl>
     <w:lvl w:ilvl="4" w:tentative="1">
       <w:start w:val="1"/>
       <w:numFmt w:val="bullet"/>
-      <w:lvlText w:val=""/>
+      <w:lvlText w:val=""/>
       <w:lvlJc w:val="left"/>
       <w:pPr>
         <w:tabs>
@@ -6597,14 +6849,14 @@
         <w:ind w:left="3600" w:hanging="360"/>
       </w:pPr>
       <w:rPr>
-        <w:rFonts w:ascii="Wingdings" w:hAnsi="Wingdings" w:hint="default"/>
+        <w:rFonts w:ascii="Symbol" w:hAnsi="Symbol" w:hint="default"/>
         <w:sz w:val="20"/>
       </w:rPr>
     </w:lvl>
     <w:lvl w:ilvl="5" w:tentative="1">
       <w:start w:val="1"/>
       <w:numFmt w:val="bullet"/>
-      <w:lvlText w:val=""/>
+      <w:lvlText w:val=""/>
       <w:lvlJc w:val="left"/>
       <w:pPr>
         <w:tabs>
@@ -6613,14 +6865,14 @@
         <w:ind w:left="4320" w:hanging="360"/>
       </w:pPr>
       <w:rPr>
-        <w:rFonts w:ascii="Wingdings" w:hAnsi="Wingdings" w:hint="default"/>
+        <w:rFonts w:ascii="Symbol" w:hAnsi="Symbol" w:hint="default"/>
         <w:sz w:val="20"/>
       </w:rPr>
     </w:lvl>
     <w:lvl w:ilvl="6" w:tentative="1">
       <w:start w:val="1"/>
       <w:numFmt w:val="bullet"/>
-      <w:lvlText w:val=""/>
+      <w:lvlText w:val=""/>
       <w:lvlJc w:val="left"/>
       <w:pPr>
         <w:tabs>
@@ -6629,14 +6881,14 @@
         <w:ind w:left="5040" w:hanging="360"/>
       </w:pPr>
       <w:rPr>
-        <w:rFonts w:ascii="Wingdings" w:hAnsi="Wingdings" w:hint="default"/>
+        <w:rFonts w:ascii="Symbol" w:hAnsi="Symbol" w:hint="default"/>
         <w:sz w:val="20"/>
       </w:rPr>
     </w:lvl>
     <w:lvl w:ilvl="7" w:tentative="1">
       <w:start w:val="1"/>
       <w:numFmt w:val="bullet"/>
-      <w:lvlText w:val=""/>
+      <w:lvlText w:val=""/>
       <w:lvlJc w:val="left"/>
       <w:pPr>
         <w:tabs>
@@ -6645,14 +6897,14 @@
         <w:ind w:left="5760" w:hanging="360"/>
       </w:pPr>
       <w:rPr>
-        <w:rFonts w:ascii="Wingdings" w:hAnsi="Wingdings" w:hint="default"/>
+        <w:rFonts w:ascii="Symbol" w:hAnsi="Symbol" w:hint="default"/>
         <w:sz w:val="20"/>
       </w:rPr>
     </w:lvl>
     <w:lvl w:ilvl="8" w:tentative="1">
       <w:start w:val="1"/>
       <w:numFmt w:val="bullet"/>
-      <w:lvlText w:val=""/>
+      <w:lvlText w:val=""/>
       <w:lvlJc w:val="left"/>
       <w:pPr>
         <w:tabs>
@@ -6661,360 +6913,25 @@
         <w:ind w:left="6480" w:hanging="360"/>
       </w:pPr>
       <w:rPr>
-        <w:rFonts w:ascii="Wingdings" w:hAnsi="Wingdings" w:hint="default"/>
+        <w:rFonts w:ascii="Symbol" w:hAnsi="Symbol" w:hint="default"/>
         <w:sz w:val="20"/>
       </w:rPr>
     </w:lvl>
   </w:abstractNum>
   <w:abstractNum w:abstractNumId="3" w15:restartNumberingAfterBreak="0">
-    <w:nsid w:val="0DE83346"/>
-    <w:multiLevelType w:val="hybridMultilevel"/>
-    <w:tmpl w:val="6E623094"/>
-    <w:lvl w:ilvl="0" w:tplc="04090001">
-      <w:start w:val="1"/>
-      <w:numFmt w:val="bullet"/>
-      <w:lvlText w:val=""/>
-      <w:lvlJc w:val="left"/>
-      <w:pPr>
-        <w:ind w:left="1080" w:hanging="360"/>
-      </w:pPr>
-      <w:rPr>
-        <w:rFonts w:ascii="Symbol" w:hAnsi="Symbol" w:hint="default"/>
-      </w:rPr>
-    </w:lvl>
-    <w:lvl w:ilvl="1" w:tplc="04090003" w:tentative="1">
-      <w:start w:val="1"/>
-      <w:numFmt w:val="bullet"/>
-      <w:lvlText w:val="o"/>
-      <w:lvlJc w:val="left"/>
-      <w:pPr>
-        <w:ind w:left="1800" w:hanging="360"/>
-      </w:pPr>
-      <w:rPr>
-        <w:rFonts w:ascii="Courier New" w:hAnsi="Courier New" w:cs="Courier New" w:hint="default"/>
-      </w:rPr>
-    </w:lvl>
-    <w:lvl w:ilvl="2" w:tplc="04090005" w:tentative="1">
+    <w:nsid w:val="0B783BEF"/>
+    <w:multiLevelType w:val="multilevel"/>
+    <w:tmpl w:val="7930A390"/>
+    <w:lvl w:ilvl="0">
       <w:start w:val="1"/>
       <w:numFmt w:val="bullet"/>
       <w:lvlText w:val=""/>
       <w:lvlJc w:val="left"/>
       <w:pPr>
-        <w:ind w:left="2520" w:hanging="360"/>
-      </w:pPr>
-      <w:rPr>
-        <w:rFonts w:ascii="Wingdings" w:hAnsi="Wingdings" w:hint="default"/>
-      </w:rPr>
-    </w:lvl>
-    <w:lvl w:ilvl="3" w:tplc="04090001" w:tentative="1">
-      <w:start w:val="1"/>
-      <w:numFmt w:val="bullet"/>
-      <w:lvlText w:val=""/>
-      <w:lvlJc w:val="left"/>
-      <w:pPr>
-        <w:ind w:left="3240" w:hanging="360"/>
-      </w:pPr>
-      <w:rPr>
-        <w:rFonts w:ascii="Symbol" w:hAnsi="Symbol" w:hint="default"/>
-      </w:rPr>
-    </w:lvl>
-    <w:lvl w:ilvl="4" w:tplc="04090003" w:tentative="1">
-      <w:start w:val="1"/>
-      <w:numFmt w:val="bullet"/>
-      <w:lvlText w:val="o"/>
-      <w:lvlJc w:val="left"/>
-      <w:pPr>
-        <w:ind w:left="3960" w:hanging="360"/>
-      </w:pPr>
-      <w:rPr>
-        <w:rFonts w:ascii="Courier New" w:hAnsi="Courier New" w:cs="Courier New" w:hint="default"/>
-      </w:rPr>
-    </w:lvl>
-    <w:lvl w:ilvl="5" w:tplc="04090005" w:tentative="1">
-      <w:start w:val="1"/>
-      <w:numFmt w:val="bullet"/>
-      <w:lvlText w:val=""/>
-      <w:lvlJc w:val="left"/>
-      <w:pPr>
-        <w:ind w:left="4680" w:hanging="360"/>
-      </w:pPr>
-      <w:rPr>
-        <w:rFonts w:ascii="Wingdings" w:hAnsi="Wingdings" w:hint="default"/>
-      </w:rPr>
-    </w:lvl>
-    <w:lvl w:ilvl="6" w:tplc="04090001" w:tentative="1">
-      <w:start w:val="1"/>
-      <w:numFmt w:val="bullet"/>
-      <w:lvlText w:val=""/>
-      <w:lvlJc w:val="left"/>
-      <w:pPr>
-        <w:ind w:left="5400" w:hanging="360"/>
-      </w:pPr>
-      <w:rPr>
-        <w:rFonts w:ascii="Symbol" w:hAnsi="Symbol" w:hint="default"/>
-      </w:rPr>
-    </w:lvl>
-    <w:lvl w:ilvl="7" w:tplc="04090003" w:tentative="1">
-      <w:start w:val="1"/>
-      <w:numFmt w:val="bullet"/>
-      <w:lvlText w:val="o"/>
-      <w:lvlJc w:val="left"/>
-      <w:pPr>
-        <w:ind w:left="6120" w:hanging="360"/>
-      </w:pPr>
-      <w:rPr>
-        <w:rFonts w:ascii="Courier New" w:hAnsi="Courier New" w:cs="Courier New" w:hint="default"/>
-      </w:rPr>
-    </w:lvl>
-    <w:lvl w:ilvl="8" w:tplc="04090005" w:tentative="1">
-      <w:start w:val="1"/>
-      <w:numFmt w:val="bullet"/>
-      <w:lvlText w:val=""/>
-      <w:lvlJc w:val="left"/>
-      <w:pPr>
-        <w:ind w:left="6840" w:hanging="360"/>
-      </w:pPr>
-      <w:rPr>
-        <w:rFonts w:ascii="Wingdings" w:hAnsi="Wingdings" w:hint="default"/>
-      </w:rPr>
-    </w:lvl>
-  </w:abstractNum>
-  <w:abstractNum w:abstractNumId="4" w15:restartNumberingAfterBreak="0">
-    <w:nsid w:val="11CE4F40"/>
-    <w:multiLevelType w:val="hybridMultilevel"/>
-    <w:tmpl w:val="47D2BFCC"/>
-    <w:lvl w:ilvl="0" w:tplc="40090001">
-      <w:start w:val="1"/>
-      <w:numFmt w:val="bullet"/>
-      <w:lvlText w:val=""/>
-      <w:lvlJc w:val="left"/>
-      <w:pPr>
-        <w:ind w:left="153" w:hanging="360"/>
-      </w:pPr>
-      <w:rPr>
-        <w:rFonts w:ascii="Symbol" w:hAnsi="Symbol" w:hint="default"/>
-      </w:rPr>
-    </w:lvl>
-    <w:lvl w:ilvl="1" w:tplc="5B5A1ADA">
-      <w:numFmt w:val="bullet"/>
-      <w:lvlText w:val="•"/>
-      <w:lvlJc w:val="left"/>
-      <w:pPr>
-        <w:ind w:left="873" w:hanging="360"/>
-      </w:pPr>
-      <w:rPr>
-        <w:rFonts w:ascii="Calibri" w:eastAsia="Calibri" w:hAnsi="Calibri" w:cs="Calibri" w:hint="default"/>
-      </w:rPr>
-    </w:lvl>
-    <w:lvl w:ilvl="2" w:tplc="40090005">
-      <w:start w:val="1"/>
-      <w:numFmt w:val="bullet"/>
-      <w:lvlText w:val=""/>
-      <w:lvlJc w:val="left"/>
-      <w:pPr>
-        <w:ind w:left="1593" w:hanging="360"/>
-      </w:pPr>
-      <w:rPr>
-        <w:rFonts w:ascii="Wingdings" w:hAnsi="Wingdings" w:hint="default"/>
-      </w:rPr>
-    </w:lvl>
-    <w:lvl w:ilvl="3" w:tplc="40090001" w:tentative="1">
-      <w:start w:val="1"/>
-      <w:numFmt w:val="bullet"/>
-      <w:lvlText w:val=""/>
-      <w:lvlJc w:val="left"/>
-      <w:pPr>
-        <w:ind w:left="2313" w:hanging="360"/>
-      </w:pPr>
-      <w:rPr>
-        <w:rFonts w:ascii="Symbol" w:hAnsi="Symbol" w:hint="default"/>
-      </w:rPr>
-    </w:lvl>
-    <w:lvl w:ilvl="4" w:tplc="40090003" w:tentative="1">
-      <w:start w:val="1"/>
-      <w:numFmt w:val="bullet"/>
-      <w:lvlText w:val="o"/>
-      <w:lvlJc w:val="left"/>
-      <w:pPr>
-        <w:ind w:left="3033" w:hanging="360"/>
-      </w:pPr>
-      <w:rPr>
-        <w:rFonts w:ascii="Courier New" w:hAnsi="Courier New" w:cs="Courier New" w:hint="default"/>
-      </w:rPr>
-    </w:lvl>
-    <w:lvl w:ilvl="5" w:tplc="40090005" w:tentative="1">
-      <w:start w:val="1"/>
-      <w:numFmt w:val="bullet"/>
-      <w:lvlText w:val=""/>
-      <w:lvlJc w:val="left"/>
-      <w:pPr>
-        <w:ind w:left="3753" w:hanging="360"/>
-      </w:pPr>
-      <w:rPr>
-        <w:rFonts w:ascii="Wingdings" w:hAnsi="Wingdings" w:hint="default"/>
-      </w:rPr>
-    </w:lvl>
-    <w:lvl w:ilvl="6" w:tplc="40090001" w:tentative="1">
-      <w:start w:val="1"/>
-      <w:numFmt w:val="bullet"/>
-      <w:lvlText w:val=""/>
-      <w:lvlJc w:val="left"/>
-      <w:pPr>
-        <w:ind w:left="4473" w:hanging="360"/>
-      </w:pPr>
-      <w:rPr>
-        <w:rFonts w:ascii="Symbol" w:hAnsi="Symbol" w:hint="default"/>
-      </w:rPr>
-    </w:lvl>
-    <w:lvl w:ilvl="7" w:tplc="40090003" w:tentative="1">
-      <w:start w:val="1"/>
-      <w:numFmt w:val="bullet"/>
-      <w:lvlText w:val="o"/>
-      <w:lvlJc w:val="left"/>
-      <w:pPr>
-        <w:ind w:left="5193" w:hanging="360"/>
-      </w:pPr>
-      <w:rPr>
-        <w:rFonts w:ascii="Courier New" w:hAnsi="Courier New" w:cs="Courier New" w:hint="default"/>
-      </w:rPr>
-    </w:lvl>
-    <w:lvl w:ilvl="8" w:tplc="40090005" w:tentative="1">
-      <w:start w:val="1"/>
-      <w:numFmt w:val="bullet"/>
-      <w:lvlText w:val=""/>
-      <w:lvlJc w:val="left"/>
-      <w:pPr>
-        <w:ind w:left="5913" w:hanging="360"/>
-      </w:pPr>
-      <w:rPr>
-        <w:rFonts w:ascii="Wingdings" w:hAnsi="Wingdings" w:hint="default"/>
-      </w:rPr>
-    </w:lvl>
-  </w:abstractNum>
-  <w:abstractNum w:abstractNumId="5" w15:restartNumberingAfterBreak="0">
-    <w:nsid w:val="13C65652"/>
-    <w:multiLevelType w:val="hybridMultilevel"/>
-    <w:tmpl w:val="3DCC2CE2"/>
-    <w:lvl w:ilvl="0" w:tplc="04090001">
-      <w:start w:val="1"/>
-      <w:numFmt w:val="bullet"/>
-      <w:lvlText w:val=""/>
-      <w:lvlJc w:val="left"/>
-      <w:pPr>
-        <w:ind w:left="90" w:hanging="360"/>
-      </w:pPr>
-      <w:rPr>
-        <w:rFonts w:ascii="Symbol" w:hAnsi="Symbol" w:hint="default"/>
-      </w:rPr>
-    </w:lvl>
-    <w:lvl w:ilvl="1" w:tplc="04090003">
-      <w:start w:val="1"/>
-      <w:numFmt w:val="bullet"/>
-      <w:lvlText w:val="o"/>
-      <w:lvlJc w:val="left"/>
-      <w:pPr>
-        <w:ind w:left="810" w:hanging="360"/>
-      </w:pPr>
-      <w:rPr>
-        <w:rFonts w:ascii="Courier New" w:hAnsi="Courier New" w:cs="Courier New" w:hint="default"/>
-      </w:rPr>
-    </w:lvl>
-    <w:lvl w:ilvl="2" w:tplc="04090005">
-      <w:start w:val="1"/>
-      <w:numFmt w:val="bullet"/>
-      <w:lvlText w:val=""/>
-      <w:lvlJc w:val="left"/>
-      <w:pPr>
-        <w:ind w:left="1530" w:hanging="360"/>
-      </w:pPr>
-      <w:rPr>
-        <w:rFonts w:ascii="Wingdings" w:hAnsi="Wingdings" w:hint="default"/>
-      </w:rPr>
-    </w:lvl>
-    <w:lvl w:ilvl="3" w:tplc="04090001">
-      <w:start w:val="1"/>
-      <w:numFmt w:val="bullet"/>
-      <w:lvlText w:val=""/>
-      <w:lvlJc w:val="left"/>
-      <w:pPr>
-        <w:ind w:left="2250" w:hanging="360"/>
-      </w:pPr>
-      <w:rPr>
-        <w:rFonts w:ascii="Symbol" w:hAnsi="Symbol" w:hint="default"/>
-      </w:rPr>
-    </w:lvl>
-    <w:lvl w:ilvl="4" w:tplc="04090003">
-      <w:start w:val="1"/>
-      <w:numFmt w:val="bullet"/>
-      <w:lvlText w:val="o"/>
-      <w:lvlJc w:val="left"/>
-      <w:pPr>
-        <w:ind w:left="2970" w:hanging="360"/>
-      </w:pPr>
-      <w:rPr>
-        <w:rFonts w:ascii="Courier New" w:hAnsi="Courier New" w:cs="Courier New" w:hint="default"/>
-      </w:rPr>
-    </w:lvl>
-    <w:lvl w:ilvl="5" w:tplc="04090005">
-      <w:start w:val="1"/>
-      <w:numFmt w:val="bullet"/>
-      <w:lvlText w:val=""/>
-      <w:lvlJc w:val="left"/>
-      <w:pPr>
-        <w:ind w:left="3690" w:hanging="360"/>
-      </w:pPr>
-      <w:rPr>
-        <w:rFonts w:ascii="Wingdings" w:hAnsi="Wingdings" w:hint="default"/>
-      </w:rPr>
-    </w:lvl>
-    <w:lvl w:ilvl="6" w:tplc="04090001">
-      <w:start w:val="1"/>
-      <w:numFmt w:val="bullet"/>
-      <w:lvlText w:val=""/>
-      <w:lvlJc w:val="left"/>
-      <w:pPr>
-        <w:ind w:left="4410" w:hanging="360"/>
-      </w:pPr>
-      <w:rPr>
-        <w:rFonts w:ascii="Symbol" w:hAnsi="Symbol" w:hint="default"/>
-      </w:rPr>
-    </w:lvl>
-    <w:lvl w:ilvl="7" w:tplc="04090003">
-      <w:start w:val="1"/>
-      <w:numFmt w:val="bullet"/>
-      <w:lvlText w:val="o"/>
-      <w:lvlJc w:val="left"/>
-      <w:pPr>
-        <w:ind w:left="5130" w:hanging="360"/>
-      </w:pPr>
-      <w:rPr>
-        <w:rFonts w:ascii="Courier New" w:hAnsi="Courier New" w:cs="Courier New" w:hint="default"/>
-      </w:rPr>
-    </w:lvl>
-    <w:lvl w:ilvl="8" w:tplc="04090005">
-      <w:start w:val="1"/>
-      <w:numFmt w:val="bullet"/>
-      <w:lvlText w:val=""/>
-      <w:lvlJc w:val="left"/>
-      <w:pPr>
-        <w:ind w:left="5850" w:hanging="360"/>
-      </w:pPr>
-      <w:rPr>
-        <w:rFonts w:ascii="Wingdings" w:hAnsi="Wingdings" w:hint="default"/>
-      </w:rPr>
-    </w:lvl>
-  </w:abstractNum>
-  <w:abstractNum w:abstractNumId="6" w15:restartNumberingAfterBreak="0">
-    <w:nsid w:val="15F21F6D"/>
-    <w:multiLevelType w:val="hybridMultilevel"/>
-    <w:tmpl w:val="24645D8A"/>
-    <w:lvl w:ilvl="0" w:tplc="00007682">
-      <w:start w:val="1"/>
-      <w:numFmt w:val="bullet"/>
-      <w:lvlText w:val=""/>
-      <w:lvlJc w:val="left"/>
-      <w:pPr>
-        <w:ind w:left="153" w:hanging="360"/>
+        <w:tabs>
+          <w:tab w:val="num" w:pos="720"/>
+        </w:tabs>
+        <w:ind w:left="720" w:hanging="360"/>
       </w:pPr>
       <w:rPr>
         <w:rFonts w:ascii="Wingdings" w:eastAsia="Wingdings" w:hAnsi="Wingdings" w:cs="Wingdings" w:hint="default"/>
@@ -7031,7 +6948,265 @@
         <w:vertAlign w:val="baseline"/>
       </w:rPr>
     </w:lvl>
-    <w:lvl w:ilvl="1" w:tplc="FFFFFFFF">
+    <w:lvl w:ilvl="1" w:tentative="1">
+      <w:start w:val="1"/>
+      <w:numFmt w:val="bullet"/>
+      <w:lvlText w:val="o"/>
+      <w:lvlJc w:val="left"/>
+      <w:pPr>
+        <w:tabs>
+          <w:tab w:val="num" w:pos="1440"/>
+        </w:tabs>
+        <w:ind w:left="1440" w:hanging="360"/>
+      </w:pPr>
+      <w:rPr>
+        <w:rFonts w:ascii="Courier New" w:hAnsi="Courier New" w:hint="default"/>
+        <w:sz w:val="20"/>
+      </w:rPr>
+    </w:lvl>
+    <w:lvl w:ilvl="2" w:tentative="1">
+      <w:start w:val="1"/>
+      <w:numFmt w:val="bullet"/>
+      <w:lvlText w:val=""/>
+      <w:lvlJc w:val="left"/>
+      <w:pPr>
+        <w:tabs>
+          <w:tab w:val="num" w:pos="2160"/>
+        </w:tabs>
+        <w:ind w:left="2160" w:hanging="360"/>
+      </w:pPr>
+      <w:rPr>
+        <w:rFonts w:ascii="Wingdings" w:hAnsi="Wingdings" w:hint="default"/>
+        <w:sz w:val="20"/>
+      </w:rPr>
+    </w:lvl>
+    <w:lvl w:ilvl="3" w:tentative="1">
+      <w:start w:val="1"/>
+      <w:numFmt w:val="bullet"/>
+      <w:lvlText w:val=""/>
+      <w:lvlJc w:val="left"/>
+      <w:pPr>
+        <w:tabs>
+          <w:tab w:val="num" w:pos="2880"/>
+        </w:tabs>
+        <w:ind w:left="2880" w:hanging="360"/>
+      </w:pPr>
+      <w:rPr>
+        <w:rFonts w:ascii="Wingdings" w:hAnsi="Wingdings" w:hint="default"/>
+        <w:sz w:val="20"/>
+      </w:rPr>
+    </w:lvl>
+    <w:lvl w:ilvl="4" w:tentative="1">
+      <w:start w:val="1"/>
+      <w:numFmt w:val="bullet"/>
+      <w:lvlText w:val=""/>
+      <w:lvlJc w:val="left"/>
+      <w:pPr>
+        <w:tabs>
+          <w:tab w:val="num" w:pos="3600"/>
+        </w:tabs>
+        <w:ind w:left="3600" w:hanging="360"/>
+      </w:pPr>
+      <w:rPr>
+        <w:rFonts w:ascii="Wingdings" w:hAnsi="Wingdings" w:hint="default"/>
+        <w:sz w:val="20"/>
+      </w:rPr>
+    </w:lvl>
+    <w:lvl w:ilvl="5" w:tentative="1">
+      <w:start w:val="1"/>
+      <w:numFmt w:val="bullet"/>
+      <w:lvlText w:val=""/>
+      <w:lvlJc w:val="left"/>
+      <w:pPr>
+        <w:tabs>
+          <w:tab w:val="num" w:pos="4320"/>
+        </w:tabs>
+        <w:ind w:left="4320" w:hanging="360"/>
+      </w:pPr>
+      <w:rPr>
+        <w:rFonts w:ascii="Wingdings" w:hAnsi="Wingdings" w:hint="default"/>
+        <w:sz w:val="20"/>
+      </w:rPr>
+    </w:lvl>
+    <w:lvl w:ilvl="6" w:tentative="1">
+      <w:start w:val="1"/>
+      <w:numFmt w:val="bullet"/>
+      <w:lvlText w:val=""/>
+      <w:lvlJc w:val="left"/>
+      <w:pPr>
+        <w:tabs>
+          <w:tab w:val="num" w:pos="5040"/>
+        </w:tabs>
+        <w:ind w:left="5040" w:hanging="360"/>
+      </w:pPr>
+      <w:rPr>
+        <w:rFonts w:ascii="Wingdings" w:hAnsi="Wingdings" w:hint="default"/>
+        <w:sz w:val="20"/>
+      </w:rPr>
+    </w:lvl>
+    <w:lvl w:ilvl="7" w:tentative="1">
+      <w:start w:val="1"/>
+      <w:numFmt w:val="bullet"/>
+      <w:lvlText w:val=""/>
+      <w:lvlJc w:val="left"/>
+      <w:pPr>
+        <w:tabs>
+          <w:tab w:val="num" w:pos="5760"/>
+        </w:tabs>
+        <w:ind w:left="5760" w:hanging="360"/>
+      </w:pPr>
+      <w:rPr>
+        <w:rFonts w:ascii="Wingdings" w:hAnsi="Wingdings" w:hint="default"/>
+        <w:sz w:val="20"/>
+      </w:rPr>
+    </w:lvl>
+    <w:lvl w:ilvl="8" w:tentative="1">
+      <w:start w:val="1"/>
+      <w:numFmt w:val="bullet"/>
+      <w:lvlText w:val=""/>
+      <w:lvlJc w:val="left"/>
+      <w:pPr>
+        <w:tabs>
+          <w:tab w:val="num" w:pos="6480"/>
+        </w:tabs>
+        <w:ind w:left="6480" w:hanging="360"/>
+      </w:pPr>
+      <w:rPr>
+        <w:rFonts w:ascii="Wingdings" w:hAnsi="Wingdings" w:hint="default"/>
+        <w:sz w:val="20"/>
+      </w:rPr>
+    </w:lvl>
+  </w:abstractNum>
+  <w:abstractNum w:abstractNumId="4" w15:restartNumberingAfterBreak="0">
+    <w:nsid w:val="0DE83346"/>
+    <w:multiLevelType w:val="hybridMultilevel"/>
+    <w:tmpl w:val="6E623094"/>
+    <w:lvl w:ilvl="0" w:tplc="04090001">
+      <w:start w:val="1"/>
+      <w:numFmt w:val="bullet"/>
+      <w:lvlText w:val=""/>
+      <w:lvlJc w:val="left"/>
+      <w:pPr>
+        <w:ind w:left="1080" w:hanging="360"/>
+      </w:pPr>
+      <w:rPr>
+        <w:rFonts w:ascii="Symbol" w:hAnsi="Symbol" w:hint="default"/>
+      </w:rPr>
+    </w:lvl>
+    <w:lvl w:ilvl="1" w:tplc="04090003" w:tentative="1">
+      <w:start w:val="1"/>
+      <w:numFmt w:val="bullet"/>
+      <w:lvlText w:val="o"/>
+      <w:lvlJc w:val="left"/>
+      <w:pPr>
+        <w:ind w:left="1800" w:hanging="360"/>
+      </w:pPr>
+      <w:rPr>
+        <w:rFonts w:ascii="Courier New" w:hAnsi="Courier New" w:cs="Courier New" w:hint="default"/>
+      </w:rPr>
+    </w:lvl>
+    <w:lvl w:ilvl="2" w:tplc="04090005" w:tentative="1">
+      <w:start w:val="1"/>
+      <w:numFmt w:val="bullet"/>
+      <w:lvlText w:val=""/>
+      <w:lvlJc w:val="left"/>
+      <w:pPr>
+        <w:ind w:left="2520" w:hanging="360"/>
+      </w:pPr>
+      <w:rPr>
+        <w:rFonts w:ascii="Wingdings" w:hAnsi="Wingdings" w:hint="default"/>
+      </w:rPr>
+    </w:lvl>
+    <w:lvl w:ilvl="3" w:tplc="04090001" w:tentative="1">
+      <w:start w:val="1"/>
+      <w:numFmt w:val="bullet"/>
+      <w:lvlText w:val=""/>
+      <w:lvlJc w:val="left"/>
+      <w:pPr>
+        <w:ind w:left="3240" w:hanging="360"/>
+      </w:pPr>
+      <w:rPr>
+        <w:rFonts w:ascii="Symbol" w:hAnsi="Symbol" w:hint="default"/>
+      </w:rPr>
+    </w:lvl>
+    <w:lvl w:ilvl="4" w:tplc="04090003" w:tentative="1">
+      <w:start w:val="1"/>
+      <w:numFmt w:val="bullet"/>
+      <w:lvlText w:val="o"/>
+      <w:lvlJc w:val="left"/>
+      <w:pPr>
+        <w:ind w:left="3960" w:hanging="360"/>
+      </w:pPr>
+      <w:rPr>
+        <w:rFonts w:ascii="Courier New" w:hAnsi="Courier New" w:cs="Courier New" w:hint="default"/>
+      </w:rPr>
+    </w:lvl>
+    <w:lvl w:ilvl="5" w:tplc="04090005" w:tentative="1">
+      <w:start w:val="1"/>
+      <w:numFmt w:val="bullet"/>
+      <w:lvlText w:val=""/>
+      <w:lvlJc w:val="left"/>
+      <w:pPr>
+        <w:ind w:left="4680" w:hanging="360"/>
+      </w:pPr>
+      <w:rPr>
+        <w:rFonts w:ascii="Wingdings" w:hAnsi="Wingdings" w:hint="default"/>
+      </w:rPr>
+    </w:lvl>
+    <w:lvl w:ilvl="6" w:tplc="04090001" w:tentative="1">
+      <w:start w:val="1"/>
+      <w:numFmt w:val="bullet"/>
+      <w:lvlText w:val=""/>
+      <w:lvlJc w:val="left"/>
+      <w:pPr>
+        <w:ind w:left="5400" w:hanging="360"/>
+      </w:pPr>
+      <w:rPr>
+        <w:rFonts w:ascii="Symbol" w:hAnsi="Symbol" w:hint="default"/>
+      </w:rPr>
+    </w:lvl>
+    <w:lvl w:ilvl="7" w:tplc="04090003" w:tentative="1">
+      <w:start w:val="1"/>
+      <w:numFmt w:val="bullet"/>
+      <w:lvlText w:val="o"/>
+      <w:lvlJc w:val="left"/>
+      <w:pPr>
+        <w:ind w:left="6120" w:hanging="360"/>
+      </w:pPr>
+      <w:rPr>
+        <w:rFonts w:ascii="Courier New" w:hAnsi="Courier New" w:cs="Courier New" w:hint="default"/>
+      </w:rPr>
+    </w:lvl>
+    <w:lvl w:ilvl="8" w:tplc="04090005" w:tentative="1">
+      <w:start w:val="1"/>
+      <w:numFmt w:val="bullet"/>
+      <w:lvlText w:val=""/>
+      <w:lvlJc w:val="left"/>
+      <w:pPr>
+        <w:ind w:left="6840" w:hanging="360"/>
+      </w:pPr>
+      <w:rPr>
+        <w:rFonts w:ascii="Wingdings" w:hAnsi="Wingdings" w:hint="default"/>
+      </w:rPr>
+    </w:lvl>
+  </w:abstractNum>
+  <w:abstractNum w:abstractNumId="5" w15:restartNumberingAfterBreak="0">
+    <w:nsid w:val="11CE4F40"/>
+    <w:multiLevelType w:val="hybridMultilevel"/>
+    <w:tmpl w:val="47D2BFCC"/>
+    <w:lvl w:ilvl="0" w:tplc="40090001">
+      <w:start w:val="1"/>
+      <w:numFmt w:val="bullet"/>
+      <w:lvlText w:val=""/>
+      <w:lvlJc w:val="left"/>
+      <w:pPr>
+        <w:ind w:left="153" w:hanging="360"/>
+      </w:pPr>
+      <w:rPr>
+        <w:rFonts w:ascii="Symbol" w:hAnsi="Symbol" w:hint="default"/>
+      </w:rPr>
+    </w:lvl>
+    <w:lvl w:ilvl="1" w:tplc="5B5A1ADA">
       <w:numFmt w:val="bullet"/>
       <w:lvlText w:val="•"/>
       <w:lvlJc w:val="left"/>
@@ -7042,7 +7217,7 @@
         <w:rFonts w:ascii="Calibri" w:eastAsia="Calibri" w:hAnsi="Calibri" w:cs="Calibri" w:hint="default"/>
       </w:rPr>
     </w:lvl>
-    <w:lvl w:ilvl="2" w:tplc="FFFFFFFF">
+    <w:lvl w:ilvl="2" w:tplc="40090005">
       <w:start w:val="1"/>
       <w:numFmt w:val="bullet"/>
       <w:lvlText w:val=""/>
@@ -7054,7 +7229,7 @@
         <w:rFonts w:ascii="Wingdings" w:hAnsi="Wingdings" w:hint="default"/>
       </w:rPr>
     </w:lvl>
-    <w:lvl w:ilvl="3" w:tplc="FFFFFFFF" w:tentative="1">
+    <w:lvl w:ilvl="3" w:tplc="40090001" w:tentative="1">
       <w:start w:val="1"/>
       <w:numFmt w:val="bullet"/>
       <w:lvlText w:val=""/>
@@ -7066,7 +7241,7 @@
         <w:rFonts w:ascii="Symbol" w:hAnsi="Symbol" w:hint="default"/>
       </w:rPr>
     </w:lvl>
-    <w:lvl w:ilvl="4" w:tplc="FFFFFFFF" w:tentative="1">
+    <w:lvl w:ilvl="4" w:tplc="40090003" w:tentative="1">
       <w:start w:val="1"/>
       <w:numFmt w:val="bullet"/>
       <w:lvlText w:val="o"/>
@@ -7078,7 +7253,7 @@
         <w:rFonts w:ascii="Courier New" w:hAnsi="Courier New" w:cs="Courier New" w:hint="default"/>
       </w:rPr>
     </w:lvl>
-    <w:lvl w:ilvl="5" w:tplc="FFFFFFFF" w:tentative="1">
+    <w:lvl w:ilvl="5" w:tplc="40090005" w:tentative="1">
       <w:start w:val="1"/>
       <w:numFmt w:val="bullet"/>
       <w:lvlText w:val=""/>
@@ -7090,7 +7265,7 @@
         <w:rFonts w:ascii="Wingdings" w:hAnsi="Wingdings" w:hint="default"/>
       </w:rPr>
     </w:lvl>
-    <w:lvl w:ilvl="6" w:tplc="FFFFFFFF" w:tentative="1">
+    <w:lvl w:ilvl="6" w:tplc="40090001" w:tentative="1">
       <w:start w:val="1"/>
       <w:numFmt w:val="bullet"/>
       <w:lvlText w:val=""/>
@@ -7102,7 +7277,7 @@
         <w:rFonts w:ascii="Symbol" w:hAnsi="Symbol" w:hint="default"/>
       </w:rPr>
     </w:lvl>
-    <w:lvl w:ilvl="7" w:tplc="FFFFFFFF" w:tentative="1">
+    <w:lvl w:ilvl="7" w:tplc="40090003" w:tentative="1">
       <w:start w:val="1"/>
       <w:numFmt w:val="bullet"/>
       <w:lvlText w:val="o"/>
@@ -7114,13 +7289,126 @@
         <w:rFonts w:ascii="Courier New" w:hAnsi="Courier New" w:cs="Courier New" w:hint="default"/>
       </w:rPr>
     </w:lvl>
-    <w:lvl w:ilvl="8" w:tplc="FFFFFFFF" w:tentative="1">
+    <w:lvl w:ilvl="8" w:tplc="40090005" w:tentative="1">
       <w:start w:val="1"/>
       <w:numFmt w:val="bullet"/>
       <w:lvlText w:val=""/>
       <w:lvlJc w:val="left"/>
       <w:pPr>
         <w:ind w:left="5913" w:hanging="360"/>
+      </w:pPr>
+      <w:rPr>
+        <w:rFonts w:ascii="Wingdings" w:hAnsi="Wingdings" w:hint="default"/>
+      </w:rPr>
+    </w:lvl>
+  </w:abstractNum>
+  <w:abstractNum w:abstractNumId="6" w15:restartNumberingAfterBreak="0">
+    <w:nsid w:val="13C65652"/>
+    <w:multiLevelType w:val="hybridMultilevel"/>
+    <w:tmpl w:val="3DCC2CE2"/>
+    <w:lvl w:ilvl="0" w:tplc="04090001">
+      <w:start w:val="1"/>
+      <w:numFmt w:val="bullet"/>
+      <w:lvlText w:val=""/>
+      <w:lvlJc w:val="left"/>
+      <w:pPr>
+        <w:ind w:left="90" w:hanging="360"/>
+      </w:pPr>
+      <w:rPr>
+        <w:rFonts w:ascii="Symbol" w:hAnsi="Symbol" w:hint="default"/>
+      </w:rPr>
+    </w:lvl>
+    <w:lvl w:ilvl="1" w:tplc="04090003">
+      <w:start w:val="1"/>
+      <w:numFmt w:val="bullet"/>
+      <w:lvlText w:val="o"/>
+      <w:lvlJc w:val="left"/>
+      <w:pPr>
+        <w:ind w:left="810" w:hanging="360"/>
+      </w:pPr>
+      <w:rPr>
+        <w:rFonts w:ascii="Courier New" w:hAnsi="Courier New" w:cs="Courier New" w:hint="default"/>
+      </w:rPr>
+    </w:lvl>
+    <w:lvl w:ilvl="2" w:tplc="04090005">
+      <w:start w:val="1"/>
+      <w:numFmt w:val="bullet"/>
+      <w:lvlText w:val=""/>
+      <w:lvlJc w:val="left"/>
+      <w:pPr>
+        <w:ind w:left="1530" w:hanging="360"/>
+      </w:pPr>
+      <w:rPr>
+        <w:rFonts w:ascii="Wingdings" w:hAnsi="Wingdings" w:hint="default"/>
+      </w:rPr>
+    </w:lvl>
+    <w:lvl w:ilvl="3" w:tplc="04090001">
+      <w:start w:val="1"/>
+      <w:numFmt w:val="bullet"/>
+      <w:lvlText w:val=""/>
+      <w:lvlJc w:val="left"/>
+      <w:pPr>
+        <w:ind w:left="2250" w:hanging="360"/>
+      </w:pPr>
+      <w:rPr>
+        <w:rFonts w:ascii="Symbol" w:hAnsi="Symbol" w:hint="default"/>
+      </w:rPr>
+    </w:lvl>
+    <w:lvl w:ilvl="4" w:tplc="04090003">
+      <w:start w:val="1"/>
+      <w:numFmt w:val="bullet"/>
+      <w:lvlText w:val="o"/>
+      <w:lvlJc w:val="left"/>
+      <w:pPr>
+        <w:ind w:left="2970" w:hanging="360"/>
+      </w:pPr>
+      <w:rPr>
+        <w:rFonts w:ascii="Courier New" w:hAnsi="Courier New" w:cs="Courier New" w:hint="default"/>
+      </w:rPr>
+    </w:lvl>
+    <w:lvl w:ilvl="5" w:tplc="04090005">
+      <w:start w:val="1"/>
+      <w:numFmt w:val="bullet"/>
+      <w:lvlText w:val=""/>
+      <w:lvlJc w:val="left"/>
+      <w:pPr>
+        <w:ind w:left="3690" w:hanging="360"/>
+      </w:pPr>
+      <w:rPr>
+        <w:rFonts w:ascii="Wingdings" w:hAnsi="Wingdings" w:hint="default"/>
+      </w:rPr>
+    </w:lvl>
+    <w:lvl w:ilvl="6" w:tplc="04090001">
+      <w:start w:val="1"/>
+      <w:numFmt w:val="bullet"/>
+      <w:lvlText w:val=""/>
+      <w:lvlJc w:val="left"/>
+      <w:pPr>
+        <w:ind w:left="4410" w:hanging="360"/>
+      </w:pPr>
+      <w:rPr>
+        <w:rFonts w:ascii="Symbol" w:hAnsi="Symbol" w:hint="default"/>
+      </w:rPr>
+    </w:lvl>
+    <w:lvl w:ilvl="7" w:tplc="04090003">
+      <w:start w:val="1"/>
+      <w:numFmt w:val="bullet"/>
+      <w:lvlText w:val="o"/>
+      <w:lvlJc w:val="left"/>
+      <w:pPr>
+        <w:ind w:left="5130" w:hanging="360"/>
+      </w:pPr>
+      <w:rPr>
+        <w:rFonts w:ascii="Courier New" w:hAnsi="Courier New" w:cs="Courier New" w:hint="default"/>
+      </w:rPr>
+    </w:lvl>
+    <w:lvl w:ilvl="8" w:tplc="04090005">
+      <w:start w:val="1"/>
+      <w:numFmt w:val="bullet"/>
+      <w:lvlText w:val=""/>
+      <w:lvlJc w:val="left"/>
+      <w:pPr>
+        <w:ind w:left="5850" w:hanging="360"/>
       </w:pPr>
       <w:rPr>
         <w:rFonts w:ascii="Wingdings" w:hAnsi="Wingdings" w:hint="default"/>
@@ -7128,128 +7416,16 @@
     </w:lvl>
   </w:abstractNum>
   <w:abstractNum w:abstractNumId="7" w15:restartNumberingAfterBreak="0">
-    <w:nsid w:val="1C10564F"/>
+    <w:nsid w:val="15F21F6D"/>
     <w:multiLevelType w:val="hybridMultilevel"/>
-    <w:tmpl w:val="995E494E"/>
-    <w:lvl w:ilvl="0" w:tplc="E992377A">
-      <w:numFmt w:val="bullet"/>
-      <w:lvlText w:val=""/>
-      <w:lvlJc w:val="left"/>
-      <w:pPr>
-        <w:ind w:left="90" w:hanging="360"/>
-      </w:pPr>
-      <w:rPr>
-        <w:rFonts w:ascii="Calibri" w:eastAsia="Noto Sans Symbols" w:hAnsi="Calibri" w:cs="Calibri" w:hint="default"/>
-      </w:rPr>
-    </w:lvl>
-    <w:lvl w:ilvl="1" w:tplc="04090003" w:tentative="1">
-      <w:start w:val="1"/>
-      <w:numFmt w:val="bullet"/>
-      <w:lvlText w:val="o"/>
-      <w:lvlJc w:val="left"/>
-      <w:pPr>
-        <w:ind w:left="810" w:hanging="360"/>
-      </w:pPr>
-      <w:rPr>
-        <w:rFonts w:ascii="Courier New" w:hAnsi="Courier New" w:cs="Courier New" w:hint="default"/>
-      </w:rPr>
-    </w:lvl>
-    <w:lvl w:ilvl="2" w:tplc="04090005" w:tentative="1">
+    <w:tmpl w:val="24645D8A"/>
+    <w:lvl w:ilvl="0" w:tplc="00007682">
       <w:start w:val="1"/>
       <w:numFmt w:val="bullet"/>
       <w:lvlText w:val=""/>
       <w:lvlJc w:val="left"/>
       <w:pPr>
-        <w:ind w:left="1530" w:hanging="360"/>
-      </w:pPr>
-      <w:rPr>
-        <w:rFonts w:ascii="Wingdings" w:hAnsi="Wingdings" w:hint="default"/>
-      </w:rPr>
-    </w:lvl>
-    <w:lvl w:ilvl="3" w:tplc="04090001" w:tentative="1">
-      <w:start w:val="1"/>
-      <w:numFmt w:val="bullet"/>
-      <w:lvlText w:val=""/>
-      <w:lvlJc w:val="left"/>
-      <w:pPr>
-        <w:ind w:left="2250" w:hanging="360"/>
-      </w:pPr>
-      <w:rPr>
-        <w:rFonts w:ascii="Symbol" w:hAnsi="Symbol" w:hint="default"/>
-      </w:rPr>
-    </w:lvl>
-    <w:lvl w:ilvl="4" w:tplc="04090003" w:tentative="1">
-      <w:start w:val="1"/>
-      <w:numFmt w:val="bullet"/>
-      <w:lvlText w:val="o"/>
-      <w:lvlJc w:val="left"/>
-      <w:pPr>
-        <w:ind w:left="2970" w:hanging="360"/>
-      </w:pPr>
-      <w:rPr>
-        <w:rFonts w:ascii="Courier New" w:hAnsi="Courier New" w:cs="Courier New" w:hint="default"/>
-      </w:rPr>
-    </w:lvl>
-    <w:lvl w:ilvl="5" w:tplc="04090005" w:tentative="1">
-      <w:start w:val="1"/>
-      <w:numFmt w:val="bullet"/>
-      <w:lvlText w:val=""/>
-      <w:lvlJc w:val="left"/>
-      <w:pPr>
-        <w:ind w:left="3690" w:hanging="360"/>
-      </w:pPr>
-      <w:rPr>
-        <w:rFonts w:ascii="Wingdings" w:hAnsi="Wingdings" w:hint="default"/>
-      </w:rPr>
-    </w:lvl>
-    <w:lvl w:ilvl="6" w:tplc="04090001" w:tentative="1">
-      <w:start w:val="1"/>
-      <w:numFmt w:val="bullet"/>
-      <w:lvlText w:val=""/>
-      <w:lvlJc w:val="left"/>
-      <w:pPr>
-        <w:ind w:left="4410" w:hanging="360"/>
-      </w:pPr>
-      <w:rPr>
-        <w:rFonts w:ascii="Symbol" w:hAnsi="Symbol" w:hint="default"/>
-      </w:rPr>
-    </w:lvl>
-    <w:lvl w:ilvl="7" w:tplc="04090003" w:tentative="1">
-      <w:start w:val="1"/>
-      <w:numFmt w:val="bullet"/>
-      <w:lvlText w:val="o"/>
-      <w:lvlJc w:val="left"/>
-      <w:pPr>
-        <w:ind w:left="5130" w:hanging="360"/>
-      </w:pPr>
-      <w:rPr>
-        <w:rFonts w:ascii="Courier New" w:hAnsi="Courier New" w:cs="Courier New" w:hint="default"/>
-      </w:rPr>
-    </w:lvl>
-    <w:lvl w:ilvl="8" w:tplc="04090005" w:tentative="1">
-      <w:start w:val="1"/>
-      <w:numFmt w:val="bullet"/>
-      <w:lvlText w:val=""/>
-      <w:lvlJc w:val="left"/>
-      <w:pPr>
-        <w:ind w:left="5850" w:hanging="360"/>
-      </w:pPr>
-      <w:rPr>
-        <w:rFonts w:ascii="Wingdings" w:hAnsi="Wingdings" w:hint="default"/>
-      </w:rPr>
-    </w:lvl>
-  </w:abstractNum>
-  <w:abstractNum w:abstractNumId="8" w15:restartNumberingAfterBreak="0">
-    <w:nsid w:val="1C563D5C"/>
-    <w:multiLevelType w:val="hybridMultilevel"/>
-    <w:tmpl w:val="574A04A0"/>
-    <w:lvl w:ilvl="0" w:tplc="00007682">
-      <w:start w:val="1"/>
-      <w:numFmt w:val="bullet"/>
-      <w:lvlText w:val=""/>
-      <w:lvlJc w:val="left"/>
-      <w:pPr>
-        <w:ind w:left="1080" w:hanging="360"/>
+        <w:ind w:left="153" w:hanging="360"/>
       </w:pPr>
       <w:rPr>
         <w:rFonts w:ascii="Wingdings" w:eastAsia="Wingdings" w:hAnsi="Wingdings" w:cs="Wingdings" w:hint="default"/>
@@ -7266,97 +7442,208 @@
         <w:vertAlign w:val="baseline"/>
       </w:rPr>
     </w:lvl>
-    <w:lvl w:ilvl="1" w:tplc="FFFFFFFF" w:tentative="1">
+    <w:lvl w:ilvl="1" w:tplc="FFFFFFFF">
+      <w:numFmt w:val="bullet"/>
+      <w:lvlText w:val="•"/>
+      <w:lvlJc w:val="left"/>
+      <w:pPr>
+        <w:ind w:left="873" w:hanging="360"/>
+      </w:pPr>
+      <w:rPr>
+        <w:rFonts w:ascii="Calibri" w:eastAsia="Calibri" w:hAnsi="Calibri" w:cs="Calibri" w:hint="default"/>
+      </w:rPr>
+    </w:lvl>
+    <w:lvl w:ilvl="2" w:tplc="FFFFFFFF">
+      <w:start w:val="1"/>
+      <w:numFmt w:val="bullet"/>
+      <w:lvlText w:val=""/>
+      <w:lvlJc w:val="left"/>
+      <w:pPr>
+        <w:ind w:left="1593" w:hanging="360"/>
+      </w:pPr>
+      <w:rPr>
+        <w:rFonts w:ascii="Wingdings" w:hAnsi="Wingdings" w:hint="default"/>
+      </w:rPr>
+    </w:lvl>
+    <w:lvl w:ilvl="3" w:tplc="FFFFFFFF" w:tentative="1">
+      <w:start w:val="1"/>
+      <w:numFmt w:val="bullet"/>
+      <w:lvlText w:val=""/>
+      <w:lvlJc w:val="left"/>
+      <w:pPr>
+        <w:ind w:left="2313" w:hanging="360"/>
+      </w:pPr>
+      <w:rPr>
+        <w:rFonts w:ascii="Symbol" w:hAnsi="Symbol" w:hint="default"/>
+      </w:rPr>
+    </w:lvl>
+    <w:lvl w:ilvl="4" w:tplc="FFFFFFFF" w:tentative="1">
       <w:start w:val="1"/>
       <w:numFmt w:val="bullet"/>
       <w:lvlText w:val="o"/>
       <w:lvlJc w:val="left"/>
       <w:pPr>
-        <w:ind w:left="1800" w:hanging="360"/>
+        <w:ind w:left="3033" w:hanging="360"/>
       </w:pPr>
       <w:rPr>
         <w:rFonts w:ascii="Courier New" w:hAnsi="Courier New" w:cs="Courier New" w:hint="default"/>
       </w:rPr>
     </w:lvl>
-    <w:lvl w:ilvl="2" w:tplc="FFFFFFFF" w:tentative="1">
+    <w:lvl w:ilvl="5" w:tplc="FFFFFFFF" w:tentative="1">
       <w:start w:val="1"/>
       <w:numFmt w:val="bullet"/>
       <w:lvlText w:val=""/>
       <w:lvlJc w:val="left"/>
       <w:pPr>
-        <w:ind w:left="2520" w:hanging="360"/>
+        <w:ind w:left="3753" w:hanging="360"/>
       </w:pPr>
       <w:rPr>
         <w:rFonts w:ascii="Wingdings" w:hAnsi="Wingdings" w:hint="default"/>
       </w:rPr>
     </w:lvl>
-    <w:lvl w:ilvl="3" w:tplc="FFFFFFFF" w:tentative="1">
+    <w:lvl w:ilvl="6" w:tplc="FFFFFFFF" w:tentative="1">
       <w:start w:val="1"/>
       <w:numFmt w:val="bullet"/>
       <w:lvlText w:val=""/>
       <w:lvlJc w:val="left"/>
       <w:pPr>
-        <w:ind w:left="3240" w:hanging="360"/>
+        <w:ind w:left="4473" w:hanging="360"/>
       </w:pPr>
       <w:rPr>
         <w:rFonts w:ascii="Symbol" w:hAnsi="Symbol" w:hint="default"/>
       </w:rPr>
     </w:lvl>
-    <w:lvl w:ilvl="4" w:tplc="FFFFFFFF" w:tentative="1">
+    <w:lvl w:ilvl="7" w:tplc="FFFFFFFF" w:tentative="1">
       <w:start w:val="1"/>
       <w:numFmt w:val="bullet"/>
       <w:lvlText w:val="o"/>
       <w:lvlJc w:val="left"/>
       <w:pPr>
-        <w:ind w:left="3960" w:hanging="360"/>
+        <w:ind w:left="5193" w:hanging="360"/>
       </w:pPr>
       <w:rPr>
         <w:rFonts w:ascii="Courier New" w:hAnsi="Courier New" w:cs="Courier New" w:hint="default"/>
       </w:rPr>
     </w:lvl>
-    <w:lvl w:ilvl="5" w:tplc="FFFFFFFF" w:tentative="1">
+    <w:lvl w:ilvl="8" w:tplc="FFFFFFFF" w:tentative="1">
       <w:start w:val="1"/>
       <w:numFmt w:val="bullet"/>
       <w:lvlText w:val=""/>
       <w:lvlJc w:val="left"/>
       <w:pPr>
-        <w:ind w:left="4680" w:hanging="360"/>
+        <w:ind w:left="5913" w:hanging="360"/>
       </w:pPr>
       <w:rPr>
         <w:rFonts w:ascii="Wingdings" w:hAnsi="Wingdings" w:hint="default"/>
       </w:rPr>
     </w:lvl>
-    <w:lvl w:ilvl="6" w:tplc="FFFFFFFF" w:tentative="1">
-      <w:start w:val="1"/>
+  </w:abstractNum>
+  <w:abstractNum w:abstractNumId="8" w15:restartNumberingAfterBreak="0">
+    <w:nsid w:val="1C10564F"/>
+    <w:multiLevelType w:val="hybridMultilevel"/>
+    <w:tmpl w:val="995E494E"/>
+    <w:lvl w:ilvl="0" w:tplc="E992377A">
       <w:numFmt w:val="bullet"/>
       <w:lvlText w:val=""/>
       <w:lvlJc w:val="left"/>
       <w:pPr>
-        <w:ind w:left="5400" w:hanging="360"/>
+        <w:ind w:left="90" w:hanging="360"/>
+      </w:pPr>
+      <w:rPr>
+        <w:rFonts w:ascii="Calibri" w:eastAsia="Noto Sans Symbols" w:hAnsi="Calibri" w:cs="Calibri" w:hint="default"/>
+      </w:rPr>
+    </w:lvl>
+    <w:lvl w:ilvl="1" w:tplc="04090003" w:tentative="1">
+      <w:start w:val="1"/>
+      <w:numFmt w:val="bullet"/>
+      <w:lvlText w:val="o"/>
+      <w:lvlJc w:val="left"/>
+      <w:pPr>
+        <w:ind w:left="810" w:hanging="360"/>
+      </w:pPr>
+      <w:rPr>
+        <w:rFonts w:ascii="Courier New" w:hAnsi="Courier New" w:cs="Courier New" w:hint="default"/>
+      </w:rPr>
+    </w:lvl>
+    <w:lvl w:ilvl="2" w:tplc="04090005" w:tentative="1">
+      <w:start w:val="1"/>
+      <w:numFmt w:val="bullet"/>
+      <w:lvlText w:val=""/>
+      <w:lvlJc w:val="left"/>
+      <w:pPr>
+        <w:ind w:left="1530" w:hanging="360"/>
+      </w:pPr>
+      <w:rPr>
+        <w:rFonts w:ascii="Wingdings" w:hAnsi="Wingdings" w:hint="default"/>
+      </w:rPr>
+    </w:lvl>
+    <w:lvl w:ilvl="3" w:tplc="04090001" w:tentative="1">
+      <w:start w:val="1"/>
+      <w:numFmt w:val="bullet"/>
+      <w:lvlText w:val=""/>
+      <w:lvlJc w:val="left"/>
+      <w:pPr>
+        <w:ind w:left="2250" w:hanging="360"/>
       </w:pPr>
       <w:rPr>
         <w:rFonts w:ascii="Symbol" w:hAnsi="Symbol" w:hint="default"/>
       </w:rPr>
     </w:lvl>
-    <w:lvl w:ilvl="7" w:tplc="FFFFFFFF" w:tentative="1">
+    <w:lvl w:ilvl="4" w:tplc="04090003" w:tentative="1">
       <w:start w:val="1"/>
       <w:numFmt w:val="bullet"/>
       <w:lvlText w:val="o"/>
       <w:lvlJc w:val="left"/>
       <w:pPr>
-        <w:ind w:left="6120" w:hanging="360"/>
+        <w:ind w:left="2970" w:hanging="360"/>
       </w:pPr>
       <w:rPr>
         <w:rFonts w:ascii="Courier New" w:hAnsi="Courier New" w:cs="Courier New" w:hint="default"/>
       </w:rPr>
     </w:lvl>
-    <w:lvl w:ilvl="8" w:tplc="FFFFFFFF" w:tentative="1">
+    <w:lvl w:ilvl="5" w:tplc="04090005" w:tentative="1">
       <w:start w:val="1"/>
       <w:numFmt w:val="bullet"/>
       <w:lvlText w:val=""/>
       <w:lvlJc w:val="left"/>
       <w:pPr>
-        <w:ind w:left="6840" w:hanging="360"/>
+        <w:ind w:left="3690" w:hanging="360"/>
+      </w:pPr>
+      <w:rPr>
+        <w:rFonts w:ascii="Wingdings" w:hAnsi="Wingdings" w:hint="default"/>
+      </w:rPr>
+    </w:lvl>
+    <w:lvl w:ilvl="6" w:tplc="04090001" w:tentative="1">
+      <w:start w:val="1"/>
+      <w:numFmt w:val="bullet"/>
+      <w:lvlText w:val=""/>
+      <w:lvlJc w:val="left"/>
+      <w:pPr>
+        <w:ind w:left="4410" w:hanging="360"/>
+      </w:pPr>
+      <w:rPr>
+        <w:rFonts w:ascii="Symbol" w:hAnsi="Symbol" w:hint="default"/>
+      </w:rPr>
+    </w:lvl>
+    <w:lvl w:ilvl="7" w:tplc="04090003" w:tentative="1">
+      <w:start w:val="1"/>
+      <w:numFmt w:val="bullet"/>
+      <w:lvlText w:val="o"/>
+      <w:lvlJc w:val="left"/>
+      <w:pPr>
+        <w:ind w:left="5130" w:hanging="360"/>
+      </w:pPr>
+      <w:rPr>
+        <w:rFonts w:ascii="Courier New" w:hAnsi="Courier New" w:cs="Courier New" w:hint="default"/>
+      </w:rPr>
+    </w:lvl>
+    <w:lvl w:ilvl="8" w:tplc="04090005" w:tentative="1">
+      <w:start w:val="1"/>
+      <w:numFmt w:val="bullet"/>
+      <w:lvlText w:val=""/>
+      <w:lvlJc w:val="left"/>
+      <w:pPr>
+        <w:ind w:left="5850" w:hanging="360"/>
       </w:pPr>
       <w:rPr>
         <w:rFonts w:ascii="Wingdings" w:hAnsi="Wingdings" w:hint="default"/>
@@ -7364,6 +7651,130 @@
     </w:lvl>
   </w:abstractNum>
   <w:abstractNum w:abstractNumId="9" w15:restartNumberingAfterBreak="0">
+    <w:nsid w:val="1C563D5C"/>
+    <w:multiLevelType w:val="hybridMultilevel"/>
+    <w:tmpl w:val="574A04A0"/>
+    <w:lvl w:ilvl="0" w:tplc="00007682">
+      <w:start w:val="1"/>
+      <w:numFmt w:val="bullet"/>
+      <w:lvlText w:val=""/>
+      <w:lvlJc w:val="left"/>
+      <w:pPr>
+        <w:ind w:left="1080" w:hanging="360"/>
+      </w:pPr>
+      <w:rPr>
+        <w:rFonts w:ascii="Wingdings" w:eastAsia="Wingdings" w:hAnsi="Wingdings" w:cs="Wingdings" w:hint="default"/>
+        <w:b w:val="0"/>
+        <w:i w:val="0"/>
+        <w:strike w:val="0"/>
+        <w:dstrike w:val="0"/>
+        <w:color w:val="000000"/>
+        <w:sz w:val="24"/>
+        <w:szCs w:val="24"/>
+        <w:u w:val="none" w:color="000000"/>
+        <w:bdr w:val="none" w:sz="0" w:space="0" w:color="auto"/>
+        <w:shd w:val="clear" w:color="auto" w:fill="auto"/>
+        <w:vertAlign w:val="baseline"/>
+      </w:rPr>
+    </w:lvl>
+    <w:lvl w:ilvl="1" w:tplc="FFFFFFFF" w:tentative="1">
+      <w:start w:val="1"/>
+      <w:numFmt w:val="bullet"/>
+      <w:lvlText w:val="o"/>
+      <w:lvlJc w:val="left"/>
+      <w:pPr>
+        <w:ind w:left="1800" w:hanging="360"/>
+      </w:pPr>
+      <w:rPr>
+        <w:rFonts w:ascii="Courier New" w:hAnsi="Courier New" w:cs="Courier New" w:hint="default"/>
+      </w:rPr>
+    </w:lvl>
+    <w:lvl w:ilvl="2" w:tplc="FFFFFFFF" w:tentative="1">
+      <w:start w:val="1"/>
+      <w:numFmt w:val="bullet"/>
+      <w:lvlText w:val=""/>
+      <w:lvlJc w:val="left"/>
+      <w:pPr>
+        <w:ind w:left="2520" w:hanging="360"/>
+      </w:pPr>
+      <w:rPr>
+        <w:rFonts w:ascii="Wingdings" w:hAnsi="Wingdings" w:hint="default"/>
+      </w:rPr>
+    </w:lvl>
+    <w:lvl w:ilvl="3" w:tplc="FFFFFFFF" w:tentative="1">
+      <w:start w:val="1"/>
+      <w:numFmt w:val="bullet"/>
+      <w:lvlText w:val=""/>
+      <w:lvlJc w:val="left"/>
+      <w:pPr>
+        <w:ind w:left="3240" w:hanging="360"/>
+      </w:pPr>
+      <w:rPr>
+        <w:rFonts w:ascii="Symbol" w:hAnsi="Symbol" w:hint="default"/>
+      </w:rPr>
+    </w:lvl>
+    <w:lvl w:ilvl="4" w:tplc="FFFFFFFF" w:tentative="1">
+      <w:start w:val="1"/>
+      <w:numFmt w:val="bullet"/>
+      <w:lvlText w:val="o"/>
+      <w:lvlJc w:val="left"/>
+      <w:pPr>
+        <w:ind w:left="3960" w:hanging="360"/>
+      </w:pPr>
+      <w:rPr>
+        <w:rFonts w:ascii="Courier New" w:hAnsi="Courier New" w:cs="Courier New" w:hint="default"/>
+      </w:rPr>
+    </w:lvl>
+    <w:lvl w:ilvl="5" w:tplc="FFFFFFFF" w:tentative="1">
+      <w:start w:val="1"/>
+      <w:numFmt w:val="bullet"/>
+      <w:lvlText w:val=""/>
+      <w:lvlJc w:val="left"/>
+      <w:pPr>
+        <w:ind w:left="4680" w:hanging="360"/>
+      </w:pPr>
+      <w:rPr>
+        <w:rFonts w:ascii="Wingdings" w:hAnsi="Wingdings" w:hint="default"/>
+      </w:rPr>
+    </w:lvl>
+    <w:lvl w:ilvl="6" w:tplc="FFFFFFFF" w:tentative="1">
+      <w:start w:val="1"/>
+      <w:numFmt w:val="bullet"/>
+      <w:lvlText w:val=""/>
+      <w:lvlJc w:val="left"/>
+      <w:pPr>
+        <w:ind w:left="5400" w:hanging="360"/>
+      </w:pPr>
+      <w:rPr>
+        <w:rFonts w:ascii="Symbol" w:hAnsi="Symbol" w:hint="default"/>
+      </w:rPr>
+    </w:lvl>
+    <w:lvl w:ilvl="7" w:tplc="FFFFFFFF" w:tentative="1">
+      <w:start w:val="1"/>
+      <w:numFmt w:val="bullet"/>
+      <w:lvlText w:val="o"/>
+      <w:lvlJc w:val="left"/>
+      <w:pPr>
+        <w:ind w:left="6120" w:hanging="360"/>
+      </w:pPr>
+      <w:rPr>
+        <w:rFonts w:ascii="Courier New" w:hAnsi="Courier New" w:cs="Courier New" w:hint="default"/>
+      </w:rPr>
+    </w:lvl>
+    <w:lvl w:ilvl="8" w:tplc="FFFFFFFF" w:tentative="1">
+      <w:start w:val="1"/>
+      <w:numFmt w:val="bullet"/>
+      <w:lvlText w:val=""/>
+      <w:lvlJc w:val="left"/>
+      <w:pPr>
+        <w:ind w:left="6840" w:hanging="360"/>
+      </w:pPr>
+      <w:rPr>
+        <w:rFonts w:ascii="Wingdings" w:hAnsi="Wingdings" w:hint="default"/>
+      </w:rPr>
+    </w:lvl>
+  </w:abstractNum>
+  <w:abstractNum w:abstractNumId="10" w15:restartNumberingAfterBreak="0">
     <w:nsid w:val="2BF641E6"/>
     <w:multiLevelType w:val="hybridMultilevel"/>
     <w:tmpl w:val="BA44319C"/>
@@ -7575,7 +7986,7 @@
       </w:rPr>
     </w:lvl>
   </w:abstractNum>
-  <w:abstractNum w:abstractNumId="10" w15:restartNumberingAfterBreak="0">
+  <w:abstractNum w:abstractNumId="11" w15:restartNumberingAfterBreak="0">
     <w:nsid w:val="2EC90A1A"/>
     <w:multiLevelType w:val="hybridMultilevel"/>
     <w:tmpl w:val="819E0AA0"/>
@@ -7787,7 +8198,7 @@
       </w:rPr>
     </w:lvl>
   </w:abstractNum>
-  <w:abstractNum w:abstractNumId="11" w15:restartNumberingAfterBreak="0">
+  <w:abstractNum w:abstractNumId="12" w15:restartNumberingAfterBreak="0">
     <w:nsid w:val="365F157B"/>
     <w:multiLevelType w:val="hybridMultilevel"/>
     <w:tmpl w:val="6E5AD48C"/>
@@ -7900,7 +8311,7 @@
       </w:rPr>
     </w:lvl>
   </w:abstractNum>
-  <w:abstractNum w:abstractNumId="12" w15:restartNumberingAfterBreak="0">
+  <w:abstractNum w:abstractNumId="13" w15:restartNumberingAfterBreak="0">
     <w:nsid w:val="3C19541A"/>
     <w:multiLevelType w:val="hybridMultilevel"/>
     <w:tmpl w:val="6D549232"/>
@@ -8024,7 +8435,7 @@
       </w:rPr>
     </w:lvl>
   </w:abstractNum>
-  <w:abstractNum w:abstractNumId="13" w15:restartNumberingAfterBreak="0">
+  <w:abstractNum w:abstractNumId="14" w15:restartNumberingAfterBreak="0">
     <w:nsid w:val="41D847D1"/>
     <w:multiLevelType w:val="multilevel"/>
     <w:tmpl w:val="C6961992"/>
@@ -8173,7 +8584,7 @@
       </w:rPr>
     </w:lvl>
   </w:abstractNum>
-  <w:abstractNum w:abstractNumId="14" w15:restartNumberingAfterBreak="0">
+  <w:abstractNum w:abstractNumId="15" w15:restartNumberingAfterBreak="0">
     <w:nsid w:val="49047431"/>
     <w:multiLevelType w:val="hybridMultilevel"/>
     <w:tmpl w:val="82F2EAFC"/>
@@ -8297,7 +8708,7 @@
       </w:rPr>
     </w:lvl>
   </w:abstractNum>
-  <w:abstractNum w:abstractNumId="15" w15:restartNumberingAfterBreak="0">
+  <w:abstractNum w:abstractNumId="16" w15:restartNumberingAfterBreak="0">
     <w:nsid w:val="4DA87C88"/>
     <w:multiLevelType w:val="hybridMultilevel"/>
     <w:tmpl w:val="A3543536"/>
@@ -8421,7 +8832,7 @@
       </w:rPr>
     </w:lvl>
   </w:abstractNum>
-  <w:abstractNum w:abstractNumId="16" w15:restartNumberingAfterBreak="0">
+  <w:abstractNum w:abstractNumId="17" w15:restartNumberingAfterBreak="0">
     <w:nsid w:val="51BD02AA"/>
     <w:multiLevelType w:val="hybridMultilevel"/>
     <w:tmpl w:val="B7F0E4F0"/>
@@ -8534,7 +8945,7 @@
       </w:rPr>
     </w:lvl>
   </w:abstractNum>
-  <w:abstractNum w:abstractNumId="17" w15:restartNumberingAfterBreak="0">
+  <w:abstractNum w:abstractNumId="18" w15:restartNumberingAfterBreak="0">
     <w:nsid w:val="5425550C"/>
     <w:multiLevelType w:val="hybridMultilevel"/>
     <w:tmpl w:val="EAE01D68"/>
@@ -8658,7 +9069,7 @@
       </w:rPr>
     </w:lvl>
   </w:abstractNum>
-  <w:abstractNum w:abstractNumId="18" w15:restartNumberingAfterBreak="0">
+  <w:abstractNum w:abstractNumId="19" w15:restartNumberingAfterBreak="0">
     <w:nsid w:val="603D5C5E"/>
     <w:multiLevelType w:val="hybridMultilevel"/>
     <w:tmpl w:val="3DCC4490"/>
@@ -8770,7 +9181,7 @@
       </w:rPr>
     </w:lvl>
   </w:abstractNum>
-  <w:abstractNum w:abstractNumId="19" w15:restartNumberingAfterBreak="0">
+  <w:abstractNum w:abstractNumId="20" w15:restartNumberingAfterBreak="0">
     <w:nsid w:val="6AA57A1D"/>
     <w:multiLevelType w:val="hybridMultilevel"/>
     <w:tmpl w:val="D5D6086A"/>
@@ -8882,7 +9293,7 @@
       </w:rPr>
     </w:lvl>
   </w:abstractNum>
-  <w:abstractNum w:abstractNumId="20" w15:restartNumberingAfterBreak="0">
+  <w:abstractNum w:abstractNumId="21" w15:restartNumberingAfterBreak="0">
     <w:nsid w:val="6BD646B3"/>
     <w:multiLevelType w:val="hybridMultilevel"/>
     <w:tmpl w:val="1C684298"/>
@@ -9005,7 +9416,156 @@
       </w:rPr>
     </w:lvl>
   </w:abstractNum>
-  <w:abstractNum w:abstractNumId="21" w15:restartNumberingAfterBreak="0">
+  <w:abstractNum w:abstractNumId="22" w15:restartNumberingAfterBreak="0">
+    <w:nsid w:val="702F07BB"/>
+    <w:multiLevelType w:val="multilevel"/>
+    <w:tmpl w:val="7A52FC2A"/>
+    <w:lvl w:ilvl="0">
+      <w:start w:val="1"/>
+      <w:numFmt w:val="bullet"/>
+      <w:lvlText w:val=""/>
+      <w:lvlJc w:val="left"/>
+      <w:pPr>
+        <w:tabs>
+          <w:tab w:val="num" w:pos="720"/>
+        </w:tabs>
+        <w:ind w:left="720" w:hanging="360"/>
+      </w:pPr>
+      <w:rPr>
+        <w:rFonts w:ascii="Symbol" w:hAnsi="Symbol" w:hint="default"/>
+        <w:sz w:val="20"/>
+      </w:rPr>
+    </w:lvl>
+    <w:lvl w:ilvl="1" w:tentative="1">
+      <w:start w:val="1"/>
+      <w:numFmt w:val="bullet"/>
+      <w:lvlText w:val=""/>
+      <w:lvlJc w:val="left"/>
+      <w:pPr>
+        <w:tabs>
+          <w:tab w:val="num" w:pos="1440"/>
+        </w:tabs>
+        <w:ind w:left="1440" w:hanging="360"/>
+      </w:pPr>
+      <w:rPr>
+        <w:rFonts w:ascii="Symbol" w:hAnsi="Symbol" w:hint="default"/>
+        <w:sz w:val="20"/>
+      </w:rPr>
+    </w:lvl>
+    <w:lvl w:ilvl="2" w:tentative="1">
+      <w:start w:val="1"/>
+      <w:numFmt w:val="bullet"/>
+      <w:lvlText w:val=""/>
+      <w:lvlJc w:val="left"/>
+      <w:pPr>
+        <w:tabs>
+          <w:tab w:val="num" w:pos="2160"/>
+        </w:tabs>
+        <w:ind w:left="2160" w:hanging="360"/>
+      </w:pPr>
+      <w:rPr>
+        <w:rFonts w:ascii="Symbol" w:hAnsi="Symbol" w:hint="default"/>
+        <w:sz w:val="20"/>
+      </w:rPr>
+    </w:lvl>
+    <w:lvl w:ilvl="3" w:tentative="1">
+      <w:start w:val="1"/>
+      <w:numFmt w:val="bullet"/>
+      <w:lvlText w:val=""/>
+      <w:lvlJc w:val="left"/>
+      <w:pPr>
+        <w:tabs>
+          <w:tab w:val="num" w:pos="2880"/>
+        </w:tabs>
+        <w:ind w:left="2880" w:hanging="360"/>
+      </w:pPr>
+      <w:rPr>
+        <w:rFonts w:ascii="Symbol" w:hAnsi="Symbol" w:hint="default"/>
+        <w:sz w:val="20"/>
+      </w:rPr>
+    </w:lvl>
+    <w:lvl w:ilvl="4" w:tentative="1">
+      <w:start w:val="1"/>
+      <w:numFmt w:val="bullet"/>
+      <w:lvlText w:val=""/>
+      <w:lvlJc w:val="left"/>
+      <w:pPr>
+        <w:tabs>
+          <w:tab w:val="num" w:pos="3600"/>
+        </w:tabs>
+        <w:ind w:left="3600" w:hanging="360"/>
+      </w:pPr>
+      <w:rPr>
+        <w:rFonts w:ascii="Symbol" w:hAnsi="Symbol" w:hint="default"/>
+        <w:sz w:val="20"/>
+      </w:rPr>
+    </w:lvl>
+    <w:lvl w:ilvl="5" w:tentative="1">
+      <w:start w:val="1"/>
+      <w:numFmt w:val="bullet"/>
+      <w:lvlText w:val=""/>
+      <w:lvlJc w:val="left"/>
+      <w:pPr>
+        <w:tabs>
+          <w:tab w:val="num" w:pos="4320"/>
+        </w:tabs>
+        <w:ind w:left="4320" w:hanging="360"/>
+      </w:pPr>
+      <w:rPr>
+        <w:rFonts w:ascii="Symbol" w:hAnsi="Symbol" w:hint="default"/>
+        <w:sz w:val="20"/>
+      </w:rPr>
+    </w:lvl>
+    <w:lvl w:ilvl="6" w:tentative="1">
+      <w:start w:val="1"/>
+      <w:numFmt w:val="bullet"/>
+      <w:lvlText w:val=""/>
+      <w:lvlJc w:val="left"/>
+      <w:pPr>
+        <w:tabs>
+          <w:tab w:val="num" w:pos="5040"/>
+        </w:tabs>
+        <w:ind w:left="5040" w:hanging="360"/>
+      </w:pPr>
+      <w:rPr>
+        <w:rFonts w:ascii="Symbol" w:hAnsi="Symbol" w:hint="default"/>
+        <w:sz w:val="20"/>
+      </w:rPr>
+    </w:lvl>
+    <w:lvl w:ilvl="7" w:tentative="1">
+      <w:start w:val="1"/>
+      <w:numFmt w:val="bullet"/>
+      <w:lvlText w:val=""/>
+      <w:lvlJc w:val="left"/>
+      <w:pPr>
+        <w:tabs>
+          <w:tab w:val="num" w:pos="5760"/>
+        </w:tabs>
+        <w:ind w:left="5760" w:hanging="360"/>
+      </w:pPr>
+      <w:rPr>
+        <w:rFonts w:ascii="Symbol" w:hAnsi="Symbol" w:hint="default"/>
+        <w:sz w:val="20"/>
+      </w:rPr>
+    </w:lvl>
+    <w:lvl w:ilvl="8" w:tentative="1">
+      <w:start w:val="1"/>
+      <w:numFmt w:val="bullet"/>
+      <w:lvlText w:val=""/>
+      <w:lvlJc w:val="left"/>
+      <w:pPr>
+        <w:tabs>
+          <w:tab w:val="num" w:pos="6480"/>
+        </w:tabs>
+        <w:ind w:left="6480" w:hanging="360"/>
+      </w:pPr>
+      <w:rPr>
+        <w:rFonts w:ascii="Symbol" w:hAnsi="Symbol" w:hint="default"/>
+        <w:sz w:val="20"/>
+      </w:rPr>
+    </w:lvl>
+  </w:abstractNum>
+  <w:abstractNum w:abstractNumId="23" w15:restartNumberingAfterBreak="0">
     <w:nsid w:val="717E3B50"/>
     <w:multiLevelType w:val="hybridMultilevel"/>
     <w:tmpl w:val="60E8003A"/>
@@ -9129,7 +9689,7 @@
       </w:rPr>
     </w:lvl>
   </w:abstractNum>
-  <w:abstractNum w:abstractNumId="22" w15:restartNumberingAfterBreak="0">
+  <w:abstractNum w:abstractNumId="24" w15:restartNumberingAfterBreak="0">
     <w:nsid w:val="7B4D1639"/>
     <w:multiLevelType w:val="hybridMultilevel"/>
     <w:tmpl w:val="890C366A"/>
@@ -9253,7 +9813,7 @@
       </w:rPr>
     </w:lvl>
   </w:abstractNum>
-  <w:abstractNum w:abstractNumId="23" w15:restartNumberingAfterBreak="0">
+  <w:abstractNum w:abstractNumId="25" w15:restartNumberingAfterBreak="0">
     <w:nsid w:val="7B507217"/>
     <w:multiLevelType w:val="multilevel"/>
     <w:tmpl w:val="492A4DB6"/>
@@ -9403,82 +9963,88 @@
     </w:lvl>
   </w:abstractNum>
   <w:num w:numId="1" w16cid:durableId="1825899343">
+    <w:abstractNumId w:val="11"/>
+  </w:num>
+  <w:num w:numId="2" w16cid:durableId="868179387">
     <w:abstractNumId w:val="10"/>
   </w:num>
-  <w:num w:numId="2" w16cid:durableId="868179387">
-    <w:abstractNumId w:val="9"/>
-  </w:num>
   <w:num w:numId="3" w16cid:durableId="1362900366">
-    <w:abstractNumId w:val="4"/>
+    <w:abstractNumId w:val="5"/>
   </w:num>
   <w:num w:numId="4" w16cid:durableId="1350522577">
+    <w:abstractNumId w:val="21"/>
+  </w:num>
+  <w:num w:numId="5" w16cid:durableId="1165240844">
+    <w:abstractNumId w:val="12"/>
+  </w:num>
+  <w:num w:numId="6" w16cid:durableId="820848538">
     <w:abstractNumId w:val="20"/>
   </w:num>
-  <w:num w:numId="5" w16cid:durableId="1165240844">
-    <w:abstractNumId w:val="11"/>
-  </w:num>
-  <w:num w:numId="6" w16cid:durableId="820848538">
-    <w:abstractNumId w:val="19"/>
-  </w:num>
   <w:num w:numId="7" w16cid:durableId="911702062">
-    <w:abstractNumId w:val="16"/>
+    <w:abstractNumId w:val="17"/>
   </w:num>
   <w:num w:numId="8" w16cid:durableId="203904928">
     <w:abstractNumId w:val="1"/>
   </w:num>
   <w:num w:numId="9" w16cid:durableId="1010717671">
-    <w:abstractNumId w:val="4"/>
+    <w:abstractNumId w:val="5"/>
   </w:num>
   <w:num w:numId="10" w16cid:durableId="1149707379">
+    <w:abstractNumId w:val="7"/>
+  </w:num>
+  <w:num w:numId="11" w16cid:durableId="1020088468">
     <w:abstractNumId w:val="6"/>
   </w:num>
-  <w:num w:numId="11" w16cid:durableId="1020088468">
-    <w:abstractNumId w:val="5"/>
-  </w:num>
   <w:num w:numId="12" w16cid:durableId="1161968653">
-    <w:abstractNumId w:val="5"/>
+    <w:abstractNumId w:val="6"/>
   </w:num>
   <w:num w:numId="13" w16cid:durableId="1084303216">
-    <w:abstractNumId w:val="12"/>
+    <w:abstractNumId w:val="13"/>
   </w:num>
   <w:num w:numId="14" w16cid:durableId="955482086">
-    <w:abstractNumId w:val="13"/>
+    <w:abstractNumId w:val="14"/>
   </w:num>
   <w:num w:numId="15" w16cid:durableId="1382749298">
-    <w:abstractNumId w:val="3"/>
+    <w:abstractNumId w:val="4"/>
   </w:num>
   <w:num w:numId="16" w16cid:durableId="1871674803">
     <w:abstractNumId w:val="0"/>
   </w:num>
   <w:num w:numId="17" w16cid:durableId="999239029">
+    <w:abstractNumId w:val="9"/>
+  </w:num>
+  <w:num w:numId="18" w16cid:durableId="1705473449">
+    <w:abstractNumId w:val="25"/>
+  </w:num>
+  <w:num w:numId="19" w16cid:durableId="261571390">
+    <w:abstractNumId w:val="23"/>
+  </w:num>
+  <w:num w:numId="20" w16cid:durableId="984432055">
+    <w:abstractNumId w:val="18"/>
+  </w:num>
+  <w:num w:numId="21" w16cid:durableId="487281688">
     <w:abstractNumId w:val="8"/>
   </w:num>
-  <w:num w:numId="18" w16cid:durableId="1705473449">
-    <w:abstractNumId w:val="23"/>
-  </w:num>
-  <w:num w:numId="19" w16cid:durableId="261571390">
-    <w:abstractNumId w:val="21"/>
-  </w:num>
-  <w:num w:numId="20" w16cid:durableId="984432055">
-    <w:abstractNumId w:val="17"/>
-  </w:num>
-  <w:num w:numId="21" w16cid:durableId="487281688">
-    <w:abstractNumId w:val="7"/>
-  </w:num>
   <w:num w:numId="22" w16cid:durableId="1019284401">
-    <w:abstractNumId w:val="14"/>
+    <w:abstractNumId w:val="15"/>
   </w:num>
   <w:num w:numId="23" w16cid:durableId="1711419716">
-    <w:abstractNumId w:val="15"/>
+    <w:abstractNumId w:val="16"/>
   </w:num>
   <w:num w:numId="24" w16cid:durableId="2144695785">
-    <w:abstractNumId w:val="2"/>
+    <w:abstractNumId w:val="3"/>
   </w:num>
   <w:num w:numId="25" w16cid:durableId="191842321">
+    <w:abstractNumId w:val="24"/>
+  </w:num>
+  <w:num w:numId="26" w16cid:durableId="1377199578">
+    <w:abstractNumId w:val="19"/>
+  </w:num>
+  <w:num w:numId="27" w16cid:durableId="1051853252">
     <w:abstractNumId w:val="22"/>
   </w:num>
-  <w:num w:numId="26" w16cid:durableId="1377199578">
-    <w:abstractNumId w:val="18"/>
+  <w:num w:numId="28" w16cid:durableId="1293364419">
+    <w:abstractNumId w:val="2"/>
   </w:num>
 </w:numbering>
 </file>
@@ -9880,7 +10446,7 @@
   </w:latentStyles>
   <w:style w:type="paragraph" w:default="1" w:styleId="Normal">
     <w:name w:val="Normal"/>
-    <w:rsid w:val="00E92D5B"/>
+    <w:rsid w:val="008E01D7"/>
     <w:pPr>
       <w:spacing w:after="0" w:line="276" w:lineRule="auto"/>
     </w:pPr>
@@ -9958,7 +10524,6 @@
   <w:style w:type="character" w:default="1" w:styleId="DefaultParagraphFont">
     <w:name w:val="Default Paragraph Font"/>
     <w:uiPriority w:val="1"/>
-    <w:semiHidden/>
     <w:unhideWhenUsed/>
   </w:style>
   <w:style w:type="table" w:default="1" w:styleId="TableNormal">

--- a/assets/rog.docx
+++ b/assets/rog.docx
@@ -94,6 +94,7 @@
         </w:rPr>
         <w:t xml:space="preserve">  </w:t>
       </w:r>
+      <w:proofErr w:type="gramStart"/>
       <w:r>
         <w:rPr>
           <w:rFonts w:asciiTheme="minorHAnsi" w:hAnsiTheme="minorHAnsi" w:cstheme="minorHAnsi"/>
@@ -112,6 +113,7 @@
         </w:rPr>
         <w:t xml:space="preserve"> (</w:t>
       </w:r>
+      <w:proofErr w:type="gramEnd"/>
       <w:r>
         <w:rPr>
           <w:rFonts w:asciiTheme="minorHAnsi" w:hAnsiTheme="minorHAnsi" w:cstheme="minorHAnsi"/>
@@ -628,21 +630,44 @@
                 <w:rFonts w:asciiTheme="minorHAnsi" w:eastAsia="Noto Sans Symbols" w:hAnsiTheme="minorHAnsi" w:cstheme="minorHAnsi"/>
                 <w:color w:val="000000"/>
               </w:rPr>
-              <w:t xml:space="preserve"> (pandas, pyspark, matplotlib, etc.)</w:t>
+              <w:t xml:space="preserve"> (pandas, </w:t>
+            </w:r>
+            <w:proofErr w:type="spellStart"/>
+            <w:r>
+              <w:rPr>
+                <w:rFonts w:asciiTheme="minorHAnsi" w:eastAsia="Noto Sans Symbols" w:hAnsiTheme="minorHAnsi" w:cstheme="minorHAnsi"/>
+                <w:color w:val="000000"/>
+              </w:rPr>
+              <w:t>pyspark</w:t>
+            </w:r>
+            <w:proofErr w:type="spellEnd"/>
+            <w:r>
+              <w:rPr>
+                <w:rFonts w:asciiTheme="minorHAnsi" w:eastAsia="Noto Sans Symbols" w:hAnsiTheme="minorHAnsi" w:cstheme="minorHAnsi"/>
+                <w:color w:val="000000"/>
+              </w:rPr>
+              <w:t>, matplotlib, etc.)</w:t>
             </w:r>
             <w:r>
               <w:rPr>
                 <w:rFonts w:asciiTheme="minorHAnsi" w:eastAsia="Noto Sans Symbols" w:hAnsiTheme="minorHAnsi" w:cstheme="minorHAnsi"/>
                 <w:color w:val="000000"/>
               </w:rPr>
-              <w:t>, JavaScript, CSS</w:t>
+              <w:t xml:space="preserve">, JavaScript, </w:t>
             </w:r>
             <w:r>
               <w:rPr>
                 <w:rFonts w:asciiTheme="minorHAnsi" w:eastAsia="Noto Sans Symbols" w:hAnsiTheme="minorHAnsi" w:cstheme="minorHAnsi"/>
                 <w:color w:val="000000"/>
               </w:rPr>
-              <w:t>, HTML</w:t>
+              <w:t>HTML</w:t>
+            </w:r>
+            <w:r>
+              <w:rPr>
+                <w:rFonts w:asciiTheme="minorHAnsi" w:eastAsia="Noto Sans Symbols" w:hAnsiTheme="minorHAnsi" w:cstheme="minorHAnsi"/>
+                <w:color w:val="000000"/>
+              </w:rPr>
+              <w:t>/CSS</w:t>
             </w:r>
           </w:p>
         </w:tc>
@@ -901,12 +926,21 @@
                 <w:szCs w:val="23"/>
               </w:rPr>
             </w:pPr>
+            <w:proofErr w:type="spellStart"/>
             <w:r>
               <w:rPr>
                 <w:rFonts w:asciiTheme="minorHAnsi" w:eastAsia="Noto Sans Symbols" w:hAnsiTheme="minorHAnsi" w:cstheme="minorHAnsi"/>
                 <w:color w:val="000000"/>
               </w:rPr>
-              <w:t>FastAPI, React, Electron, RESTful APIs, OAuth, Kalshi API, GDELT GKG</w:t>
+              <w:t>FastAPI</w:t>
+            </w:r>
+            <w:proofErr w:type="spellEnd"/>
+            <w:r>
+              <w:rPr>
+                <w:rFonts w:asciiTheme="minorHAnsi" w:eastAsia="Noto Sans Symbols" w:hAnsiTheme="minorHAnsi" w:cstheme="minorHAnsi"/>
+                <w:color w:val="000000"/>
+              </w:rPr>
+              <w:t>, React, Electron, RESTful APIs, OAuth, Kalshi API, GDELT GKG</w:t>
             </w:r>
           </w:p>
         </w:tc>
@@ -1062,8 +1096,49 @@
                 <w:rFonts w:asciiTheme="minorHAnsi" w:eastAsia="Noto Sans Symbols" w:hAnsiTheme="minorHAnsi" w:cstheme="minorHAnsi"/>
                 <w:color w:val="000000"/>
               </w:rPr>
-              <w:t>ocker, GIT, Jenkins, Dagster, Uvicorn, Airflow, Jira, ActiveBatch</w:t>
+              <w:t xml:space="preserve">ocker, GIT, Jenkins, </w:t>
             </w:r>
+            <w:proofErr w:type="spellStart"/>
+            <w:r>
+              <w:rPr>
+                <w:rFonts w:asciiTheme="minorHAnsi" w:eastAsia="Noto Sans Symbols" w:hAnsiTheme="minorHAnsi" w:cstheme="minorHAnsi"/>
+                <w:color w:val="000000"/>
+              </w:rPr>
+              <w:t>Dagster</w:t>
+            </w:r>
+            <w:proofErr w:type="spellEnd"/>
+            <w:r>
+              <w:rPr>
+                <w:rFonts w:asciiTheme="minorHAnsi" w:eastAsia="Noto Sans Symbols" w:hAnsiTheme="minorHAnsi" w:cstheme="minorHAnsi"/>
+                <w:color w:val="000000"/>
+              </w:rPr>
+              <w:t xml:space="preserve">, </w:t>
+            </w:r>
+            <w:proofErr w:type="spellStart"/>
+            <w:r>
+              <w:rPr>
+                <w:rFonts w:asciiTheme="minorHAnsi" w:eastAsia="Noto Sans Symbols" w:hAnsiTheme="minorHAnsi" w:cstheme="minorHAnsi"/>
+                <w:color w:val="000000"/>
+              </w:rPr>
+              <w:t>Uvicorn</w:t>
+            </w:r>
+            <w:proofErr w:type="spellEnd"/>
+            <w:r>
+              <w:rPr>
+                <w:rFonts w:asciiTheme="minorHAnsi" w:eastAsia="Noto Sans Symbols" w:hAnsiTheme="minorHAnsi" w:cstheme="minorHAnsi"/>
+                <w:color w:val="000000"/>
+              </w:rPr>
+              <w:t xml:space="preserve">, Airflow, Jira, </w:t>
+            </w:r>
+            <w:proofErr w:type="spellStart"/>
+            <w:r>
+              <w:rPr>
+                <w:rFonts w:asciiTheme="minorHAnsi" w:eastAsia="Noto Sans Symbols" w:hAnsiTheme="minorHAnsi" w:cstheme="minorHAnsi"/>
+                <w:color w:val="000000"/>
+              </w:rPr>
+              <w:t>ActiveBatch</w:t>
+            </w:r>
+            <w:proofErr w:type="spellEnd"/>
           </w:p>
         </w:tc>
       </w:tr>
@@ -1138,8 +1213,17 @@
                 <w:rFonts w:asciiTheme="minorHAnsi" w:eastAsia="Noto Sans Symbols" w:hAnsiTheme="minorHAnsi" w:cstheme="minorHAnsi"/>
                 <w:color w:val="000000"/>
               </w:rPr>
-              <w:t xml:space="preserve"> ChromaDB</w:t>
+              <w:t xml:space="preserve"> </w:t>
             </w:r>
+            <w:proofErr w:type="spellStart"/>
+            <w:r>
+              <w:rPr>
+                <w:rFonts w:asciiTheme="minorHAnsi" w:eastAsia="Noto Sans Symbols" w:hAnsiTheme="minorHAnsi" w:cstheme="minorHAnsi"/>
+                <w:color w:val="000000"/>
+              </w:rPr>
+              <w:t>ChromaDB</w:t>
+            </w:r>
+            <w:proofErr w:type="spellEnd"/>
             <w:r>
               <w:rPr>
                 <w:rFonts w:asciiTheme="minorHAnsi" w:eastAsia="Noto Sans Symbols" w:hAnsiTheme="minorHAnsi" w:cstheme="minorHAnsi"/>
@@ -1154,12 +1238,21 @@
               </w:rPr>
               <w:t xml:space="preserve">OpenAI API, </w:t>
             </w:r>
+            <w:proofErr w:type="spellStart"/>
             <w:r>
               <w:rPr>
                 <w:rFonts w:asciiTheme="minorHAnsi" w:eastAsia="Noto Sans Symbols" w:hAnsiTheme="minorHAnsi" w:cstheme="minorHAnsi"/>
                 <w:color w:val="000000"/>
               </w:rPr>
-              <w:t xml:space="preserve">Groq API, </w:t>
+              <w:t>Groq</w:t>
+            </w:r>
+            <w:proofErr w:type="spellEnd"/>
+            <w:r>
+              <w:rPr>
+                <w:rFonts w:asciiTheme="minorHAnsi" w:eastAsia="Noto Sans Symbols" w:hAnsiTheme="minorHAnsi" w:cstheme="minorHAnsi"/>
+                <w:color w:val="000000"/>
+              </w:rPr>
+              <w:t xml:space="preserve"> API, </w:t>
             </w:r>
             <w:r>
               <w:rPr>
@@ -1180,7 +1273,7 @@
                 <w:rFonts w:asciiTheme="minorHAnsi" w:eastAsia="Noto Sans Symbols" w:hAnsiTheme="minorHAnsi" w:cstheme="minorHAnsi"/>
                 <w:color w:val="000000"/>
               </w:rPr>
-              <w:t>-T-P</w:t>
+              <w:t>TT</w:t>
             </w:r>
             <w:r>
               <w:rPr>
@@ -1336,18 +1429,7 @@
           <w:sz w:val="23"/>
           <w:szCs w:val="23"/>
         </w:rPr>
-        <w:t xml:space="preserve"> </w:t>
-      </w:r>
-      <w:r>
-        <w:rPr>
-          <w:rFonts w:asciiTheme="minorHAnsi" w:eastAsia="Calibri" w:hAnsiTheme="minorHAnsi" w:cstheme="minorHAnsi"/>
-          <w:b/>
-          <w:bCs/>
-          <w:color w:val="2E74B5" w:themeColor="accent1" w:themeShade="BF"/>
-          <w:sz w:val="23"/>
-          <w:szCs w:val="23"/>
-        </w:rPr>
-        <w:t xml:space="preserve">(AI-Powered </w:t>
+        <w:t xml:space="preserve"> (AI-Powered </w:t>
       </w:r>
       <w:r>
         <w:rPr>
@@ -1403,29 +1485,7 @@
             <w:sz w:val="23"/>
             <w:szCs w:val="23"/>
           </w:rPr>
-          <w:t>https://github.com/70milan/Kalshi_P</w:t>
-        </w:r>
-        <w:r>
-          <w:rPr>
-            <w:rStyle w:val="Hyperlink"/>
-            <w:rFonts w:asciiTheme="minorHAnsi" w:eastAsia="Calibri" w:hAnsiTheme="minorHAnsi" w:cstheme="minorHAnsi"/>
-            <w:b/>
-            <w:bCs/>
-            <w:sz w:val="23"/>
-            <w:szCs w:val="23"/>
-          </w:rPr>
-          <w:t>r</w:t>
-        </w:r>
-        <w:r>
-          <w:rPr>
-            <w:rStyle w:val="Hyperlink"/>
-            <w:rFonts w:asciiTheme="minorHAnsi" w:eastAsia="Calibri" w:hAnsiTheme="minorHAnsi" w:cstheme="minorHAnsi"/>
-            <w:b/>
-            <w:bCs/>
-            <w:sz w:val="23"/>
-            <w:szCs w:val="23"/>
-          </w:rPr>
-          <w:t>edictionProject</w:t>
+          <w:t>https://github.com/70milan/Kalshi_PredictionProject</w:t>
         </w:r>
       </w:hyperlink>
     </w:p>
@@ -1462,7 +1522,107 @@
           <w:bCs/>
           <w:color w:val="000000"/>
         </w:rPr>
-        <w:t>Architected a full-stack prediction market intelligence platform using a Medallion (Bronze/Silver/Gold) data lakehouse, processing 6 global news feeds, GDELT event streams, and Kalshi prediction market data through PySpark ETL with Delta Lake ACID guarantees.</w:t>
+        <w:t xml:space="preserve">Architected a full-stack prediction market intelligence platform using a </w:t>
+      </w:r>
+      <w:r>
+        <w:rPr>
+          <w:rFonts w:asciiTheme="minorHAnsi" w:eastAsia="Noto Sans Symbols" w:hAnsiTheme="minorHAnsi" w:cstheme="minorHAnsi"/>
+          <w:b/>
+          <w:color w:val="000000"/>
+        </w:rPr>
+        <w:t>Medallion</w:t>
+      </w:r>
+      <w:r>
+        <w:rPr>
+          <w:rFonts w:asciiTheme="minorHAnsi" w:eastAsia="Noto Sans Symbols" w:hAnsiTheme="minorHAnsi" w:cstheme="minorHAnsi"/>
+          <w:bCs/>
+          <w:color w:val="000000"/>
+        </w:rPr>
+        <w:t xml:space="preserve"> </w:t>
+      </w:r>
+      <w:r>
+        <w:rPr>
+          <w:rFonts w:asciiTheme="minorHAnsi" w:eastAsia="Noto Sans Symbols" w:hAnsiTheme="minorHAnsi" w:cstheme="minorHAnsi"/>
+          <w:b/>
+          <w:color w:val="000000"/>
+        </w:rPr>
+        <w:t>(Bronze/Silver/Gold)</w:t>
+      </w:r>
+      <w:r>
+        <w:rPr>
+          <w:rFonts w:asciiTheme="minorHAnsi" w:eastAsia="Noto Sans Symbols" w:hAnsiTheme="minorHAnsi" w:cstheme="minorHAnsi"/>
+          <w:bCs/>
+          <w:color w:val="000000"/>
+        </w:rPr>
+        <w:t xml:space="preserve"> data </w:t>
+      </w:r>
+      <w:proofErr w:type="spellStart"/>
+      <w:r>
+        <w:rPr>
+          <w:rFonts w:asciiTheme="minorHAnsi" w:eastAsia="Noto Sans Symbols" w:hAnsiTheme="minorHAnsi" w:cstheme="minorHAnsi"/>
+          <w:b/>
+          <w:color w:val="000000"/>
+        </w:rPr>
+        <w:t>lakehouse</w:t>
+      </w:r>
+      <w:proofErr w:type="spellEnd"/>
+      <w:r>
+        <w:rPr>
+          <w:rFonts w:asciiTheme="minorHAnsi" w:eastAsia="Noto Sans Symbols" w:hAnsiTheme="minorHAnsi" w:cstheme="minorHAnsi"/>
+          <w:bCs/>
+          <w:color w:val="000000"/>
+        </w:rPr>
+        <w:t xml:space="preserve">, processing 6 global news feeds, GDELT event streams, and Kalshi prediction market data through </w:t>
+      </w:r>
+      <w:proofErr w:type="spellStart"/>
+      <w:r>
+        <w:rPr>
+          <w:rFonts w:asciiTheme="minorHAnsi" w:eastAsia="Noto Sans Symbols" w:hAnsiTheme="minorHAnsi" w:cstheme="minorHAnsi"/>
+          <w:b/>
+          <w:color w:val="000000"/>
+        </w:rPr>
+        <w:t>PySpark</w:t>
+      </w:r>
+      <w:proofErr w:type="spellEnd"/>
+      <w:r>
+        <w:rPr>
+          <w:rFonts w:asciiTheme="minorHAnsi" w:eastAsia="Noto Sans Symbols" w:hAnsiTheme="minorHAnsi" w:cstheme="minorHAnsi"/>
+          <w:bCs/>
+          <w:color w:val="000000"/>
+        </w:rPr>
+        <w:t xml:space="preserve"> ETL with </w:t>
+      </w:r>
+      <w:r>
+        <w:rPr>
+          <w:rFonts w:asciiTheme="minorHAnsi" w:eastAsia="Noto Sans Symbols" w:hAnsiTheme="minorHAnsi" w:cstheme="minorHAnsi"/>
+          <w:b/>
+          <w:color w:val="000000"/>
+        </w:rPr>
+        <w:t>Delta Lake</w:t>
+      </w:r>
+      <w:r>
+        <w:rPr>
+          <w:rFonts w:asciiTheme="minorHAnsi" w:eastAsia="Noto Sans Symbols" w:hAnsiTheme="minorHAnsi" w:cstheme="minorHAnsi"/>
+          <w:bCs/>
+          <w:color w:val="000000"/>
+        </w:rPr>
+        <w:t xml:space="preserve"> </w:t>
+      </w:r>
+      <w:r>
+        <w:rPr>
+          <w:rFonts w:asciiTheme="minorHAnsi" w:eastAsia="Noto Sans Symbols" w:hAnsiTheme="minorHAnsi" w:cstheme="minorHAnsi"/>
+          <w:b/>
+          <w:color w:val="000000"/>
+        </w:rPr>
+        <w:t>ACID</w:t>
+      </w:r>
+      <w:r>
+        <w:rPr>
+          <w:rFonts w:asciiTheme="minorHAnsi" w:eastAsia="Noto Sans Symbols" w:hAnsiTheme="minorHAnsi" w:cstheme="minorHAnsi"/>
+          <w:bCs/>
+          <w:color w:val="000000"/>
+        </w:rPr>
+        <w:t xml:space="preserve"> guarantees.</w:t>
       </w:r>
     </w:p>
     <w:p>
@@ -1498,7 +1658,59 @@
           <w:bCs/>
           <w:color w:val="000000"/>
         </w:rPr>
-        <w:t>Engineered a RAG-powered inference engine that embeds Silver-layer data into ChromaDB (MiniLM-L6-v2), performs cascading time-windowed semantic search, and synthesizes bull/bear/verdict intelligence briefs via Groq (Llama 3.3 70B) — including automated "Ghost Pump" detection for unsupported price movements.</w:t>
+        <w:t xml:space="preserve">Engineered a </w:t>
+      </w:r>
+      <w:r>
+        <w:rPr>
+          <w:rFonts w:asciiTheme="minorHAnsi" w:eastAsia="Noto Sans Symbols" w:hAnsiTheme="minorHAnsi" w:cstheme="minorHAnsi"/>
+          <w:b/>
+          <w:color w:val="000000"/>
+        </w:rPr>
+        <w:t>RAG</w:t>
+      </w:r>
+      <w:r>
+        <w:rPr>
+          <w:rFonts w:asciiTheme="minorHAnsi" w:eastAsia="Noto Sans Symbols" w:hAnsiTheme="minorHAnsi" w:cstheme="minorHAnsi"/>
+          <w:bCs/>
+          <w:color w:val="000000"/>
+        </w:rPr>
+        <w:t xml:space="preserve">-powered inference engine that embeds Silver-layer data into </w:t>
+      </w:r>
+      <w:proofErr w:type="spellStart"/>
+      <w:r>
+        <w:rPr>
+          <w:rFonts w:asciiTheme="minorHAnsi" w:eastAsia="Noto Sans Symbols" w:hAnsiTheme="minorHAnsi" w:cstheme="minorHAnsi"/>
+          <w:b/>
+          <w:color w:val="000000"/>
+        </w:rPr>
+        <w:t>ChromaDB</w:t>
+      </w:r>
+      <w:proofErr w:type="spellEnd"/>
+      <w:r>
+        <w:rPr>
+          <w:rFonts w:asciiTheme="minorHAnsi" w:eastAsia="Noto Sans Symbols" w:hAnsiTheme="minorHAnsi" w:cstheme="minorHAnsi"/>
+          <w:bCs/>
+          <w:color w:val="000000"/>
+        </w:rPr>
+        <w:t xml:space="preserve"> (MiniLM-L6-v2), performs cascading time-windowed semantic search, and synthesizes bull/bear/verdict intelligence briefs via </w:t>
+      </w:r>
+      <w:proofErr w:type="spellStart"/>
+      <w:r>
+        <w:rPr>
+          <w:rFonts w:asciiTheme="minorHAnsi" w:eastAsia="Noto Sans Symbols" w:hAnsiTheme="minorHAnsi" w:cstheme="minorHAnsi"/>
+          <w:b/>
+          <w:color w:val="000000"/>
+        </w:rPr>
+        <w:t>Groq</w:t>
+      </w:r>
+      <w:proofErr w:type="spellEnd"/>
+      <w:r>
+        <w:rPr>
+          <w:rFonts w:asciiTheme="minorHAnsi" w:eastAsia="Noto Sans Symbols" w:hAnsiTheme="minorHAnsi" w:cstheme="minorHAnsi"/>
+          <w:bCs/>
+          <w:color w:val="000000"/>
+        </w:rPr>
+        <w:t xml:space="preserve"> (Llama 3.3 70B) — including automated "Ghost Pump" detection for unsupported price movements.</w:t>
       </w:r>
     </w:p>
     <w:p>
@@ -1534,7 +1746,41 @@
           <w:bCs/>
           <w:color w:val="000000"/>
         </w:rPr>
-        <w:t>Built a React Human-in-the-Loop trade terminal backed by a FastAPI bridge server, surfacing AI-generated intelligence briefs with Kelly Criterion bet-sizing and a Safe Mode guard for risk-controlled live trade execution on Kalshi via RSA-signed API calls.</w:t>
+        <w:t xml:space="preserve">Built a React Human-in-the-Loop trade terminal backed by a </w:t>
+      </w:r>
+      <w:proofErr w:type="spellStart"/>
+      <w:r>
+        <w:rPr>
+          <w:rFonts w:asciiTheme="minorHAnsi" w:eastAsia="Noto Sans Symbols" w:hAnsiTheme="minorHAnsi" w:cstheme="minorHAnsi"/>
+          <w:b/>
+          <w:color w:val="000000"/>
+        </w:rPr>
+        <w:t>FastAPI</w:t>
+      </w:r>
+      <w:proofErr w:type="spellEnd"/>
+      <w:r>
+        <w:rPr>
+          <w:rFonts w:asciiTheme="minorHAnsi" w:eastAsia="Noto Sans Symbols" w:hAnsiTheme="minorHAnsi" w:cstheme="minorHAnsi"/>
+          <w:bCs/>
+          <w:color w:val="000000"/>
+        </w:rPr>
+        <w:t xml:space="preserve"> bridge server, surfacing </w:t>
+      </w:r>
+      <w:r>
+        <w:rPr>
+          <w:rFonts w:asciiTheme="minorHAnsi" w:eastAsia="Noto Sans Symbols" w:hAnsiTheme="minorHAnsi" w:cstheme="minorHAnsi"/>
+          <w:b/>
+          <w:color w:val="000000"/>
+        </w:rPr>
+        <w:t>AI-generated intelligence</w:t>
+      </w:r>
+      <w:r>
+        <w:rPr>
+          <w:rFonts w:asciiTheme="minorHAnsi" w:eastAsia="Noto Sans Symbols" w:hAnsiTheme="minorHAnsi" w:cstheme="minorHAnsi"/>
+          <w:bCs/>
+          <w:color w:val="000000"/>
+        </w:rPr>
+        <w:t xml:space="preserve"> briefs with Kelly Criterion bet-sizing and a Safe Mode guard for risk-controlled live trade execution on Kalshi via RSA-signed API calls.</w:t>
       </w:r>
     </w:p>
     <w:p>
@@ -1570,7 +1816,55 @@
           <w:bCs/>
           <w:color w:val="000000"/>
         </w:rPr>
-        <w:t>Deployed a 10-container Docker Compose production environment with a custom ETL orchestrator (watermark-based change detection, lock-file API coordination, once-daily settlement sweeps) running autonomously at $0/month on local Windows infrastructure.</w:t>
+        <w:t xml:space="preserve">Deployed a 10-container </w:t>
+      </w:r>
+      <w:r>
+        <w:rPr>
+          <w:rFonts w:asciiTheme="minorHAnsi" w:eastAsia="Noto Sans Symbols" w:hAnsiTheme="minorHAnsi" w:cstheme="minorHAnsi"/>
+          <w:b/>
+          <w:color w:val="000000"/>
+        </w:rPr>
+        <w:t>Docker</w:t>
+      </w:r>
+      <w:r>
+        <w:rPr>
+          <w:rFonts w:asciiTheme="minorHAnsi" w:eastAsia="Noto Sans Symbols" w:hAnsiTheme="minorHAnsi" w:cstheme="minorHAnsi"/>
+          <w:bCs/>
+          <w:color w:val="000000"/>
+        </w:rPr>
+        <w:t xml:space="preserve"> Compose production environment with a </w:t>
+      </w:r>
+      <w:r>
+        <w:rPr>
+          <w:rFonts w:asciiTheme="minorHAnsi" w:eastAsia="Noto Sans Symbols" w:hAnsiTheme="minorHAnsi" w:cstheme="minorHAnsi"/>
+          <w:b/>
+          <w:color w:val="000000"/>
+        </w:rPr>
+        <w:t>custom ETL orchestrator</w:t>
+      </w:r>
+      <w:r>
+        <w:rPr>
+          <w:rFonts w:asciiTheme="minorHAnsi" w:eastAsia="Noto Sans Symbols" w:hAnsiTheme="minorHAnsi" w:cstheme="minorHAnsi"/>
+          <w:bCs/>
+          <w:color w:val="000000"/>
+        </w:rPr>
+        <w:t xml:space="preserve"> (</w:t>
+      </w:r>
+      <w:r>
+        <w:rPr>
+          <w:rFonts w:asciiTheme="minorHAnsi" w:eastAsia="Noto Sans Symbols" w:hAnsiTheme="minorHAnsi" w:cstheme="minorHAnsi"/>
+          <w:b/>
+          <w:color w:val="000000"/>
+        </w:rPr>
+        <w:t>watermark-based</w:t>
+      </w:r>
+      <w:r>
+        <w:rPr>
+          <w:rFonts w:asciiTheme="minorHAnsi" w:eastAsia="Noto Sans Symbols" w:hAnsiTheme="minorHAnsi" w:cstheme="minorHAnsi"/>
+          <w:bCs/>
+          <w:color w:val="000000"/>
+        </w:rPr>
+        <w:t xml:space="preserve"> change detection, lock-file API coordination, once-daily settlement sweeps) running autonomously at $0/month on local Windows infrastructure.</w:t>
       </w:r>
     </w:p>
     <w:p>
@@ -1609,7 +1903,73 @@
           <w:bCs/>
           <w:color w:val="000000"/>
         </w:rPr>
-        <w:t>Implemented resilient, low-cost ingestion across BBC, CNN, Fox, NYT, NY Post, and The Hindu using RSS discovery, Trafilatura full-text extraction, and VADER sentiment scoring, with surgical Kalshi series-first filtering reducing API calls by ~98%.</w:t>
+        <w:t xml:space="preserve">Implemented resilient, low-cost ingestion across BBC, CNN, Fox, NYT, NY Post, and The Hindu using RSS discovery, </w:t>
+      </w:r>
+      <w:proofErr w:type="spellStart"/>
+      <w:r>
+        <w:rPr>
+          <w:rFonts w:asciiTheme="minorHAnsi" w:eastAsia="Noto Sans Symbols" w:hAnsiTheme="minorHAnsi" w:cstheme="minorHAnsi"/>
+          <w:bCs/>
+          <w:color w:val="000000"/>
+        </w:rPr>
+        <w:t>Trafilatura</w:t>
+      </w:r>
+      <w:proofErr w:type="spellEnd"/>
+      <w:r>
+        <w:rPr>
+          <w:rFonts w:asciiTheme="minorHAnsi" w:eastAsia="Noto Sans Symbols" w:hAnsiTheme="minorHAnsi" w:cstheme="minorHAnsi"/>
+          <w:bCs/>
+          <w:color w:val="000000"/>
+        </w:rPr>
+        <w:t xml:space="preserve"> full-text extraction, and </w:t>
+      </w:r>
+      <w:r>
+        <w:rPr>
+          <w:rFonts w:asciiTheme="minorHAnsi" w:eastAsia="Noto Sans Symbols" w:hAnsiTheme="minorHAnsi" w:cstheme="minorHAnsi"/>
+          <w:b/>
+          <w:color w:val="000000"/>
+        </w:rPr>
+        <w:t>VADER</w:t>
+      </w:r>
+      <w:r>
+        <w:rPr>
+          <w:rFonts w:asciiTheme="minorHAnsi" w:eastAsia="Noto Sans Symbols" w:hAnsiTheme="minorHAnsi" w:cstheme="minorHAnsi"/>
+          <w:bCs/>
+          <w:color w:val="000000"/>
+        </w:rPr>
+        <w:t xml:space="preserve"> </w:t>
+      </w:r>
+      <w:r>
+        <w:rPr>
+          <w:rFonts w:asciiTheme="minorHAnsi" w:eastAsia="Noto Sans Symbols" w:hAnsiTheme="minorHAnsi" w:cstheme="minorHAnsi"/>
+          <w:b/>
+          <w:color w:val="000000"/>
+        </w:rPr>
+        <w:t>sentiment scoring</w:t>
+      </w:r>
+      <w:r>
+        <w:rPr>
+          <w:rFonts w:asciiTheme="minorHAnsi" w:eastAsia="Noto Sans Symbols" w:hAnsiTheme="minorHAnsi" w:cstheme="minorHAnsi"/>
+          <w:bCs/>
+          <w:color w:val="000000"/>
+        </w:rPr>
+        <w:t xml:space="preserve">, with surgical Kalshi series-first filtering reducing </w:t>
+      </w:r>
+      <w:r>
+        <w:rPr>
+          <w:rFonts w:asciiTheme="minorHAnsi" w:eastAsia="Noto Sans Symbols" w:hAnsiTheme="minorHAnsi" w:cstheme="minorHAnsi"/>
+          <w:b/>
+          <w:color w:val="000000"/>
+        </w:rPr>
+        <w:t>API</w:t>
+      </w:r>
+      <w:r>
+        <w:rPr>
+          <w:rFonts w:asciiTheme="minorHAnsi" w:eastAsia="Noto Sans Symbols" w:hAnsiTheme="minorHAnsi" w:cstheme="minorHAnsi"/>
+          <w:bCs/>
+          <w:color w:val="000000"/>
+        </w:rPr>
+        <w:t xml:space="preserve"> calls by ~98%.</w:t>
       </w:r>
     </w:p>
     <w:p>
@@ -1661,8 +2021,9 @@
           <w:sz w:val="21"/>
           <w:szCs w:val="21"/>
         </w:rPr>
-        <w:t>Python (PySpark/Pandas),</w:t>
-      </w:r>
+        <w:t>Python (</w:t>
+      </w:r>
+      <w:proofErr w:type="spellStart"/>
       <w:r>
         <w:rPr>
           <w:rFonts w:asciiTheme="minorHAnsi" w:eastAsia="Noto Sans Symbols" w:hAnsiTheme="minorHAnsi" w:cstheme="minorHAnsi"/>
@@ -1674,8 +2035,9 @@
           <w:sz w:val="21"/>
           <w:szCs w:val="21"/>
         </w:rPr>
-        <w:t>GroqAPI</w:t>
-      </w:r>
+        <w:t>PySpark</w:t>
+      </w:r>
+      <w:proofErr w:type="spellEnd"/>
       <w:r>
         <w:rPr>
           <w:rFonts w:asciiTheme="minorHAnsi" w:eastAsia="Noto Sans Symbols" w:hAnsiTheme="minorHAnsi" w:cstheme="minorHAnsi"/>
@@ -1687,8 +2049,9 @@
           <w:sz w:val="21"/>
           <w:szCs w:val="21"/>
         </w:rPr>
-        <w:t xml:space="preserve"> DuckDB</w:t>
-      </w:r>
+        <w:t>/Pandas</w:t>
+      </w:r>
+      <w:proofErr w:type="gramStart"/>
       <w:r>
         <w:rPr>
           <w:rFonts w:asciiTheme="minorHAnsi" w:eastAsia="Noto Sans Symbols" w:hAnsiTheme="minorHAnsi" w:cstheme="minorHAnsi"/>
@@ -1700,8 +2063,80 @@
           <w:sz w:val="21"/>
           <w:szCs w:val="21"/>
         </w:rPr>
-        <w:t>, ChromaDB</w:t>
-      </w:r>
+        <w:t>),</w:t>
+      </w:r>
+      <w:proofErr w:type="spellStart"/>
+      <w:r>
+        <w:rPr>
+          <w:rFonts w:asciiTheme="minorHAnsi" w:eastAsia="Noto Sans Symbols" w:hAnsiTheme="minorHAnsi" w:cstheme="minorHAnsi"/>
+          <w:b/>
+          <w:bCs/>
+          <w:i/>
+          <w:iCs/>
+          <w:color w:val="000000"/>
+          <w:sz w:val="21"/>
+          <w:szCs w:val="21"/>
+        </w:rPr>
+        <w:t>GroqAPI</w:t>
+      </w:r>
+      <w:proofErr w:type="spellEnd"/>
+      <w:proofErr w:type="gramEnd"/>
+      <w:r>
+        <w:rPr>
+          <w:rFonts w:asciiTheme="minorHAnsi" w:eastAsia="Noto Sans Symbols" w:hAnsiTheme="minorHAnsi" w:cstheme="minorHAnsi"/>
+          <w:b/>
+          <w:bCs/>
+          <w:i/>
+          <w:iCs/>
+          <w:color w:val="000000"/>
+          <w:sz w:val="21"/>
+          <w:szCs w:val="21"/>
+        </w:rPr>
+        <w:t xml:space="preserve"> </w:t>
+      </w:r>
+      <w:proofErr w:type="spellStart"/>
+      <w:r>
+        <w:rPr>
+          <w:rFonts w:asciiTheme="minorHAnsi" w:eastAsia="Noto Sans Symbols" w:hAnsiTheme="minorHAnsi" w:cstheme="minorHAnsi"/>
+          <w:b/>
+          <w:bCs/>
+          <w:i/>
+          <w:iCs/>
+          <w:color w:val="000000"/>
+          <w:sz w:val="21"/>
+          <w:szCs w:val="21"/>
+        </w:rPr>
+        <w:t>DuckDB</w:t>
+      </w:r>
+      <w:proofErr w:type="spellEnd"/>
+      <w:r>
+        <w:rPr>
+          <w:rFonts w:asciiTheme="minorHAnsi" w:eastAsia="Noto Sans Symbols" w:hAnsiTheme="minorHAnsi" w:cstheme="minorHAnsi"/>
+          <w:b/>
+          <w:bCs/>
+          <w:i/>
+          <w:iCs/>
+          <w:color w:val="000000"/>
+          <w:sz w:val="21"/>
+          <w:szCs w:val="21"/>
+        </w:rPr>
+        <w:t xml:space="preserve">, </w:t>
+      </w:r>
+      <w:proofErr w:type="spellStart"/>
+      <w:r>
+        <w:rPr>
+          <w:rFonts w:asciiTheme="minorHAnsi" w:eastAsia="Noto Sans Symbols" w:hAnsiTheme="minorHAnsi" w:cstheme="minorHAnsi"/>
+          <w:b/>
+          <w:bCs/>
+          <w:i/>
+          <w:iCs/>
+          <w:color w:val="000000"/>
+          <w:sz w:val="21"/>
+          <w:szCs w:val="21"/>
+        </w:rPr>
+        <w:t>ChromaDB</w:t>
+      </w:r>
+      <w:proofErr w:type="spellEnd"/>
       <w:r>
         <w:rPr>
           <w:rFonts w:asciiTheme="minorHAnsi" w:eastAsia="Noto Sans Symbols" w:hAnsiTheme="minorHAnsi" w:cstheme="minorHAnsi"/>
@@ -1839,6 +2274,7 @@
           <w:szCs w:val="23"/>
         </w:rPr>
       </w:pPr>
+      <w:proofErr w:type="spellStart"/>
       <w:r>
         <w:rPr>
           <w:rFonts w:asciiTheme="minorHAnsi" w:eastAsia="Calibri" w:hAnsiTheme="minorHAnsi" w:cstheme="minorHAnsi"/>
@@ -1850,6 +2286,7 @@
         </w:rPr>
         <w:t>RealTime_Context_Engine</w:t>
       </w:r>
+      <w:proofErr w:type="spellEnd"/>
       <w:r>
         <w:rPr>
           <w:rFonts w:asciiTheme="minorHAnsi" w:eastAsia="Calibri" w:hAnsiTheme="minorHAnsi" w:cstheme="minorHAnsi"/>
@@ -1948,8 +2385,19 @@
           <w:bCs/>
           <w:color w:val="000000"/>
         </w:rPr>
-        <w:t>Python/FastAPI</w:t>
-      </w:r>
+        <w:t>Python/</w:t>
+      </w:r>
+      <w:proofErr w:type="spellStart"/>
+      <w:r>
+        <w:rPr>
+          <w:rFonts w:asciiTheme="minorHAnsi" w:eastAsia="Noto Sans Symbols" w:hAnsiTheme="minorHAnsi" w:cstheme="minorHAnsi"/>
+          <w:b/>
+          <w:bCs/>
+          <w:color w:val="000000"/>
+        </w:rPr>
+        <w:t>FastAPI</w:t>
+      </w:r>
+      <w:proofErr w:type="spellEnd"/>
       <w:r>
         <w:rPr>
           <w:rFonts w:asciiTheme="minorHAnsi" w:eastAsia="Noto Sans Symbols" w:hAnsiTheme="minorHAnsi" w:cstheme="minorHAnsi"/>
@@ -2057,7 +2505,25 @@
           <w:bCs/>
           <w:color w:val="000000"/>
         </w:rPr>
-        <w:t xml:space="preserve"> (Time To First Token).</w:t>
+        <w:t xml:space="preserve"> (Time </w:t>
+      </w:r>
+      <w:proofErr w:type="gramStart"/>
+      <w:r>
+        <w:rPr>
+          <w:rFonts w:asciiTheme="minorHAnsi" w:eastAsia="Noto Sans Symbols" w:hAnsiTheme="minorHAnsi" w:cstheme="minorHAnsi"/>
+          <w:bCs/>
+          <w:color w:val="000000"/>
+        </w:rPr>
+        <w:t>To</w:t>
+      </w:r>
+      <w:proofErr w:type="gramEnd"/>
+      <w:r>
+        <w:rPr>
+          <w:rFonts w:asciiTheme="minorHAnsi" w:eastAsia="Noto Sans Symbols" w:hAnsiTheme="minorHAnsi" w:cstheme="minorHAnsi"/>
+          <w:bCs/>
+          <w:color w:val="000000"/>
+        </w:rPr>
+        <w:t xml:space="preserve"> First Token).</w:t>
       </w:r>
     </w:p>
     <w:p>
@@ -2243,6 +2709,7 @@
         </w:rPr>
         <w:t xml:space="preserve"> using </w:t>
       </w:r>
+      <w:proofErr w:type="spellStart"/>
       <w:r>
         <w:rPr>
           <w:rFonts w:asciiTheme="minorHAnsi" w:eastAsia="Noto Sans Symbols" w:hAnsiTheme="minorHAnsi" w:cstheme="minorHAnsi"/>
@@ -2252,6 +2719,7 @@
         </w:rPr>
         <w:t>PyInstaller</w:t>
       </w:r>
+      <w:proofErr w:type="spellEnd"/>
       <w:r>
         <w:rPr>
           <w:rFonts w:asciiTheme="minorHAnsi" w:eastAsia="Noto Sans Symbols" w:hAnsiTheme="minorHAnsi" w:cstheme="minorHAnsi"/>
@@ -2359,7 +2827,91 @@
           <w:sz w:val="21"/>
           <w:szCs w:val="21"/>
         </w:rPr>
-        <w:t>Python (FastAPI/Uvicorn), JavaScript (Electron/Node.js), OpenAI API (GPT-4o/5), RSA Cryptography, SSE (Server-Sent Events), PyInstaller, Electron Builder.</w:t>
+        <w:t>Python (</w:t>
+      </w:r>
+      <w:proofErr w:type="spellStart"/>
+      <w:r>
+        <w:rPr>
+          <w:rFonts w:asciiTheme="minorHAnsi" w:eastAsia="Noto Sans Symbols" w:hAnsiTheme="minorHAnsi" w:cstheme="minorHAnsi"/>
+          <w:b/>
+          <w:bCs/>
+          <w:i/>
+          <w:iCs/>
+          <w:color w:val="000000"/>
+          <w:sz w:val="21"/>
+          <w:szCs w:val="21"/>
+        </w:rPr>
+        <w:t>FastAPI</w:t>
+      </w:r>
+      <w:proofErr w:type="spellEnd"/>
+      <w:r>
+        <w:rPr>
+          <w:rFonts w:asciiTheme="minorHAnsi" w:eastAsia="Noto Sans Symbols" w:hAnsiTheme="minorHAnsi" w:cstheme="minorHAnsi"/>
+          <w:b/>
+          <w:bCs/>
+          <w:i/>
+          <w:iCs/>
+          <w:color w:val="000000"/>
+          <w:sz w:val="21"/>
+          <w:szCs w:val="21"/>
+        </w:rPr>
+        <w:t>/</w:t>
+      </w:r>
+      <w:proofErr w:type="spellStart"/>
+      <w:r>
+        <w:rPr>
+          <w:rFonts w:asciiTheme="minorHAnsi" w:eastAsia="Noto Sans Symbols" w:hAnsiTheme="minorHAnsi" w:cstheme="minorHAnsi"/>
+          <w:b/>
+          <w:bCs/>
+          <w:i/>
+          <w:iCs/>
+          <w:color w:val="000000"/>
+          <w:sz w:val="21"/>
+          <w:szCs w:val="21"/>
+        </w:rPr>
+        <w:t>Uvicorn</w:t>
+      </w:r>
+      <w:proofErr w:type="spellEnd"/>
+      <w:r>
+        <w:rPr>
+          <w:rFonts w:asciiTheme="minorHAnsi" w:eastAsia="Noto Sans Symbols" w:hAnsiTheme="minorHAnsi" w:cstheme="minorHAnsi"/>
+          <w:b/>
+          <w:bCs/>
+          <w:i/>
+          <w:iCs/>
+          <w:color w:val="000000"/>
+          <w:sz w:val="21"/>
+          <w:szCs w:val="21"/>
+        </w:rPr>
+        <w:t xml:space="preserve">), JavaScript (Electron/Node.js), OpenAI API (GPT-4o/5), RSA Cryptography, SSE (Server-Sent Events), </w:t>
+      </w:r>
+      <w:proofErr w:type="spellStart"/>
+      <w:r>
+        <w:rPr>
+          <w:rFonts w:asciiTheme="minorHAnsi" w:eastAsia="Noto Sans Symbols" w:hAnsiTheme="minorHAnsi" w:cstheme="minorHAnsi"/>
+          <w:b/>
+          <w:bCs/>
+          <w:i/>
+          <w:iCs/>
+          <w:color w:val="000000"/>
+          <w:sz w:val="21"/>
+          <w:szCs w:val="21"/>
+        </w:rPr>
+        <w:t>PyInstaller</w:t>
+      </w:r>
+      <w:proofErr w:type="spellEnd"/>
+      <w:r>
+        <w:rPr>
+          <w:rFonts w:asciiTheme="minorHAnsi" w:eastAsia="Noto Sans Symbols" w:hAnsiTheme="minorHAnsi" w:cstheme="minorHAnsi"/>
+          <w:b/>
+          <w:bCs/>
+          <w:i/>
+          <w:iCs/>
+          <w:color w:val="000000"/>
+          <w:sz w:val="21"/>
+          <w:szCs w:val="21"/>
+        </w:rPr>
+        <w:t>, Electron Builder.</w:t>
       </w:r>
     </w:p>
     <w:p>
@@ -2418,7 +2970,29 @@
           <w:sz w:val="23"/>
           <w:szCs w:val="23"/>
         </w:rPr>
-        <w:t xml:space="preserve">YouTube to Spotify Automated ETL Pipeline </w:t>
+        <w:t xml:space="preserve">YouTube to Spotify </w:t>
+      </w:r>
+      <w:r>
+        <w:rPr>
+          <w:rFonts w:asciiTheme="minorHAnsi" w:eastAsia="Calibri" w:hAnsiTheme="minorHAnsi" w:cstheme="minorHAnsi"/>
+          <w:b/>
+          <w:bCs/>
+          <w:color w:val="2E74B5" w:themeColor="accent1" w:themeShade="BF"/>
+          <w:sz w:val="23"/>
+          <w:szCs w:val="23"/>
+        </w:rPr>
+        <w:t>Sync and Analytics</w:t>
+      </w:r>
+      <w:r>
+        <w:rPr>
+          <w:rFonts w:asciiTheme="minorHAnsi" w:eastAsia="Calibri" w:hAnsiTheme="minorHAnsi" w:cstheme="minorHAnsi"/>
+          <w:b/>
+          <w:bCs/>
+          <w:color w:val="2E74B5" w:themeColor="accent1" w:themeShade="BF"/>
+          <w:sz w:val="23"/>
+          <w:szCs w:val="23"/>
+        </w:rPr>
+        <w:t xml:space="preserve"> Pipeline </w:t>
       </w:r>
       <w:hyperlink r:id="rId11" w:history="1">
         <w:r>
@@ -2449,9 +3023,6 @@
           <w:right w:val="nil"/>
           <w:between w:val="nil"/>
         </w:pBdr>
-        <w:tabs>
-          <w:tab w:val="num" w:pos="90"/>
-        </w:tabs>
         <w:spacing w:before="12" w:line="240" w:lineRule="auto"/>
         <w:ind w:left="-180" w:right="-576" w:hanging="180"/>
         <w:jc w:val="both"/>
@@ -2468,30 +3039,46 @@
           <w:color w:val="000000"/>
         </w:rPr>
         <w:lastRenderedPageBreak/>
-        <w:t xml:space="preserve">Engineered an automated ETL pipeline using </w:t>
-      </w:r>
-      <w:r>
-        <w:rPr>
-          <w:rFonts w:asciiTheme="minorHAnsi" w:eastAsia="Noto Sans Symbols" w:hAnsiTheme="minorHAnsi" w:cstheme="minorHAnsi"/>
-          <w:b/>
-          <w:bCs/>
+        <w:t xml:space="preserve">Engineered an automated playlist </w:t>
+      </w:r>
+      <w:r>
+        <w:rPr>
+          <w:rFonts w:asciiTheme="minorHAnsi" w:eastAsia="Noto Sans Symbols" w:hAnsiTheme="minorHAnsi" w:cstheme="minorHAnsi"/>
+          <w:b/>
+          <w:color w:val="000000"/>
+        </w:rPr>
+        <w:t>synchronizer</w:t>
+      </w:r>
+      <w:r>
+        <w:rPr>
+          <w:rFonts w:asciiTheme="minorHAnsi" w:eastAsia="Noto Sans Symbols" w:hAnsiTheme="minorHAnsi" w:cstheme="minorHAnsi"/>
+          <w:bCs/>
+          <w:color w:val="000000"/>
+        </w:rPr>
+        <w:t xml:space="preserve"> using </w:t>
+      </w:r>
+      <w:proofErr w:type="spellStart"/>
+      <w:r>
+        <w:rPr>
+          <w:rFonts w:asciiTheme="minorHAnsi" w:eastAsia="Noto Sans Symbols" w:hAnsiTheme="minorHAnsi" w:cstheme="minorHAnsi"/>
+          <w:b/>
           <w:color w:val="000000"/>
         </w:rPr>
         <w:t>Dagster</w:t>
       </w:r>
-      <w:r>
-        <w:rPr>
-          <w:rFonts w:asciiTheme="minorHAnsi" w:eastAsia="Noto Sans Symbols" w:hAnsiTheme="minorHAnsi" w:cstheme="minorHAnsi"/>
-          <w:bCs/>
-          <w:color w:val="000000"/>
-        </w:rPr>
-        <w:t xml:space="preserve"> to seamlessly extract, transform, and synchronize music playlists between the </w:t>
-      </w:r>
-      <w:r>
-        <w:rPr>
-          <w:rFonts w:asciiTheme="minorHAnsi" w:eastAsia="Noto Sans Symbols" w:hAnsiTheme="minorHAnsi" w:cstheme="minorHAnsi"/>
-          <w:b/>
-          <w:bCs/>
+      <w:proofErr w:type="spellEnd"/>
+      <w:r>
+        <w:rPr>
+          <w:rFonts w:asciiTheme="minorHAnsi" w:eastAsia="Noto Sans Symbols" w:hAnsiTheme="minorHAnsi" w:cstheme="minorHAnsi"/>
+          <w:bCs/>
+          <w:color w:val="000000"/>
+        </w:rPr>
+        <w:t xml:space="preserve"> that extracts YouTube video metadata via the </w:t>
+      </w:r>
+      <w:r>
+        <w:rPr>
+          <w:rFonts w:asciiTheme="minorHAnsi" w:eastAsia="Noto Sans Symbols" w:hAnsiTheme="minorHAnsi" w:cstheme="minorHAnsi"/>
+          <w:b/>
           <w:color w:val="000000"/>
         </w:rPr>
         <w:t>YouTube Data API</w:t>
@@ -2502,32 +3089,16 @@
           <w:bCs/>
           <w:color w:val="000000"/>
         </w:rPr>
-        <w:t xml:space="preserve"> and </w:t>
-      </w:r>
-      <w:r>
-        <w:rPr>
-          <w:rFonts w:asciiTheme="minorHAnsi" w:eastAsia="Noto Sans Symbols" w:hAnsiTheme="minorHAnsi" w:cstheme="minorHAnsi"/>
-          <w:b/>
-          <w:bCs/>
-          <w:color w:val="000000"/>
-        </w:rPr>
-        <w:t>Spotify Web API</w:t>
-      </w:r>
-      <w:r>
-        <w:rPr>
-          <w:rFonts w:asciiTheme="minorHAnsi" w:eastAsia="Noto Sans Symbols" w:hAnsiTheme="minorHAnsi" w:cstheme="minorHAnsi"/>
-          <w:bCs/>
-          <w:color w:val="000000"/>
-        </w:rPr>
-        <w:t>.</w:t>
+        <w:t>, matches tracks against the Spotify database, and incrementally loads them into synced Spotify playlists.</w:t>
       </w:r>
     </w:p>
     <w:p>
       <w:pPr>
+        <w:pStyle w:val="ListParagraph"/>
         <w:widowControl w:val="0"/>
         <w:numPr>
           <w:ilvl w:val="0"/>
-          <w:numId w:val="24"/>
+          <w:numId w:val="19"/>
         </w:numPr>
         <w:pBdr>
           <w:top w:val="nil"/>
@@ -2536,11 +3107,6 @@
           <w:right w:val="nil"/>
           <w:between w:val="nil"/>
         </w:pBdr>
-        <w:tabs>
-          <w:tab w:val="clear" w:pos="720"/>
-          <w:tab w:val="left" w:pos="-180"/>
-          <w:tab w:val="num" w:pos="90"/>
-        </w:tabs>
         <w:spacing w:before="12" w:line="240" w:lineRule="auto"/>
         <w:ind w:left="-180" w:right="-576" w:hanging="180"/>
         <w:jc w:val="both"/>
@@ -2556,30 +3122,60 @@
           <w:bCs/>
           <w:color w:val="000000"/>
         </w:rPr>
-        <w:t>Architected a Change Data Capture (</w:t>
-      </w:r>
-      <w:r>
-        <w:rPr>
-          <w:rFonts w:asciiTheme="minorHAnsi" w:eastAsia="Noto Sans Symbols" w:hAnsiTheme="minorHAnsi" w:cstheme="minorHAnsi"/>
-          <w:b/>
-          <w:bCs/>
-          <w:color w:val="000000"/>
-        </w:rPr>
-        <w:t>CDC</w:t>
-      </w:r>
-      <w:r>
-        <w:rPr>
-          <w:rFonts w:asciiTheme="minorHAnsi" w:eastAsia="Noto Sans Symbols" w:hAnsiTheme="minorHAnsi" w:cstheme="minorHAnsi"/>
-          <w:bCs/>
-          <w:color w:val="000000"/>
-        </w:rPr>
-        <w:t xml:space="preserve">) workflow, utilizing </w:t>
-      </w:r>
-      <w:r>
-        <w:rPr>
-          <w:rFonts w:asciiTheme="minorHAnsi" w:eastAsia="Noto Sans Symbols" w:hAnsiTheme="minorHAnsi" w:cstheme="minorHAnsi"/>
-          <w:b/>
-          <w:bCs/>
+        <w:t xml:space="preserve">Implemented </w:t>
+      </w:r>
+      <w:r>
+        <w:rPr>
+          <w:rFonts w:asciiTheme="minorHAnsi" w:eastAsia="Noto Sans Symbols" w:hAnsiTheme="minorHAnsi" w:cstheme="minorHAnsi"/>
+          <w:b/>
+          <w:color w:val="000000"/>
+        </w:rPr>
+        <w:t>Change Data Capture (CDC)</w:t>
+      </w:r>
+      <w:r>
+        <w:rPr>
+          <w:rFonts w:asciiTheme="minorHAnsi" w:eastAsia="Noto Sans Symbols" w:hAnsiTheme="minorHAnsi" w:cstheme="minorHAnsi"/>
+          <w:bCs/>
+          <w:color w:val="000000"/>
+        </w:rPr>
+        <w:t xml:space="preserve"> logic using </w:t>
+      </w:r>
+      <w:r>
+        <w:rPr>
+          <w:rFonts w:asciiTheme="minorHAnsi" w:eastAsia="Noto Sans Symbols" w:hAnsiTheme="minorHAnsi" w:cstheme="minorHAnsi"/>
+          <w:b/>
+          <w:color w:val="000000"/>
+        </w:rPr>
+        <w:t>Python</w:t>
+      </w:r>
+      <w:r>
+        <w:rPr>
+          <w:rFonts w:asciiTheme="minorHAnsi" w:eastAsia="Noto Sans Symbols" w:hAnsiTheme="minorHAnsi" w:cstheme="minorHAnsi"/>
+          <w:bCs/>
+          <w:color w:val="000000"/>
+        </w:rPr>
+        <w:t xml:space="preserve"> and </w:t>
+      </w:r>
+      <w:r>
+        <w:rPr>
+          <w:rFonts w:asciiTheme="minorHAnsi" w:eastAsia="Noto Sans Symbols" w:hAnsiTheme="minorHAnsi" w:cstheme="minorHAnsi"/>
+          <w:b/>
+          <w:color w:val="000000"/>
+        </w:rPr>
+        <w:t>Pandas</w:t>
+      </w:r>
+      <w:r>
+        <w:rPr>
+          <w:rFonts w:asciiTheme="minorHAnsi" w:eastAsia="Noto Sans Symbols" w:hAnsiTheme="minorHAnsi" w:cstheme="minorHAnsi"/>
+          <w:bCs/>
+          <w:color w:val="000000"/>
+        </w:rPr>
+        <w:t xml:space="preserve"> to process only new or updated records, with </w:t>
+      </w:r>
+      <w:r>
+        <w:rPr>
+          <w:rFonts w:asciiTheme="minorHAnsi" w:eastAsia="Noto Sans Symbols" w:hAnsiTheme="minorHAnsi" w:cstheme="minorHAnsi"/>
+          <w:b/>
           <w:color w:val="000000"/>
         </w:rPr>
         <w:t>AWS S3</w:t>
@@ -2590,15 +3186,16 @@
           <w:bCs/>
           <w:color w:val="000000"/>
         </w:rPr>
-        <w:t xml:space="preserve"> to store intermediary staging files and final datasets, ensuring efficient delta processing and minimizing redundant API calls.</w:t>
+        <w:t xml:space="preserve"> as the staging and storage layer — minimizing redundant API calls across both platforms.</w:t>
       </w:r>
     </w:p>
     <w:p>
       <w:pPr>
+        <w:pStyle w:val="ListParagraph"/>
         <w:widowControl w:val="0"/>
         <w:numPr>
           <w:ilvl w:val="0"/>
-          <w:numId w:val="24"/>
+          <w:numId w:val="19"/>
         </w:numPr>
         <w:pBdr>
           <w:top w:val="nil"/>
@@ -2607,11 +3204,6 @@
           <w:right w:val="nil"/>
           <w:between w:val="nil"/>
         </w:pBdr>
-        <w:tabs>
-          <w:tab w:val="clear" w:pos="720"/>
-          <w:tab w:val="left" w:pos="-180"/>
-          <w:tab w:val="num" w:pos="90"/>
-        </w:tabs>
         <w:spacing w:before="12" w:line="240" w:lineRule="auto"/>
         <w:ind w:left="-180" w:right="-576" w:hanging="180"/>
         <w:jc w:val="both"/>
@@ -2627,13 +3219,12 @@
           <w:bCs/>
           <w:color w:val="000000"/>
         </w:rPr>
-        <w:t xml:space="preserve">Managed secure user sessions through complex </w:t>
-      </w:r>
-      <w:r>
-        <w:rPr>
-          <w:rFonts w:asciiTheme="minorHAnsi" w:eastAsia="Noto Sans Symbols" w:hAnsiTheme="minorHAnsi" w:cstheme="minorHAnsi"/>
-          <w:b/>
-          <w:bCs/>
+        <w:t xml:space="preserve">Managed secure user sessions across both APIs through </w:t>
+      </w:r>
+      <w:r>
+        <w:rPr>
+          <w:rFonts w:asciiTheme="minorHAnsi" w:eastAsia="Noto Sans Symbols" w:hAnsiTheme="minorHAnsi" w:cstheme="minorHAnsi"/>
+          <w:b/>
           <w:color w:val="000000"/>
         </w:rPr>
         <w:t>OAuth 2.0</w:t>
@@ -2644,15 +3235,32 @@
           <w:bCs/>
           <w:color w:val="000000"/>
         </w:rPr>
-        <w:t xml:space="preserve"> authentication flows.</w:t>
+        <w:t xml:space="preserve"> authentication flows, with transformed data persisted in </w:t>
+      </w:r>
+      <w:r>
+        <w:rPr>
+          <w:rFonts w:asciiTheme="minorHAnsi" w:eastAsia="Noto Sans Symbols" w:hAnsiTheme="minorHAnsi" w:cstheme="minorHAnsi"/>
+          <w:b/>
+          <w:color w:val="000000"/>
+        </w:rPr>
+        <w:t>PostgreSQL</w:t>
+      </w:r>
+      <w:r>
+        <w:rPr>
+          <w:rFonts w:asciiTheme="minorHAnsi" w:eastAsia="Noto Sans Symbols" w:hAnsiTheme="minorHAnsi" w:cstheme="minorHAnsi"/>
+          <w:bCs/>
+          <w:color w:val="000000"/>
+        </w:rPr>
+        <w:t xml:space="preserve"> for downstream analytics.</w:t>
       </w:r>
     </w:p>
     <w:p>
       <w:pPr>
+        <w:pStyle w:val="ListParagraph"/>
         <w:widowControl w:val="0"/>
         <w:numPr>
           <w:ilvl w:val="0"/>
-          <w:numId w:val="24"/>
+          <w:numId w:val="19"/>
         </w:numPr>
         <w:pBdr>
           <w:top w:val="nil"/>
@@ -2661,11 +3269,6 @@
           <w:right w:val="nil"/>
           <w:between w:val="nil"/>
         </w:pBdr>
-        <w:tabs>
-          <w:tab w:val="clear" w:pos="720"/>
-          <w:tab w:val="left" w:pos="-180"/>
-          <w:tab w:val="num" w:pos="90"/>
-        </w:tabs>
         <w:spacing w:before="12" w:line="240" w:lineRule="auto"/>
         <w:ind w:left="-180" w:right="-576" w:hanging="180"/>
         <w:jc w:val="both"/>
@@ -2681,23 +3284,31 @@
           <w:bCs/>
           <w:color w:val="000000"/>
         </w:rPr>
-        <w:t xml:space="preserve">Developed transformation logic </w:t>
-      </w:r>
-      <w:r>
-        <w:rPr>
-          <w:rFonts w:asciiTheme="minorHAnsi" w:eastAsia="Noto Sans Symbols" w:hAnsiTheme="minorHAnsi" w:cstheme="minorHAnsi"/>
-          <w:bCs/>
-          <w:color w:val="000000"/>
-        </w:rPr>
-        <w:t xml:space="preserve">using python and pandas </w:t>
-      </w:r>
-      <w:r>
-        <w:rPr>
-          <w:rFonts w:asciiTheme="minorHAnsi" w:eastAsia="Noto Sans Symbols" w:hAnsiTheme="minorHAnsi" w:cstheme="minorHAnsi"/>
-          <w:bCs/>
-          <w:color w:val="000000"/>
-        </w:rPr>
-        <w:t>to parse video metadata, query the Spotify database, and incrementally load corresponding tracks into automated playlists.</w:t>
+        <w:t xml:space="preserve">Built a </w:t>
+      </w:r>
+      <w:r>
+        <w:rPr>
+          <w:rFonts w:asciiTheme="minorHAnsi" w:eastAsia="Noto Sans Symbols" w:hAnsiTheme="minorHAnsi" w:cstheme="minorHAnsi"/>
+          <w:b/>
+          <w:color w:val="000000"/>
+        </w:rPr>
+        <w:t>Power BI dashboard</w:t>
+      </w:r>
+      <w:r>
+        <w:rPr>
+          <w:rFonts w:asciiTheme="minorHAnsi" w:eastAsia="Noto Sans Symbols" w:hAnsiTheme="minorHAnsi" w:cstheme="minorHAnsi"/>
+          <w:bCs/>
+          <w:color w:val="000000"/>
+        </w:rPr>
+        <w:t xml:space="preserve"> surfacing personalized listening trends over time — play history, artist affinity, and genre </w:t>
+      </w:r>
+      <w:r>
+        <w:rPr>
+          <w:rFonts w:asciiTheme="minorHAnsi" w:eastAsia="Noto Sans Symbols" w:hAnsiTheme="minorHAnsi" w:cstheme="minorHAnsi"/>
+          <w:bCs/>
+          <w:color w:val="000000"/>
+        </w:rPr>
+        <w:t>shifts.</w:t>
       </w:r>
     </w:p>
     <w:p>
@@ -2736,7 +3347,7 @@
           <w:sz w:val="21"/>
           <w:szCs w:val="21"/>
         </w:rPr>
-        <w:t>Tech Stack: Python</w:t>
+        <w:t xml:space="preserve">Tech Stack: </w:t>
       </w:r>
       <w:r>
         <w:rPr>
@@ -2749,8 +3360,9 @@
           <w:sz w:val="21"/>
           <w:szCs w:val="21"/>
         </w:rPr>
-        <w:t>, Pandas</w:t>
-      </w:r>
+        <w:t xml:space="preserve">Python, Pandas, </w:t>
+      </w:r>
+      <w:proofErr w:type="spellStart"/>
       <w:r>
         <w:rPr>
           <w:rFonts w:asciiTheme="minorHAnsi" w:eastAsia="Noto Sans Symbols" w:hAnsiTheme="minorHAnsi" w:cstheme="minorHAnsi"/>
@@ -2762,7 +3374,21 @@
           <w:sz w:val="21"/>
           <w:szCs w:val="21"/>
         </w:rPr>
-        <w:t>, Dagster, AWS S3, RESTful APIs, OAuth 2.0</w:t>
+        <w:t>Dagster</w:t>
+      </w:r>
+      <w:proofErr w:type="spellEnd"/>
+      <w:r>
+        <w:rPr>
+          <w:rFonts w:asciiTheme="minorHAnsi" w:eastAsia="Noto Sans Symbols" w:hAnsiTheme="minorHAnsi" w:cstheme="minorHAnsi"/>
+          <w:b/>
+          <w:bCs/>
+          <w:i/>
+          <w:iCs/>
+          <w:color w:val="000000"/>
+          <w:sz w:val="21"/>
+          <w:szCs w:val="21"/>
+        </w:rPr>
+        <w:t>, PostgreSQL, AWS S3, Power BI, RESTful APIs, OAuth 2.0, CDC</w:t>
       </w:r>
     </w:p>
     <w:p>
@@ -2793,331 +3419,6 @@
     </w:p>
     <w:p>
       <w:pPr>
-        <w:pStyle w:val="ListParagraph"/>
-        <w:widowControl w:val="0"/>
-        <w:pBdr>
-          <w:top w:val="nil"/>
-          <w:left w:val="nil"/>
-          <w:bottom w:val="nil"/>
-          <w:right w:val="nil"/>
-          <w:between w:val="nil"/>
-        </w:pBdr>
-        <w:spacing w:before="12" w:line="240" w:lineRule="auto"/>
-        <w:ind w:right="-576" w:hanging="1080"/>
-        <w:rPr>
-          <w:rFonts w:asciiTheme="minorHAnsi" w:eastAsia="Noto Sans Symbols" w:hAnsiTheme="minorHAnsi" w:cstheme="minorHAnsi"/>
-          <w:b/>
-          <w:bCs/>
-          <w:color w:val="000000"/>
-          <w:sz w:val="21"/>
-          <w:szCs w:val="21"/>
-        </w:rPr>
-      </w:pPr>
-      <w:r>
-        <w:rPr>
-          <w:rFonts w:asciiTheme="minorHAnsi" w:eastAsia="Calibri" w:hAnsiTheme="minorHAnsi" w:cstheme="minorHAnsi"/>
-          <w:b/>
-          <w:bCs/>
-          <w:color w:val="2E74B5" w:themeColor="accent1" w:themeShade="BF"/>
-          <w:sz w:val="23"/>
-          <w:szCs w:val="23"/>
-        </w:rPr>
-        <w:t>Spotify User Activity &amp; Trends Pipeline (Databricks &amp; Delta Lake</w:t>
-      </w:r>
-      <w:r>
-        <w:rPr>
-          <w:rFonts w:asciiTheme="minorHAnsi" w:eastAsia="Calibri" w:hAnsiTheme="minorHAnsi" w:cstheme="minorHAnsi"/>
-          <w:b/>
-          <w:bCs/>
-          <w:color w:val="2E74B5" w:themeColor="accent1" w:themeShade="BF"/>
-          <w:sz w:val="23"/>
-          <w:szCs w:val="23"/>
-        </w:rPr>
-        <w:t>)</w:t>
-      </w:r>
-      <w:r>
-        <w:rPr>
-          <w:rFonts w:asciiTheme="minorHAnsi" w:eastAsia="Calibri" w:hAnsiTheme="minorHAnsi" w:cstheme="minorHAnsi"/>
-          <w:b/>
-          <w:bCs/>
-          <w:color w:val="2E74B5" w:themeColor="accent1" w:themeShade="BF"/>
-          <w:sz w:val="23"/>
-          <w:szCs w:val="23"/>
-        </w:rPr>
-        <w:t xml:space="preserve"> </w:t>
-      </w:r>
-      <w:hyperlink r:id="rId12" w:history="1">
-        <w:r>
-          <w:rPr>
-            <w:rStyle w:val="Hyperlink"/>
-            <w:rFonts w:asciiTheme="minorHAnsi" w:eastAsia="Calibri" w:hAnsiTheme="minorHAnsi" w:cstheme="minorHAnsi"/>
-            <w:b/>
-            <w:bCs/>
-            <w:sz w:val="23"/>
-            <w:szCs w:val="23"/>
-          </w:rPr>
-          <w:t>https://github.com/70milan/sp_pyspark_etl</w:t>
-        </w:r>
-      </w:hyperlink>
-    </w:p>
-    <w:p>
-      <w:pPr>
-        <w:pStyle w:val="ListParagraph"/>
-        <w:numPr>
-          <w:ilvl w:val="0"/>
-          <w:numId w:val="23"/>
-        </w:numPr>
-        <w:spacing w:before="12" w:line="240" w:lineRule="auto"/>
-        <w:ind w:left="-180" w:right="-576" w:hanging="180"/>
-        <w:jc w:val="both"/>
-        <w:rPr>
-          <w:rFonts w:asciiTheme="minorHAnsi" w:eastAsia="Calibri" w:hAnsiTheme="minorHAnsi" w:cstheme="minorHAnsi"/>
-          <w:color w:val="000000"/>
-        </w:rPr>
-      </w:pPr>
-      <w:r>
-        <w:rPr>
-          <w:rFonts w:asciiTheme="minorHAnsi" w:eastAsia="Calibri" w:hAnsiTheme="minorHAnsi" w:cstheme="minorHAnsi"/>
-          <w:b/>
-          <w:bCs/>
-          <w:color w:val="000000"/>
-        </w:rPr>
-        <w:t>Architected an end-to-end Medallion Architecture</w:t>
-      </w:r>
-      <w:r>
-        <w:rPr>
-          <w:rFonts w:asciiTheme="minorHAnsi" w:eastAsia="Calibri" w:hAnsiTheme="minorHAnsi" w:cstheme="minorHAnsi"/>
-          <w:color w:val="000000"/>
-        </w:rPr>
-        <w:t xml:space="preserve"> (Bronze, Silver, Gold) on </w:t>
-      </w:r>
-      <w:r>
-        <w:rPr>
-          <w:rFonts w:asciiTheme="minorHAnsi" w:eastAsia="Calibri" w:hAnsiTheme="minorHAnsi" w:cstheme="minorHAnsi"/>
-          <w:b/>
-          <w:bCs/>
-          <w:color w:val="000000"/>
-        </w:rPr>
-        <w:t>Databricks</w:t>
-      </w:r>
-      <w:r>
-        <w:rPr>
-          <w:rFonts w:asciiTheme="minorHAnsi" w:eastAsia="Calibri" w:hAnsiTheme="minorHAnsi" w:cstheme="minorHAnsi"/>
-          <w:color w:val="000000"/>
-        </w:rPr>
-        <w:t xml:space="preserve"> to ingest and analyze multi-year Spotify user data trends.</w:t>
-      </w:r>
-    </w:p>
-    <w:p>
-      <w:pPr>
-        <w:pStyle w:val="ListParagraph"/>
-        <w:numPr>
-          <w:ilvl w:val="0"/>
-          <w:numId w:val="23"/>
-        </w:numPr>
-        <w:spacing w:before="12" w:line="240" w:lineRule="auto"/>
-        <w:ind w:left="-180" w:right="-576" w:hanging="180"/>
-        <w:jc w:val="both"/>
-        <w:rPr>
-          <w:rFonts w:asciiTheme="minorHAnsi" w:eastAsia="Calibri" w:hAnsiTheme="minorHAnsi" w:cstheme="minorHAnsi"/>
-          <w:color w:val="000000"/>
-        </w:rPr>
-      </w:pPr>
-      <w:r>
-        <w:rPr>
-          <w:rFonts w:asciiTheme="minorHAnsi" w:eastAsia="Calibri" w:hAnsiTheme="minorHAnsi" w:cstheme="minorHAnsi"/>
-          <w:b/>
-          <w:bCs/>
-          <w:color w:val="000000"/>
-        </w:rPr>
-        <w:t>Engineered a local-to-cloud ingestion bridge</w:t>
-      </w:r>
-      <w:r>
-        <w:rPr>
-          <w:rFonts w:asciiTheme="minorHAnsi" w:eastAsia="Calibri" w:hAnsiTheme="minorHAnsi" w:cstheme="minorHAnsi"/>
-          <w:color w:val="000000"/>
-        </w:rPr>
-        <w:t xml:space="preserve"> using Python scripts to automate the secure upload of user datasets to </w:t>
-      </w:r>
-      <w:r>
-        <w:rPr>
-          <w:rFonts w:asciiTheme="minorHAnsi" w:eastAsia="Calibri" w:hAnsiTheme="minorHAnsi" w:cstheme="minorHAnsi"/>
-          <w:b/>
-          <w:bCs/>
-          <w:color w:val="000000"/>
-        </w:rPr>
-        <w:t>AWS S3</w:t>
-      </w:r>
-      <w:r>
-        <w:rPr>
-          <w:rFonts w:asciiTheme="minorHAnsi" w:eastAsia="Calibri" w:hAnsiTheme="minorHAnsi" w:cstheme="minorHAnsi"/>
-          <w:color w:val="000000"/>
-        </w:rPr>
-        <w:t xml:space="preserve">, subsequently landing raw data into </w:t>
-      </w:r>
-      <w:r>
-        <w:rPr>
-          <w:rFonts w:asciiTheme="minorHAnsi" w:eastAsia="Calibri" w:hAnsiTheme="minorHAnsi" w:cstheme="minorHAnsi"/>
-          <w:b/>
-          <w:bCs/>
-          <w:color w:val="000000"/>
-        </w:rPr>
-        <w:t>Unity Catalog Volumes</w:t>
-      </w:r>
-      <w:r>
-        <w:rPr>
-          <w:rFonts w:asciiTheme="minorHAnsi" w:eastAsia="Calibri" w:hAnsiTheme="minorHAnsi" w:cstheme="minorHAnsi"/>
-          <w:color w:val="000000"/>
-        </w:rPr>
-        <w:t>.</w:t>
-      </w:r>
-    </w:p>
-    <w:p>
-      <w:pPr>
-        <w:pStyle w:val="ListParagraph"/>
-        <w:numPr>
-          <w:ilvl w:val="0"/>
-          <w:numId w:val="23"/>
-        </w:numPr>
-        <w:spacing w:before="12" w:line="240" w:lineRule="auto"/>
-        <w:ind w:left="-180" w:right="-576" w:hanging="180"/>
-        <w:jc w:val="both"/>
-        <w:rPr>
-          <w:rFonts w:asciiTheme="minorHAnsi" w:eastAsia="Calibri" w:hAnsiTheme="minorHAnsi" w:cstheme="minorHAnsi"/>
-          <w:color w:val="000000"/>
-        </w:rPr>
-      </w:pPr>
-      <w:r>
-        <w:rPr>
-          <w:rFonts w:asciiTheme="minorHAnsi" w:eastAsia="Calibri" w:hAnsiTheme="minorHAnsi" w:cstheme="minorHAnsi"/>
-          <w:b/>
-          <w:bCs/>
-          <w:color w:val="000000"/>
-        </w:rPr>
-        <w:t>Developed complex PySpark and Spark SQL transformations</w:t>
-      </w:r>
-      <w:r>
-        <w:rPr>
-          <w:rFonts w:asciiTheme="minorHAnsi" w:eastAsia="Calibri" w:hAnsiTheme="minorHAnsi" w:cstheme="minorHAnsi"/>
-          <w:color w:val="000000"/>
-        </w:rPr>
-        <w:t xml:space="preserve"> in the Silver layer to flatten nested JSON structures and normalize data into relational schemas (Artist, Metadata, Genre, etc.).</w:t>
-      </w:r>
-    </w:p>
-    <w:p>
-      <w:pPr>
-        <w:pStyle w:val="ListParagraph"/>
-        <w:numPr>
-          <w:ilvl w:val="0"/>
-          <w:numId w:val="23"/>
-        </w:numPr>
-        <w:spacing w:before="12" w:line="240" w:lineRule="auto"/>
-        <w:ind w:left="-180" w:right="-576" w:hanging="180"/>
-        <w:jc w:val="both"/>
-        <w:rPr>
-          <w:rFonts w:asciiTheme="minorHAnsi" w:eastAsia="Calibri" w:hAnsiTheme="minorHAnsi" w:cstheme="minorHAnsi"/>
-          <w:color w:val="000000"/>
-        </w:rPr>
-      </w:pPr>
-      <w:r>
-        <w:rPr>
-          <w:rFonts w:asciiTheme="minorHAnsi" w:eastAsia="Calibri" w:hAnsiTheme="minorHAnsi" w:cstheme="minorHAnsi"/>
-          <w:b/>
-          <w:bCs/>
-          <w:color w:val="000000"/>
-        </w:rPr>
-        <w:t>Implemented Change Data Capture (CDC)</w:t>
-      </w:r>
-      <w:r>
-        <w:rPr>
-          <w:rFonts w:asciiTheme="minorHAnsi" w:eastAsia="Calibri" w:hAnsiTheme="minorHAnsi" w:cstheme="minorHAnsi"/>
-          <w:color w:val="000000"/>
-        </w:rPr>
-        <w:t xml:space="preserve"> logic using </w:t>
-      </w:r>
-      <w:r>
-        <w:rPr>
-          <w:rFonts w:asciiTheme="minorHAnsi" w:eastAsia="Calibri" w:hAnsiTheme="minorHAnsi" w:cstheme="minorHAnsi"/>
-          <w:b/>
-          <w:bCs/>
-          <w:color w:val="000000"/>
-        </w:rPr>
-        <w:t>Delta Lake</w:t>
-      </w:r>
-      <w:r>
-        <w:rPr>
-          <w:rFonts w:asciiTheme="minorHAnsi" w:eastAsia="Calibri" w:hAnsiTheme="minorHAnsi" w:cstheme="minorHAnsi"/>
-          <w:color w:val="000000"/>
-        </w:rPr>
-        <w:t xml:space="preserve"> features to ensure incremental loading, significantly reducing compute costs by processing only updated or new records.</w:t>
-      </w:r>
-    </w:p>
-    <w:p>
-      <w:pPr>
-        <w:pStyle w:val="ListParagraph"/>
-        <w:numPr>
-          <w:ilvl w:val="0"/>
-          <w:numId w:val="23"/>
-        </w:numPr>
-        <w:spacing w:before="12" w:line="240" w:lineRule="auto"/>
-        <w:ind w:left="-180" w:right="-576" w:hanging="180"/>
-        <w:jc w:val="both"/>
-        <w:rPr>
-          <w:rFonts w:asciiTheme="minorHAnsi" w:eastAsia="Calibri" w:hAnsiTheme="minorHAnsi" w:cstheme="minorHAnsi"/>
-          <w:color w:val="000000"/>
-        </w:rPr>
-      </w:pPr>
-      <w:r>
-        <w:rPr>
-          <w:rFonts w:asciiTheme="minorHAnsi" w:eastAsia="Calibri" w:hAnsiTheme="minorHAnsi" w:cstheme="minorHAnsi"/>
-          <w:b/>
-          <w:bCs/>
-          <w:color w:val="000000"/>
-        </w:rPr>
-        <w:t>Orchestrated Gold-layer aggregations</w:t>
-      </w:r>
-      <w:r>
-        <w:rPr>
-          <w:rFonts w:asciiTheme="minorHAnsi" w:eastAsia="Calibri" w:hAnsiTheme="minorHAnsi" w:cstheme="minorHAnsi"/>
-          <w:color w:val="000000"/>
-        </w:rPr>
-        <w:t xml:space="preserve"> to derive business value, such as listening trend evolution and artist affinity scoring, stored in optimized Delta tables for downstream reporting.</w:t>
-      </w:r>
-    </w:p>
-    <w:p>
-      <w:pPr>
-        <w:ind w:left="-450" w:right="-582" w:firstLine="270"/>
-        <w:jc w:val="center"/>
-        <w:rPr>
-          <w:rFonts w:asciiTheme="minorHAnsi" w:eastAsia="Calibri" w:hAnsiTheme="minorHAnsi" w:cstheme="minorHAnsi"/>
-          <w:i/>
-          <w:iCs/>
-          <w:color w:val="000000"/>
-        </w:rPr>
-      </w:pPr>
-      <w:r>
-        <w:rPr>
-          <w:rFonts w:asciiTheme="minorHAnsi" w:eastAsia="Calibri" w:hAnsiTheme="minorHAnsi" w:cstheme="minorHAnsi"/>
-          <w:b/>
-          <w:bCs/>
-          <w:i/>
-          <w:iCs/>
-          <w:color w:val="000000"/>
-        </w:rPr>
-        <w:t>Tech Stack:</w:t>
-      </w:r>
-      <w:r>
-        <w:rPr>
-          <w:rFonts w:asciiTheme="minorHAnsi" w:eastAsia="Calibri" w:hAnsiTheme="minorHAnsi" w:cstheme="minorHAnsi"/>
-          <w:i/>
-          <w:iCs/>
-          <w:color w:val="000000"/>
-        </w:rPr>
-        <w:t xml:space="preserve"> Databricks, PySpark, PySpark SQL, Delta Lake, Unity Catalog, AWS S3, Python.</w:t>
-      </w:r>
-    </w:p>
-    <w:p>
-      <w:pPr>
         <w:ind w:left="-450" w:right="-582"/>
         <w:jc w:val="both"/>
         <w:rPr>
@@ -3195,6 +3496,7 @@
           <w:szCs w:val="23"/>
         </w:rPr>
       </w:pPr>
+      <w:proofErr w:type="spellStart"/>
       <w:r>
         <w:rPr>
           <w:rFonts w:asciiTheme="minorHAnsi" w:eastAsia="Calibri" w:hAnsiTheme="minorHAnsi" w:cstheme="minorHAnsi"/>
@@ -3205,6 +3507,7 @@
         </w:rPr>
         <w:t>AmeriBen</w:t>
       </w:r>
+      <w:proofErr w:type="spellEnd"/>
       <w:r>
         <w:rPr>
           <w:rFonts w:asciiTheme="minorHAnsi" w:eastAsia="Calibri" w:hAnsiTheme="minorHAnsi" w:cstheme="minorHAnsi"/>
@@ -3359,64 +3662,6 @@
           <w:color w:val="7F7F7F"/>
         </w:rPr>
         <w:t>Current</w:t>
-      </w:r>
-    </w:p>
-    <w:p>
-      <w:pPr>
-        <w:pStyle w:val="ListParagraph"/>
-        <w:numPr>
-          <w:ilvl w:val="0"/>
-          <w:numId w:val="25"/>
-        </w:numPr>
-        <w:spacing w:before="12" w:line="240" w:lineRule="auto"/>
-        <w:ind w:left="-270" w:right="-576" w:hanging="180"/>
-        <w:jc w:val="both"/>
-        <w:rPr>
-          <w:rFonts w:asciiTheme="minorHAnsi" w:hAnsiTheme="minorHAnsi" w:cstheme="minorHAnsi"/>
-        </w:rPr>
-      </w:pPr>
-      <w:r>
-        <w:rPr>
-          <w:rFonts w:asciiTheme="minorHAnsi" w:hAnsiTheme="minorHAnsi" w:cstheme="minorHAnsi"/>
-          <w:b/>
-          <w:bCs/>
-        </w:rPr>
-        <w:t>Translated complex healthcare business requirements into robust SQL logic</w:t>
-      </w:r>
-      <w:r>
-        <w:rPr>
-          <w:rFonts w:asciiTheme="minorHAnsi" w:hAnsiTheme="minorHAnsi" w:cstheme="minorHAnsi"/>
-        </w:rPr>
-        <w:t>, updating core database objects to manage the extraction of claims, accumulators, and provider data.</w:t>
-      </w:r>
-    </w:p>
-    <w:p>
-      <w:pPr>
-        <w:pStyle w:val="ListParagraph"/>
-        <w:numPr>
-          <w:ilvl w:val="0"/>
-          <w:numId w:val="25"/>
-        </w:numPr>
-        <w:spacing w:before="12" w:line="240" w:lineRule="auto"/>
-        <w:ind w:left="-270" w:right="-576" w:hanging="180"/>
-        <w:jc w:val="both"/>
-        <w:rPr>
-          <w:rFonts w:asciiTheme="minorHAnsi" w:hAnsiTheme="minorHAnsi" w:cstheme="minorHAnsi"/>
-        </w:rPr>
-      </w:pPr>
-      <w:r>
-        <w:rPr>
-          <w:rFonts w:asciiTheme="minorHAnsi" w:hAnsiTheme="minorHAnsi" w:cstheme="minorHAnsi"/>
-          <w:b/>
-          <w:bCs/>
-        </w:rPr>
-        <w:t>Streamlined enterprise data workflows</w:t>
-      </w:r>
-      <w:r>
-        <w:rPr>
-          <w:rFonts w:asciiTheme="minorHAnsi" w:hAnsiTheme="minorHAnsi" w:cstheme="minorHAnsi"/>
-        </w:rPr>
-        <w:t xml:space="preserve"> by identifying and resolving bottlenecks in existing SQL Server extraction routines, improving the reliability of daily payment batches.</w:t>
       </w:r>
     </w:p>
     <w:p>
@@ -3875,6 +4120,7 @@
         </w:rPr>
         <w:t xml:space="preserve"> for migrating legacy member and claims data to </w:t>
       </w:r>
+      <w:proofErr w:type="spellStart"/>
       <w:r>
         <w:rPr>
           <w:rStyle w:val="Strong"/>
@@ -3882,7 +4128,17 @@
           <w:sz w:val="22"/>
           <w:szCs w:val="22"/>
         </w:rPr>
-        <w:t>HealthRules Payer (HRP)</w:t>
+        <w:t>HealthRules</w:t>
+      </w:r>
+      <w:proofErr w:type="spellEnd"/>
+      <w:r>
+        <w:rPr>
+          <w:rStyle w:val="Strong"/>
+          <w:rFonts w:asciiTheme="minorHAnsi" w:eastAsiaTheme="majorEastAsia" w:hAnsiTheme="minorHAnsi" w:cstheme="minorHAnsi"/>
+          <w:sz w:val="22"/>
+          <w:szCs w:val="22"/>
+        </w:rPr>
+        <w:t xml:space="preserve"> Payer (HRP)</w:t>
       </w:r>
       <w:r>
         <w:rPr>
@@ -4229,7 +4485,6 @@
           <w:sz w:val="22"/>
           <w:szCs w:val="22"/>
         </w:rPr>
-        <w:lastRenderedPageBreak/>
         <w:t xml:space="preserve">Collaborated closely with </w:t>
       </w:r>
       <w:r>
@@ -4336,6 +4591,7 @@
         </w:rPr>
         <w:t xml:space="preserve"> with </w:t>
       </w:r>
+      <w:proofErr w:type="spellStart"/>
       <w:r>
         <w:rPr>
           <w:rFonts w:asciiTheme="minorHAnsi" w:hAnsiTheme="minorHAnsi" w:cstheme="minorHAnsi"/>
@@ -4346,6 +4602,7 @@
         </w:rPr>
         <w:t>ActiveBatch</w:t>
       </w:r>
+      <w:proofErr w:type="spellEnd"/>
       <w:r>
         <w:rPr>
           <w:rFonts w:asciiTheme="minorHAnsi" w:hAnsiTheme="minorHAnsi" w:cstheme="minorHAnsi"/>
@@ -4751,6 +5008,7 @@
           <w:sz w:val="21"/>
           <w:szCs w:val="21"/>
         </w:rPr>
+        <w:lastRenderedPageBreak/>
         <w:t>Tech Stack:</w:t>
       </w:r>
       <w:r>
@@ -4847,7 +5105,59 @@
           <w:sz w:val="21"/>
           <w:szCs w:val="21"/>
         </w:rPr>
-        <w:t xml:space="preserve"> SQL Server, SSIS, SSRS, ActiveBatch, SQL Server Agent, FTP, EDI (834, 837), HealthRules Payer (HRP), Agile +4</w:t>
+        <w:t xml:space="preserve"> SQL Server, SSIS, SSRS, </w:t>
+      </w:r>
+      <w:proofErr w:type="spellStart"/>
+      <w:r>
+        <w:rPr>
+          <w:rFonts w:asciiTheme="minorHAnsi" w:hAnsiTheme="minorHAnsi" w:cstheme="minorHAnsi"/>
+          <w:b/>
+          <w:bCs/>
+          <w:i/>
+          <w:iCs/>
+          <w:sz w:val="21"/>
+          <w:szCs w:val="21"/>
+        </w:rPr>
+        <w:t>ActiveBatch</w:t>
+      </w:r>
+      <w:proofErr w:type="spellEnd"/>
+      <w:r>
+        <w:rPr>
+          <w:rFonts w:asciiTheme="minorHAnsi" w:hAnsiTheme="minorHAnsi" w:cstheme="minorHAnsi"/>
+          <w:b/>
+          <w:bCs/>
+          <w:i/>
+          <w:iCs/>
+          <w:sz w:val="21"/>
+          <w:szCs w:val="21"/>
+        </w:rPr>
+        <w:t xml:space="preserve">, SQL Server Agent, FTP, EDI (834, 837), </w:t>
+      </w:r>
+      <w:proofErr w:type="spellStart"/>
+      <w:r>
+        <w:rPr>
+          <w:rFonts w:asciiTheme="minorHAnsi" w:hAnsiTheme="minorHAnsi" w:cstheme="minorHAnsi"/>
+          <w:b/>
+          <w:bCs/>
+          <w:i/>
+          <w:iCs/>
+          <w:sz w:val="21"/>
+          <w:szCs w:val="21"/>
+        </w:rPr>
+        <w:t>HealthRules</w:t>
+      </w:r>
+      <w:proofErr w:type="spellEnd"/>
+      <w:r>
+        <w:rPr>
+          <w:rFonts w:asciiTheme="minorHAnsi" w:hAnsiTheme="minorHAnsi" w:cstheme="minorHAnsi"/>
+          <w:b/>
+          <w:bCs/>
+          <w:i/>
+          <w:iCs/>
+          <w:sz w:val="21"/>
+          <w:szCs w:val="21"/>
+        </w:rPr>
+        <w:t xml:space="preserve"> Payer (HRP), Agile +4</w:t>
       </w:r>
     </w:p>
     <w:p>
@@ -5084,6 +5394,7 @@
         </w:rPr>
         <w:t xml:space="preserve"> via CBRE’s internal ETL framework (</w:t>
       </w:r>
+      <w:proofErr w:type="spellStart"/>
       <w:r>
         <w:rPr>
           <w:rFonts w:asciiTheme="minorHAnsi" w:hAnsiTheme="minorHAnsi" w:cstheme="minorHAnsi"/>
@@ -5092,6 +5403,7 @@
         </w:rPr>
         <w:t>Lymbic</w:t>
       </w:r>
+      <w:proofErr w:type="spellEnd"/>
       <w:r>
         <w:rPr>
           <w:rFonts w:asciiTheme="minorHAnsi" w:hAnsiTheme="minorHAnsi" w:cstheme="minorHAnsi"/>
@@ -5183,6 +5495,7 @@
         </w:rPr>
         <w:t xml:space="preserve"> formats. These outputs fed into </w:t>
       </w:r>
+      <w:proofErr w:type="spellStart"/>
       <w:r>
         <w:rPr>
           <w:rFonts w:asciiTheme="minorHAnsi" w:hAnsiTheme="minorHAnsi" w:cstheme="minorHAnsi"/>
@@ -5191,6 +5504,7 @@
         </w:rPr>
         <w:t>PowerBI</w:t>
       </w:r>
+      <w:proofErr w:type="spellEnd"/>
       <w:r>
         <w:rPr>
           <w:rFonts w:asciiTheme="minorHAnsi" w:hAnsiTheme="minorHAnsi" w:cstheme="minorHAnsi"/>
@@ -5248,6 +5562,7 @@
         </w:rPr>
         <w:t xml:space="preserve">, </w:t>
       </w:r>
+      <w:proofErr w:type="spellStart"/>
       <w:r>
         <w:rPr>
           <w:rFonts w:asciiTheme="minorHAnsi" w:hAnsiTheme="minorHAnsi" w:cstheme="minorHAnsi"/>
@@ -5256,6 +5571,7 @@
         </w:rPr>
         <w:t>PyArrow</w:t>
       </w:r>
+      <w:proofErr w:type="spellEnd"/>
       <w:r>
         <w:rPr>
           <w:rFonts w:asciiTheme="minorHAnsi" w:hAnsiTheme="minorHAnsi" w:cstheme="minorHAnsi"/>
@@ -5481,7 +5797,33 @@
           <w:sz w:val="21"/>
           <w:szCs w:val="21"/>
         </w:rPr>
-        <w:t>Python, SQL, PostgreSQL, Apache Airflow, Power BI, Pandas, PyArrow, Parquet, Agile</w:t>
+        <w:t xml:space="preserve">Python, SQL, PostgreSQL, Apache Airflow, Power BI, Pandas, </w:t>
+      </w:r>
+      <w:proofErr w:type="spellStart"/>
+      <w:r>
+        <w:rPr>
+          <w:rFonts w:asciiTheme="minorHAnsi" w:hAnsiTheme="minorHAnsi" w:cstheme="minorHAnsi"/>
+          <w:b/>
+          <w:bCs/>
+          <w:i/>
+          <w:iCs/>
+          <w:sz w:val="21"/>
+          <w:szCs w:val="21"/>
+        </w:rPr>
+        <w:t>PyArrow</w:t>
+      </w:r>
+      <w:proofErr w:type="spellEnd"/>
+      <w:r>
+        <w:rPr>
+          <w:rFonts w:asciiTheme="minorHAnsi" w:hAnsiTheme="minorHAnsi" w:cstheme="minorHAnsi"/>
+          <w:b/>
+          <w:bCs/>
+          <w:i/>
+          <w:iCs/>
+          <w:sz w:val="21"/>
+          <w:szCs w:val="21"/>
+        </w:rPr>
+        <w:t>, Parquet, Agile</w:t>
       </w:r>
     </w:p>
     <w:bookmarkEnd w:id="0"/>
@@ -5506,6 +5848,7 @@
           <w:szCs w:val="23"/>
         </w:rPr>
       </w:pPr>
+      <w:proofErr w:type="spellStart"/>
       <w:r>
         <w:rPr>
           <w:rFonts w:asciiTheme="minorHAnsi" w:eastAsia="Calibri" w:hAnsiTheme="minorHAnsi" w:cstheme="minorHAnsi"/>
@@ -5514,7 +5857,18 @@
           <w:sz w:val="23"/>
           <w:szCs w:val="23"/>
         </w:rPr>
-        <w:t xml:space="preserve">AmNet Services Inc., Fairfield, NJ </w:t>
+        <w:t>AmNet</w:t>
+      </w:r>
+      <w:proofErr w:type="spellEnd"/>
+      <w:r>
+        <w:rPr>
+          <w:rFonts w:asciiTheme="minorHAnsi" w:eastAsia="Calibri" w:hAnsiTheme="minorHAnsi" w:cstheme="minorHAnsi"/>
+          <w:b/>
+          <w:color w:val="2E74B5" w:themeColor="accent1" w:themeShade="BF"/>
+          <w:sz w:val="23"/>
+          <w:szCs w:val="23"/>
+        </w:rPr>
+        <w:t xml:space="preserve"> Services Inc., Fairfield, NJ </w:t>
       </w:r>
       <w:r>
         <w:rPr>
@@ -5697,6 +6051,7 @@
         </w:rPr>
         <w:t xml:space="preserve">Designed and implemented a dimensional data warehouse model using </w:t>
       </w:r>
+      <w:proofErr w:type="spellStart"/>
       <w:r>
         <w:rPr>
           <w:rFonts w:asciiTheme="minorHAnsi" w:hAnsiTheme="minorHAnsi" w:cstheme="minorHAnsi"/>
@@ -5705,7 +6060,18 @@
           <w:sz w:val="22"/>
           <w:szCs w:val="22"/>
         </w:rPr>
-        <w:t>ERwin Data Modeler</w:t>
+        <w:t>ERwin</w:t>
+      </w:r>
+      <w:proofErr w:type="spellEnd"/>
+      <w:r>
+        <w:rPr>
+          <w:rFonts w:asciiTheme="minorHAnsi" w:hAnsiTheme="minorHAnsi" w:cstheme="minorHAnsi"/>
+          <w:b/>
+          <w:bCs/>
+          <w:sz w:val="22"/>
+          <w:szCs w:val="22"/>
+        </w:rPr>
+        <w:t xml:space="preserve"> Data Modeler</w:t>
       </w:r>
       <w:r>
         <w:rPr>
@@ -5821,6 +6187,7 @@
         </w:rPr>
         <w:t xml:space="preserve"> and </w:t>
       </w:r>
+      <w:proofErr w:type="spellStart"/>
       <w:r>
         <w:rPr>
           <w:rFonts w:asciiTheme="minorHAnsi" w:hAnsiTheme="minorHAnsi" w:cstheme="minorHAnsi"/>
@@ -5829,7 +6196,18 @@
           <w:sz w:val="22"/>
           <w:szCs w:val="22"/>
         </w:rPr>
-        <w:t>PowerBI dashboards</w:t>
+        <w:t>PowerBI</w:t>
+      </w:r>
+      <w:proofErr w:type="spellEnd"/>
+      <w:r>
+        <w:rPr>
+          <w:rFonts w:asciiTheme="minorHAnsi" w:hAnsiTheme="minorHAnsi" w:cstheme="minorHAnsi"/>
+          <w:b/>
+          <w:bCs/>
+          <w:sz w:val="22"/>
+          <w:szCs w:val="22"/>
+        </w:rPr>
+        <w:t xml:space="preserve"> dashboards</w:t>
       </w:r>
       <w:r>
         <w:rPr>
@@ -5932,7 +6310,6 @@
           <w:sz w:val="22"/>
           <w:szCs w:val="22"/>
         </w:rPr>
-        <w:lastRenderedPageBreak/>
         <w:t>Conducted rigorous testing of ETL workflows and reports to guarantee data quality and system performance at scale.</w:t>
       </w:r>
       <w:r>
@@ -5957,7 +6334,7 @@
       <w:pPr>
         <w:pStyle w:val="NormalWeb"/>
         <w:spacing w:before="12" w:beforeAutospacing="0" w:after="0" w:afterAutospacing="0"/>
-        <w:ind w:left="1080" w:right="-576"/>
+        <w:ind w:left="2520" w:right="-576" w:firstLine="360"/>
         <w:contextualSpacing/>
         <w:jc w:val="both"/>
         <w:rPr>
@@ -5997,7 +6374,67 @@
           <w:sz w:val="21"/>
           <w:szCs w:val="21"/>
         </w:rPr>
-        <w:t>Python, SQL, PostgreSQL, Apache Airflow, Power BI, Pandas, PyArrow, Parquet, Agile</w:t>
+        <w:t>SSIS/SSRS</w:t>
+      </w:r>
+      <w:r>
+        <w:rPr>
+          <w:rFonts w:asciiTheme="minorHAnsi" w:hAnsiTheme="minorHAnsi" w:cstheme="minorHAnsi"/>
+          <w:b/>
+          <w:bCs/>
+          <w:i/>
+          <w:iCs/>
+          <w:sz w:val="21"/>
+          <w:szCs w:val="21"/>
+        </w:rPr>
+        <w:t xml:space="preserve">, </w:t>
+      </w:r>
+      <w:r>
+        <w:rPr>
+          <w:rFonts w:asciiTheme="minorHAnsi" w:hAnsiTheme="minorHAnsi" w:cstheme="minorHAnsi"/>
+          <w:b/>
+          <w:bCs/>
+          <w:i/>
+          <w:iCs/>
+          <w:sz w:val="21"/>
+          <w:szCs w:val="21"/>
+        </w:rPr>
+        <w:t>T-</w:t>
+      </w:r>
+      <w:r>
+        <w:rPr>
+          <w:rFonts w:asciiTheme="minorHAnsi" w:hAnsiTheme="minorHAnsi" w:cstheme="minorHAnsi"/>
+          <w:b/>
+          <w:bCs/>
+          <w:i/>
+          <w:iCs/>
+          <w:sz w:val="21"/>
+          <w:szCs w:val="21"/>
+        </w:rPr>
+        <w:t xml:space="preserve">SQL, </w:t>
+      </w:r>
+      <w:r>
+        <w:rPr>
+          <w:rFonts w:asciiTheme="minorHAnsi" w:hAnsiTheme="minorHAnsi" w:cstheme="minorHAnsi"/>
+          <w:b/>
+          <w:bCs/>
+          <w:i/>
+          <w:iCs/>
+          <w:sz w:val="21"/>
+          <w:szCs w:val="21"/>
+        </w:rPr>
+        <w:t>Power-BI</w:t>
+      </w:r>
+      <w:r>
+        <w:rPr>
+          <w:rFonts w:asciiTheme="minorHAnsi" w:hAnsiTheme="minorHAnsi" w:cstheme="minorHAnsi"/>
+          <w:b/>
+          <w:bCs/>
+          <w:i/>
+          <w:iCs/>
+          <w:sz w:val="21"/>
+          <w:szCs w:val="21"/>
+        </w:rPr>
+        <w:t>, Agile</w:t>
       </w:r>
       <w:r>
         <w:rPr>

--- a/assets/rog.docx
+++ b/assets/rog.docx
@@ -94,7 +94,6 @@
         </w:rPr>
         <w:t xml:space="preserve">  </w:t>
       </w:r>
-      <w:proofErr w:type="gramStart"/>
       <w:r>
         <w:rPr>
           <w:rFonts w:asciiTheme="minorHAnsi" w:hAnsiTheme="minorHAnsi" w:cstheme="minorHAnsi"/>
@@ -113,7 +112,6 @@
         </w:rPr>
         <w:t xml:space="preserve"> (</w:t>
       </w:r>
-      <w:proofErr w:type="gramEnd"/>
       <w:r>
         <w:rPr>
           <w:rFonts w:asciiTheme="minorHAnsi" w:hAnsiTheme="minorHAnsi" w:cstheme="minorHAnsi"/>
@@ -1229,6 +1227,13 @@
                 <w:rFonts w:asciiTheme="minorHAnsi" w:eastAsia="Noto Sans Symbols" w:hAnsiTheme="minorHAnsi" w:cstheme="minorHAnsi"/>
                 <w:color w:val="000000"/>
               </w:rPr>
+              <w:t>,</w:t>
+            </w:r>
+            <w:r>
+              <w:rPr>
+                <w:rFonts w:asciiTheme="minorHAnsi" w:eastAsia="Noto Sans Symbols" w:hAnsiTheme="minorHAnsi" w:cstheme="minorHAnsi"/>
+                <w:color w:val="000000"/>
+              </w:rPr>
               <w:t xml:space="preserve"> </w:t>
             </w:r>
             <w:r>
@@ -2049,9 +2054,9 @@
           <w:sz w:val="21"/>
           <w:szCs w:val="21"/>
         </w:rPr>
-        <w:t>/Pandas</w:t>
-      </w:r>
-      <w:proofErr w:type="gramStart"/>
+        <w:t>/Pandas),</w:t>
+      </w:r>
+      <w:proofErr w:type="spellStart"/>
       <w:r>
         <w:rPr>
           <w:rFonts w:asciiTheme="minorHAnsi" w:eastAsia="Noto Sans Symbols" w:hAnsiTheme="minorHAnsi" w:cstheme="minorHAnsi"/>
@@ -2063,24 +2068,9 @@
           <w:sz w:val="21"/>
           <w:szCs w:val="21"/>
         </w:rPr>
-        <w:t>),</w:t>
-      </w:r>
-      <w:proofErr w:type="spellStart"/>
-      <w:r>
-        <w:rPr>
-          <w:rFonts w:asciiTheme="minorHAnsi" w:eastAsia="Noto Sans Symbols" w:hAnsiTheme="minorHAnsi" w:cstheme="minorHAnsi"/>
-          <w:b/>
-          <w:bCs/>
-          <w:i/>
-          <w:iCs/>
-          <w:color w:val="000000"/>
-          <w:sz w:val="21"/>
-          <w:szCs w:val="21"/>
-        </w:rPr>
         <w:t>GroqAPI</w:t>
       </w:r>
       <w:proofErr w:type="spellEnd"/>
-      <w:proofErr w:type="gramEnd"/>
       <w:r>
         <w:rPr>
           <w:rFonts w:asciiTheme="minorHAnsi" w:eastAsia="Noto Sans Symbols" w:hAnsiTheme="minorHAnsi" w:cstheme="minorHAnsi"/>
@@ -2505,25 +2495,7 @@
           <w:bCs/>
           <w:color w:val="000000"/>
         </w:rPr>
-        <w:t xml:space="preserve"> (Time </w:t>
-      </w:r>
-      <w:proofErr w:type="gramStart"/>
-      <w:r>
-        <w:rPr>
-          <w:rFonts w:asciiTheme="minorHAnsi" w:eastAsia="Noto Sans Symbols" w:hAnsiTheme="minorHAnsi" w:cstheme="minorHAnsi"/>
-          <w:bCs/>
-          <w:color w:val="000000"/>
-        </w:rPr>
-        <w:t>To</w:t>
-      </w:r>
-      <w:proofErr w:type="gramEnd"/>
-      <w:r>
-        <w:rPr>
-          <w:rFonts w:asciiTheme="minorHAnsi" w:eastAsia="Noto Sans Symbols" w:hAnsiTheme="minorHAnsi" w:cstheme="minorHAnsi"/>
-          <w:bCs/>
-          <w:color w:val="000000"/>
-        </w:rPr>
-        <w:t xml:space="preserve"> First Token).</w:t>
+        <w:t xml:space="preserve"> (Time To First Token).</w:t>
       </w:r>
     </w:p>
     <w:p>
@@ -4945,38 +4917,6 @@
       <w:pPr>
         <w:pStyle w:val="NormalWeb"/>
         <w:widowControl w:val="0"/>
-        <w:numPr>
-          <w:ilvl w:val="0"/>
-          <w:numId w:val="10"/>
-        </w:numPr>
-        <w:pBdr>
-          <w:top w:val="nil"/>
-          <w:left w:val="nil"/>
-          <w:bottom w:val="nil"/>
-          <w:right w:val="nil"/>
-          <w:between w:val="nil"/>
-        </w:pBdr>
-        <w:spacing w:before="12" w:beforeAutospacing="0" w:after="0" w:afterAutospacing="0"/>
-        <w:ind w:left="-270" w:right="-576" w:hanging="180"/>
-        <w:contextualSpacing/>
-        <w:jc w:val="both"/>
-        <w:rPr>
-          <w:rFonts w:asciiTheme="minorHAnsi" w:hAnsiTheme="minorHAnsi" w:cstheme="minorHAnsi"/>
-        </w:rPr>
-      </w:pPr>
-      <w:r>
-        <w:rPr>
-          <w:rFonts w:asciiTheme="minorHAnsi" w:hAnsiTheme="minorHAnsi" w:cstheme="minorHAnsi"/>
-          <w:sz w:val="22"/>
-          <w:szCs w:val="22"/>
-        </w:rPr>
-        <w:t>Participated in Agile sprint meetings to track progress on deliverables, resolve blockers, and ensure timely completion of project milestones across multiple initiatives.</w:t>
-      </w:r>
-    </w:p>
-    <w:p>
-      <w:pPr>
-        <w:pStyle w:val="NormalWeb"/>
-        <w:widowControl w:val="0"/>
         <w:pBdr>
           <w:top w:val="nil"/>
           <w:left w:val="nil"/>
@@ -5008,7 +4948,6 @@
           <w:sz w:val="21"/>
           <w:szCs w:val="21"/>
         </w:rPr>
-        <w:lastRenderedPageBreak/>
         <w:t>Tech Stack:</w:t>
       </w:r>
       <w:r>
@@ -5189,6 +5128,7 @@
           <w:sz w:val="23"/>
           <w:szCs w:val="23"/>
         </w:rPr>
+        <w:lastRenderedPageBreak/>
         <w:t xml:space="preserve">CBRE, Dallas, TX </w:t>
       </w:r>
       <w:r>
@@ -10961,6 +10901,7 @@
   <w:style w:type="character" w:default="1" w:styleId="DefaultParagraphFont">
     <w:name w:val="Default Paragraph Font"/>
     <w:uiPriority w:val="1"/>
+    <w:semiHidden/>
     <w:unhideWhenUsed/>
   </w:style>
   <w:style w:type="table" w:default="1" w:styleId="TableNormal">
